--- a/Printed Exam Notes/Ch 27 Index.docx
+++ b/Printed Exam Notes/Ch 27 Index.docx
@@ -48,7 +48,7 @@
         <w:fldChar w:fldCharType="begin"/>
       </w:r>
       <w:r>
-        <w:instrText xml:space="preserve"> PAGEREF lkLkClues \h </w:instrText>
+        <w:instrText xml:space="preserve"> PAGEREF lk27LkClues \h </w:instrText>
       </w:r>
       <w:r>
         <w:fldChar w:fldCharType="separate"/>
@@ -76,7 +76,7 @@
         <w:fldChar w:fldCharType="begin"/>
       </w:r>
       <w:r>
-        <w:instrText xml:space="preserve"> PAGEREF lkLkGloss \h </w:instrText>
+        <w:instrText xml:space="preserve"> PAGEREF lk27LkGloss \h </w:instrText>
       </w:r>
       <w:r>
         <w:fldChar w:fldCharType="separate"/>
@@ -104,7 +104,7 @@
         <w:fldChar w:fldCharType="begin"/>
       </w:r>
       <w:r>
-        <w:instrText xml:space="preserve"> PAGEREF lkLkIndex \h </w:instrText>
+        <w:instrText xml:space="preserve"> PAGEREF lk27LkIndex \h </w:instrText>
       </w:r>
       <w:r>
         <w:fldChar w:fldCharType="separate"/>
@@ -120,7 +120,7 @@
       <w:pPr>
         <w:pStyle w:val="Lookupheading"/>
       </w:pPr>
-      <w:bookmarkStart w:id="1" w:name="lkLkClues"/>
+      <w:bookmarkStart w:id="1" w:name="lk27LkClues"/>
       <w:r>
         <w:rPr>
           <w:rStyle w:val="Slidecode"/>
@@ -1148,7 +1148,7 @@
       <w:pPr>
         <w:pStyle w:val="Lookupheading"/>
       </w:pPr>
-      <w:bookmarkStart w:id="2" w:name="lkLkGloss"/>
+      <w:bookmarkStart w:id="2" w:name="lk27LkGloss"/>
       <w:r>
         <w:rPr>
           <w:rStyle w:val="Slidecode"/>
@@ -1281,7 +1281,7 @@
       <w:pPr>
         <w:pStyle w:val="Lookupheading"/>
       </w:pPr>
-      <w:bookmarkStart w:id="3" w:name="lkLkIndex"/>
+      <w:bookmarkStart w:id="3" w:name="lk27LkIndex"/>
       <w:r>
         <w:rPr>
           <w:rStyle w:val="Slidecode"/>

--- a/Printed Exam Notes/Ch 27 Index.docx
+++ b/Printed Exam Notes/Ch 27 Index.docx
@@ -2313,79 +2313,79 @@
     </w:pPr>
     <w:r>
       <w:rPr>
-        <w:sz w:val="18"/>
+        <w:sz w:val="17"/>
       </w:rPr>
     </w:r>
     <w:r>
       <w:rPr>
-        <w:sz w:val="16"/>
+        <w:sz w:val="15"/>
       </w:rPr>
       <w:t>BIO II printed notes: Ch 27 (index)</w:t>
       <w:tab/>
     </w:r>
     <w:r>
       <w:rPr>
-        <w:sz w:val="18"/>
+        <w:sz w:val="17"/>
       </w:rPr>
       <w:fldChar w:fldCharType="begin"/>
     </w:r>
     <w:r>
       <w:rPr>
-        <w:sz w:val="18"/>
+        <w:sz w:val="17"/>
       </w:rPr>
       <w:instrText xml:space="preserve"> STYLEREF "Slide code" </w:instrText>
     </w:r>
     <w:r>
       <w:rPr>
-        <w:sz w:val="18"/>
+        <w:sz w:val="17"/>
       </w:rPr>
       <w:fldChar w:fldCharType="separate"/>
     </w:r>
     <w:r>
       <w:rPr>
-        <w:sz w:val="18"/>
+        <w:sz w:val="17"/>
       </w:rPr>
       <w:t/>
     </w:r>
     <w:r>
       <w:rPr>
-        <w:sz w:val="18"/>
+        <w:sz w:val="17"/>
       </w:rPr>
       <w:fldChar w:fldCharType="end"/>
     </w:r>
     <w:r>
       <w:rPr>
-        <w:sz w:val="18"/>
+        <w:sz w:val="17"/>
       </w:rPr>
       <w:t xml:space="preserve"> – </w:t>
     </w:r>
     <w:r>
       <w:rPr>
-        <w:sz w:val="18"/>
+        <w:sz w:val="17"/>
       </w:rPr>
       <w:fldChar w:fldCharType="begin"/>
     </w:r>
     <w:r>
       <w:rPr>
-        <w:sz w:val="18"/>
+        <w:sz w:val="17"/>
       </w:rPr>
       <w:instrText xml:space="preserve"> STYLEREF "Slide code" \l </w:instrText>
     </w:r>
     <w:r>
       <w:rPr>
-        <w:sz w:val="18"/>
+        <w:sz w:val="17"/>
       </w:rPr>
       <w:fldChar w:fldCharType="separate"/>
     </w:r>
     <w:r>
       <w:rPr>
-        <w:sz w:val="18"/>
+        <w:sz w:val="17"/>
       </w:rPr>
       <w:t/>
     </w:r>
     <w:r>
       <w:rPr>
-        <w:sz w:val="18"/>
+        <w:sz w:val="17"/>
       </w:rPr>
       <w:fldChar w:fldCharType="end"/>
     </w:r>
@@ -2573,7 +2573,7 @@
       <w:lvlText w:val="•"/>
       <w:lvlJc w:val="left"/>
       <w:pPr>
-        <w:ind w:left="183" w:hanging="183"/>
+        <w:ind w:left="172" w:hanging="172"/>
       </w:pPr>
       <w:rPr>
         <w:rFonts w:ascii="Arial Narrow" w:hAnsi="Arial Narrow" w:cs="Arial Narrow"/>
@@ -2585,7 +2585,7 @@
       <w:lvlText w:val="–"/>
       <w:lvlJc w:val="left"/>
       <w:pPr>
-        <w:ind w:left="379" w:hanging="183"/>
+        <w:ind w:left="356" w:hanging="172"/>
       </w:pPr>
       <w:rPr>
         <w:rFonts w:ascii="Arial Narrow" w:hAnsi="Arial Narrow" w:cs="Arial Narrow"/>
@@ -2597,7 +2597,7 @@
       <w:lvlText w:val="–"/>
       <w:lvlJc w:val="left"/>
       <w:pPr>
-        <w:ind w:left="575" w:hanging="183"/>
+        <w:ind w:left="540" w:hanging="172"/>
       </w:pPr>
       <w:rPr>
         <w:rFonts w:ascii="Arial Narrow" w:hAnsi="Arial Narrow" w:cs="Arial Narrow"/>
@@ -2609,7 +2609,7 @@
       <w:lvlText w:val="–"/>
       <w:lvlJc w:val="left"/>
       <w:pPr>
-        <w:ind w:left="771" w:hanging="183"/>
+        <w:ind w:left="724" w:hanging="172"/>
       </w:pPr>
       <w:rPr>
         <w:rFonts w:ascii="Arial Narrow" w:hAnsi="Arial Narrow" w:cs="Arial Narrow"/>
@@ -2621,7 +2621,7 @@
       <w:lvlText w:val="–"/>
       <w:lvlJc w:val="left"/>
       <w:pPr>
-        <w:ind w:left="967" w:hanging="183"/>
+        <w:ind w:left="908" w:hanging="172"/>
       </w:pPr>
       <w:rPr>
         <w:rFonts w:ascii="Arial Narrow" w:hAnsi="Arial Narrow" w:cs="Arial Narrow"/>
@@ -2633,7 +2633,7 @@
       <w:lvlText w:val="–"/>
       <w:lvlJc w:val="left"/>
       <w:pPr>
-        <w:ind w:left="1163" w:hanging="183"/>
+        <w:ind w:left="1092" w:hanging="172"/>
       </w:pPr>
       <w:rPr>
         <w:rFonts w:ascii="Arial Narrow" w:hAnsi="Arial Narrow" w:cs="Arial Narrow"/>
@@ -2645,7 +2645,7 @@
       <w:lvlText w:val="–"/>
       <w:lvlJc w:val="left"/>
       <w:pPr>
-        <w:ind w:left="1359" w:hanging="183"/>
+        <w:ind w:left="1276" w:hanging="172"/>
       </w:pPr>
       <w:rPr>
         <w:rFonts w:ascii="Arial Narrow" w:hAnsi="Arial Narrow" w:cs="Arial Narrow"/>
@@ -2657,7 +2657,7 @@
       <w:lvlText w:val="–"/>
       <w:lvlJc w:val="left"/>
       <w:pPr>
-        <w:ind w:left="1555" w:hanging="183"/>
+        <w:ind w:left="1460" w:hanging="172"/>
       </w:pPr>
       <w:rPr>
         <w:rFonts w:ascii="Arial Narrow" w:hAnsi="Arial Narrow" w:cs="Arial Narrow"/>
@@ -2669,7 +2669,7 @@
       <w:lvlText w:val="–"/>
       <w:lvlJc w:val="left"/>
       <w:pPr>
-        <w:ind w:left="1751" w:hanging="183"/>
+        <w:ind w:left="1644" w:hanging="172"/>
       </w:pPr>
       <w:rPr>
         <w:rFonts w:ascii="Arial Narrow" w:hAnsi="Arial Narrow" w:cs="Arial Narrow"/>
@@ -2874,7 +2874,7 @@
     </w:pPr>
     <w:rPr>
       <w:rFonts w:ascii="Arial Narrow" w:hAnsi="Arial Narrow" w:eastAsia="Arial Narrow"/>
-      <w:sz w:val="24"/>
+      <w:sz w:val="23"/>
     </w:rPr>
   </w:style>
   <w:style w:type="paragraph" w:styleId="Header">
@@ -14562,11 +14562,11 @@
     <w:name w:val="Notes title"/>
     <w:basedOn w:val="Normal"/>
     <w:pPr>
-      <w:spacing w:before="0" w:after="49"/>
+      <w:spacing w:before="0" w:after="46"/>
     </w:pPr>
     <w:rPr>
       <w:b/>
-      <w:sz w:val="30"/>
+      <w:sz w:val="29"/>
     </w:rPr>
   </w:style>
   <w:style w:type="paragraph" w:customStyle="1" w:styleId="Howto">
@@ -14594,7 +14594,7 @@
         <w:right w:val="single" w:sz="4" w:space="2" w:color="auto"/>
       </w:pBdr>
       <w:spacing w:before="0" w:after="0"/>
-      <w:ind w:left="245" w:hanging="245"/>
+      <w:ind w:left="230" w:hanging="230"/>
     </w:pPr>
     <w:rPr/>
   </w:style>
@@ -14603,7 +14603,7 @@
     <w:basedOn w:val="Normal"/>
     <w:pPr>
       <w:keepNext/>
-      <w:spacing w:before="86" w:after="0"/>
+      <w:spacing w:before="80" w:after="0"/>
     </w:pPr>
     <w:rPr>
       <w:b/>
@@ -14614,7 +14614,7 @@
     <w:basedOn w:val="Normal"/>
     <w:pPr>
       <w:spacing w:before="0" w:after="0"/>
-      <w:ind w:left="183" w:hanging="183"/>
+      <w:ind w:left="172" w:hanging="172"/>
     </w:pPr>
     <w:rPr/>
   </w:style>
@@ -14623,11 +14623,11 @@
     <w:basedOn w:val="Normal"/>
     <w:pPr>
       <w:keepNext/>
-      <w:spacing w:before="122" w:after="61"/>
+      <w:spacing w:before="115" w:after="57"/>
     </w:pPr>
     <w:rPr>
       <w:b/>
-      <w:sz w:val="33"/>
+      <w:sz w:val="32"/>
     </w:rPr>
   </w:style>
   <w:style w:type="paragraph" w:customStyle="1" w:styleId="Sectionheading">
@@ -14635,138 +14635,138 @@
     <w:basedOn w:val="Normal"/>
     <w:pPr>
       <w:keepNext/>
-      <w:spacing w:before="110" w:after="24"/>
-    </w:pPr>
-    <w:rPr>
-      <w:b/>
-      <w:sz w:val="28"/>
-    </w:rPr>
-  </w:style>
-  <w:style w:type="paragraph" w:customStyle="1" w:styleId="Pointer">
-    <w:name w:val="Pointer"/>
-    <w:basedOn w:val="Normal"/>
-    <w:pPr>
-      <w:spacing w:before="0" w:after="24"/>
-    </w:pPr>
-    <w:rPr>
-      <w:i/>
-    </w:rPr>
-  </w:style>
-  <w:style w:type="paragraph" w:customStyle="1" w:styleId="Slideheading">
-    <w:name w:val="Slide heading"/>
-    <w:basedOn w:val="Normal"/>
-    <w:pPr>
-      <w:keepNext/>
-      <w:spacing w:before="73" w:after="0"/>
-    </w:pPr>
-    <w:rPr/>
-  </w:style>
-  <w:style w:type="paragraph" w:customStyle="1" w:styleId="Bullet">
-    <w:name w:val="Bullet"/>
-    <w:basedOn w:val="Normal"/>
-    <w:pPr>
-      <w:spacing w:before="0" w:after="0"/>
-    </w:pPr>
-    <w:rPr/>
-  </w:style>
-  <w:style w:type="paragraph" w:customStyle="1" w:styleId="Figure">
-    <w:name w:val="Figure"/>
-    <w:basedOn w:val="Normal"/>
-    <w:pPr>
-      <w:spacing w:before="0" w:after="0"/>
-      <w:ind w:left="183" w:hanging="183"/>
-    </w:pPr>
-    <w:rPr/>
-  </w:style>
-  <w:style w:type="paragraph" w:customStyle="1" w:styleId="Correction">
-    <w:name w:val="Correction"/>
-    <w:basedOn w:val="Normal"/>
-    <w:pPr>
-      <w:spacing w:before="0" w:after="0"/>
-      <w:ind w:left="183" w:hanging="183"/>
-    </w:pPr>
-    <w:rPr/>
-  </w:style>
-  <w:style w:type="paragraph" w:customStyle="1" w:styleId="Tabletext">
-    <w:name w:val="Table text"/>
-    <w:basedOn w:val="Normal"/>
-    <w:pPr>
-      <w:spacing w:before="0" w:after="29"/>
-    </w:pPr>
-    <w:rPr/>
-  </w:style>
-  <w:style w:type="paragraph" w:customStyle="1" w:styleId="Lookupheading">
-    <w:name w:val="Lookup heading"/>
-    <w:basedOn w:val="Normal"/>
-    <w:pPr>
-      <w:keepNext/>
-      <w:spacing w:before="98" w:after="49"/>
-    </w:pPr>
-    <w:rPr>
-      <w:b/>
-      <w:sz w:val="33"/>
-    </w:rPr>
-  </w:style>
-  <w:style w:type="paragraph" w:customStyle="1" w:styleId="Tabletitle">
-    <w:name w:val="Table title"/>
-    <w:basedOn w:val="Normal"/>
-    <w:pPr>
-      <w:keepNext/>
-      <w:spacing w:before="110" w:after="0"/>
-    </w:pPr>
-    <w:rPr/>
-  </w:style>
-  <w:style w:type="paragraph" w:customStyle="1" w:styleId="Groupheading">
-    <w:name w:val="Group heading"/>
-    <w:basedOn w:val="Normal"/>
-    <w:pPr>
-      <w:keepNext/>
-      <w:spacing w:before="98" w:after="24"/>
-    </w:pPr>
-    <w:rPr>
-      <w:b/>
-      <w:sz w:val="25"/>
-    </w:rPr>
-  </w:style>
-  <w:style w:type="paragraph" w:customStyle="1" w:styleId="Entry">
-    <w:name w:val="Entry"/>
-    <w:basedOn w:val="Normal"/>
-    <w:pPr>
-      <w:spacing w:before="0" w:after="0"/>
-      <w:ind w:left="183" w:hanging="183"/>
-    </w:pPr>
-    <w:rPr/>
-  </w:style>
-  <w:style w:type="paragraph" w:customStyle="1" w:styleId="Guideheading">
-    <w:name w:val="Guide heading"/>
-    <w:basedOn w:val="Normal"/>
-    <w:pPr>
-      <w:keepNext/>
-      <w:spacing w:before="49" w:after="37"/>
-    </w:pPr>
-    <w:rPr>
-      <w:b/>
-      <w:sz w:val="30"/>
-    </w:rPr>
-  </w:style>
-  <w:style w:type="paragraph" w:customStyle="1" w:styleId="Guidepart">
-    <w:name w:val="Guide part"/>
-    <w:basedOn w:val="Normal"/>
-    <w:pPr>
-      <w:keepNext/>
-      <w:spacing w:before="98" w:after="24"/>
+      <w:spacing w:before="103" w:after="23"/>
     </w:pPr>
     <w:rPr>
       <w:b/>
       <w:sz w:val="27"/>
     </w:rPr>
   </w:style>
+  <w:style w:type="paragraph" w:customStyle="1" w:styleId="Pointer">
+    <w:name w:val="Pointer"/>
+    <w:basedOn w:val="Normal"/>
+    <w:pPr>
+      <w:spacing w:before="0" w:after="23"/>
+    </w:pPr>
+    <w:rPr>
+      <w:i/>
+    </w:rPr>
+  </w:style>
+  <w:style w:type="paragraph" w:customStyle="1" w:styleId="Slideheading">
+    <w:name w:val="Slide heading"/>
+    <w:basedOn w:val="Normal"/>
+    <w:pPr>
+      <w:keepNext/>
+      <w:spacing w:before="69" w:after="0"/>
+    </w:pPr>
+    <w:rPr/>
+  </w:style>
+  <w:style w:type="paragraph" w:customStyle="1" w:styleId="Bullet">
+    <w:name w:val="Bullet"/>
+    <w:basedOn w:val="Normal"/>
+    <w:pPr>
+      <w:spacing w:before="0" w:after="0"/>
+    </w:pPr>
+    <w:rPr/>
+  </w:style>
+  <w:style w:type="paragraph" w:customStyle="1" w:styleId="Figure">
+    <w:name w:val="Figure"/>
+    <w:basedOn w:val="Normal"/>
+    <w:pPr>
+      <w:spacing w:before="0" w:after="0"/>
+      <w:ind w:left="172" w:hanging="172"/>
+    </w:pPr>
+    <w:rPr/>
+  </w:style>
+  <w:style w:type="paragraph" w:customStyle="1" w:styleId="Correction">
+    <w:name w:val="Correction"/>
+    <w:basedOn w:val="Normal"/>
+    <w:pPr>
+      <w:spacing w:before="0" w:after="0"/>
+      <w:ind w:left="172" w:hanging="172"/>
+    </w:pPr>
+    <w:rPr/>
+  </w:style>
+  <w:style w:type="paragraph" w:customStyle="1" w:styleId="Tabletext">
+    <w:name w:val="Table text"/>
+    <w:basedOn w:val="Normal"/>
+    <w:pPr>
+      <w:spacing w:before="0" w:after="28"/>
+    </w:pPr>
+    <w:rPr/>
+  </w:style>
+  <w:style w:type="paragraph" w:customStyle="1" w:styleId="Lookupheading">
+    <w:name w:val="Lookup heading"/>
+    <w:basedOn w:val="Normal"/>
+    <w:pPr>
+      <w:keepNext/>
+      <w:spacing w:before="92" w:after="46"/>
+    </w:pPr>
+    <w:rPr>
+      <w:b/>
+      <w:sz w:val="32"/>
+    </w:rPr>
+  </w:style>
+  <w:style w:type="paragraph" w:customStyle="1" w:styleId="Tabletitle">
+    <w:name w:val="Table title"/>
+    <w:basedOn w:val="Normal"/>
+    <w:pPr>
+      <w:keepNext/>
+      <w:spacing w:before="103" w:after="0"/>
+    </w:pPr>
+    <w:rPr/>
+  </w:style>
+  <w:style w:type="paragraph" w:customStyle="1" w:styleId="Groupheading">
+    <w:name w:val="Group heading"/>
+    <w:basedOn w:val="Normal"/>
+    <w:pPr>
+      <w:keepNext/>
+      <w:spacing w:before="92" w:after="23"/>
+    </w:pPr>
+    <w:rPr>
+      <w:b/>
+      <w:sz w:val="24"/>
+    </w:rPr>
+  </w:style>
+  <w:style w:type="paragraph" w:customStyle="1" w:styleId="Entry">
+    <w:name w:val="Entry"/>
+    <w:basedOn w:val="Normal"/>
+    <w:pPr>
+      <w:spacing w:before="0" w:after="0"/>
+      <w:ind w:left="172" w:hanging="172"/>
+    </w:pPr>
+    <w:rPr/>
+  </w:style>
+  <w:style w:type="paragraph" w:customStyle="1" w:styleId="Guideheading">
+    <w:name w:val="Guide heading"/>
+    <w:basedOn w:val="Normal"/>
+    <w:pPr>
+      <w:keepNext/>
+      <w:spacing w:before="46" w:after="34"/>
+    </w:pPr>
+    <w:rPr>
+      <w:b/>
+      <w:sz w:val="29"/>
+    </w:rPr>
+  </w:style>
+  <w:style w:type="paragraph" w:customStyle="1" w:styleId="Guidepart">
+    <w:name w:val="Guide part"/>
+    <w:basedOn w:val="Normal"/>
+    <w:pPr>
+      <w:keepNext/>
+      <w:spacing w:before="92" w:after="23"/>
+    </w:pPr>
+    <w:rPr>
+      <w:b/>
+      <w:sz w:val="26"/>
+    </w:rPr>
+  </w:style>
   <w:style w:type="paragraph" w:customStyle="1" w:styleId="Guidesubheading">
     <w:name w:val="Guide subheading"/>
     <w:basedOn w:val="Normal"/>
     <w:pPr>
       <w:keepNext/>
-      <w:spacing w:before="61" w:after="0"/>
+      <w:spacing w:before="57" w:after="0"/>
     </w:pPr>
     <w:rPr>
       <w:b/>
@@ -14776,7 +14776,7 @@
     <w:name w:val="Guide text"/>
     <w:basedOn w:val="Normal"/>
     <w:pPr>
-      <w:spacing w:before="0" w:after="61"/>
+      <w:spacing w:before="0" w:after="57"/>
     </w:pPr>
     <w:rPr/>
   </w:style>

--- a/Printed Exam Notes/Ch 27 Index.docx
+++ b/Printed Exam Notes/Ch 27 Index.docx
@@ -8,7 +8,7 @@
       </w:pPr>
       <w:r>
         <w:rPr/>
-        <w:t>BIO II printed notes: Ch 27 (index)</w:t>
+        <w:t>Ch. 27: Flowering Plants: Reproduction (index)</w:t>
       </w:r>
     </w:p>
     <w:p>
@@ -29,7 +29,16 @@
       </w:pPr>
       <w:r>
         <w:rPr/>
-        <w:t>Contents</w:t>
+        <w:t>Contents (pages in the main notes)</w:t>
+      </w:r>
+    </w:p>
+    <w:p>
+      <w:pPr>
+        <w:pStyle w:val="Mapsection"/>
+      </w:pPr>
+      <w:r>
+        <w:rPr/>
+        <w:t>27.1 Sexual Reproductive Strategies</w:t>
       </w:r>
     </w:p>
     <w:p>
@@ -41,23 +50,11 @@
       </w:pPr>
       <w:r>
         <w:rPr/>
-        <w:t>Clue index: description → answer</w:t>
+        <w:t>27.1.3 Sexual Reproductive Strategies</w:t>
         <w:tab/>
       </w:r>
       <w:r>
-        <w:fldChar w:fldCharType="begin"/>
-      </w:r>
-      <w:r>
-        <w:instrText xml:space="preserve"> PAGEREF lk27LkClues \h </w:instrText>
-      </w:r>
-      <w:r>
-        <w:fldChar w:fldCharType="separate"/>
-      </w:r>
-      <w:r>
         <w:t>1</w:t>
-      </w:r>
-      <w:r>
-        <w:fldChar w:fldCharType="end"/>
       </w:r>
     </w:p>
     <w:p>
@@ -69,23 +66,11 @@
       </w:pPr>
       <w:r>
         <w:rPr/>
-        <w:t>Glossary: terms no slide explains</w:t>
+        <w:t>27.1.4 Sexual Reproduction in Flowering Plants</w:t>
         <w:tab/>
       </w:r>
       <w:r>
-        <w:fldChar w:fldCharType="begin"/>
-      </w:r>
-      <w:r>
-        <w:instrText xml:space="preserve"> PAGEREF lk27LkGloss \h </w:instrText>
-      </w:r>
-      <w:r>
-        <w:fldChar w:fldCharType="separate"/>
-      </w:r>
-      <w:r>
         <w:t>1</w:t>
-      </w:r>
-      <w:r>
-        <w:fldChar w:fldCharType="end"/>
       </w:r>
     </w:p>
     <w:p>
@@ -97,6 +82,747 @@
       </w:pPr>
       <w:r>
         <w:rPr/>
+        <w:t>27.1.5 Sexual Reproductive Strategies</w:t>
+        <w:tab/>
+      </w:r>
+      <w:r>
+        <w:t>1</w:t>
+      </w:r>
+    </w:p>
+    <w:p>
+      <w:pPr>
+        <w:pStyle w:val="Mapentry"/>
+        <w:tabs>
+          <w:tab w:pos="5400" w:val="right"/>
+        </w:tabs>
+      </w:pPr>
+      <w:r>
+        <w:rPr/>
+        <w:t>27.1.6 Flowers</w:t>
+        <w:tab/>
+      </w:r>
+      <w:r>
+        <w:t>1</w:t>
+      </w:r>
+    </w:p>
+    <w:p>
+      <w:pPr>
+        <w:pStyle w:val="Mapentry"/>
+        <w:tabs>
+          <w:tab w:pos="5400" w:val="right"/>
+        </w:tabs>
+      </w:pPr>
+      <w:r>
+        <w:rPr/>
+        <w:t>27.1.7 Flower Structure</w:t>
+        <w:tab/>
+      </w:r>
+      <w:r>
+        <w:t>1</w:t>
+      </w:r>
+    </w:p>
+    <w:p>
+      <w:pPr>
+        <w:pStyle w:val="Mapentry"/>
+        <w:tabs>
+          <w:tab w:pos="5400" w:val="right"/>
+        </w:tabs>
+      </w:pPr>
+      <w:r>
+        <w:rPr/>
+        <w:t>27.1.8 Anatomy of a Flower</w:t>
+        <w:tab/>
+      </w:r>
+      <w:r>
+        <w:t>1</w:t>
+      </w:r>
+    </w:p>
+    <w:p>
+      <w:pPr>
+        <w:pStyle w:val="Mapentry"/>
+        <w:tabs>
+          <w:tab w:pos="5400" w:val="right"/>
+        </w:tabs>
+      </w:pPr>
+      <w:r>
+        <w:rPr/>
+        <w:t>27.1.9 Monocot Versus Eudicot Flowers</w:t>
+        <w:tab/>
+      </w:r>
+      <w:r>
+        <w:t>1</w:t>
+      </w:r>
+    </w:p>
+    <w:p>
+      <w:pPr>
+        <w:pStyle w:val="Mapentry"/>
+        <w:tabs>
+          <w:tab w:pos="5400" w:val="right"/>
+        </w:tabs>
+      </w:pPr>
+      <w:r>
+        <w:rPr/>
+        <w:t>27.1.10 Variations in Flower Structure</w:t>
+        <w:tab/>
+      </w:r>
+      <w:r>
+        <w:t>1</w:t>
+      </w:r>
+    </w:p>
+    <w:p>
+      <w:pPr>
+        <w:pStyle w:val="Mapentry"/>
+        <w:tabs>
+          <w:tab w:pos="5400" w:val="right"/>
+        </w:tabs>
+      </w:pPr>
+      <w:r>
+        <w:rPr/>
+        <w:t>27.1.11 Monoecious and Dioecious Plants</w:t>
+        <w:tab/>
+      </w:r>
+      <w:r>
+        <w:t>1</w:t>
+      </w:r>
+    </w:p>
+    <w:p>
+      <w:pPr>
+        <w:pStyle w:val="Mapentry"/>
+        <w:tabs>
+          <w:tab w:pos="5400" w:val="right"/>
+        </w:tabs>
+      </w:pPr>
+      <w:r>
+        <w:rPr/>
+        <w:t>27.1.12 Development of Male Gametophyte</w:t>
+        <w:tab/>
+      </w:r>
+      <w:r>
+        <w:t>1</w:t>
+      </w:r>
+    </w:p>
+    <w:p>
+      <w:pPr>
+        <w:pStyle w:val="Mapentry"/>
+        <w:tabs>
+          <w:tab w:pos="5400" w:val="right"/>
+        </w:tabs>
+      </w:pPr>
+      <w:r>
+        <w:rPr/>
+        <w:t>27.1.13 Life Cycle of Flowering Plants</w:t>
+        <w:tab/>
+      </w:r>
+      <w:r>
+        <w:t>2</w:t>
+      </w:r>
+    </w:p>
+    <w:p>
+      <w:pPr>
+        <w:pStyle w:val="Mapentry"/>
+        <w:tabs>
+          <w:tab w:pos="5400" w:val="right"/>
+        </w:tabs>
+      </w:pPr>
+      <w:r>
+        <w:rPr/>
+        <w:t>27.1.14 Development of Female Gametophyte</w:t>
+        <w:tab/>
+      </w:r>
+      <w:r>
+        <w:t>2</w:t>
+      </w:r>
+    </w:p>
+    <w:p>
+      <w:pPr>
+        <w:pStyle w:val="Mapentry"/>
+        <w:tabs>
+          <w:tab w:pos="5400" w:val="right"/>
+        </w:tabs>
+      </w:pPr>
+      <w:r>
+        <w:rPr/>
+        <w:t>27.1.15 Types of Pollination</w:t>
+        <w:tab/>
+      </w:r>
+      <w:r>
+        <w:t>2</w:t>
+      </w:r>
+    </w:p>
+    <w:p>
+      <w:pPr>
+        <w:pStyle w:val="Mapentry"/>
+        <w:tabs>
+          <w:tab w:pos="5400" w:val="right"/>
+        </w:tabs>
+      </w:pPr>
+      <w:r>
+        <w:rPr/>
+        <w:t>27.1.16 Pollination</w:t>
+        <w:tab/>
+      </w:r>
+      <w:r>
+        <w:t>2</w:t>
+      </w:r>
+    </w:p>
+    <w:p>
+      <w:pPr>
+        <w:pStyle w:val="Mapentry"/>
+        <w:tabs>
+          <w:tab w:pos="5400" w:val="right"/>
+        </w:tabs>
+      </w:pPr>
+      <w:r>
+        <w:rPr/>
+        <w:t>27.1.17 Fertilization</w:t>
+        <w:tab/>
+      </w:r>
+      <w:r>
+        <w:t>2</w:t>
+      </w:r>
+    </w:p>
+    <w:p>
+      <w:pPr>
+        <w:pStyle w:val="Mapentry"/>
+        <w:tabs>
+          <w:tab w:pos="5400" w:val="right"/>
+        </w:tabs>
+      </w:pPr>
+      <w:r>
+        <w:rPr/>
+        <w:t>27.1.18 Insect Pollinators</w:t>
+        <w:tab/>
+      </w:r>
+      <w:r>
+        <w:t>2</w:t>
+      </w:r>
+    </w:p>
+    <w:p>
+      <w:pPr>
+        <w:pStyle w:val="Mapentry"/>
+        <w:tabs>
+          <w:tab w:pos="5400" w:val="right"/>
+        </w:tabs>
+      </w:pPr>
+      <w:r>
+        <w:rPr/>
+        <w:t>27.1.19 Bird and Bat Pollinators</w:t>
+        <w:tab/>
+      </w:r>
+      <w:r>
+        <w:t>2</w:t>
+      </w:r>
+    </w:p>
+    <w:p>
+      <w:pPr>
+        <w:pStyle w:val="Mapsection"/>
+      </w:pPr>
+      <w:r>
+        <w:rPr/>
+        <w:t>27.2 Seed Development</w:t>
+      </w:r>
+    </w:p>
+    <w:p>
+      <w:pPr>
+        <w:pStyle w:val="Mapentry"/>
+        <w:tabs>
+          <w:tab w:pos="5400" w:val="right"/>
+        </w:tabs>
+      </w:pPr>
+      <w:r>
+        <w:rPr/>
+        <w:t>27.2.20 Seed Development</w:t>
+        <w:tab/>
+      </w:r>
+      <w:r>
+        <w:t>3</w:t>
+      </w:r>
+    </w:p>
+    <w:p>
+      <w:pPr>
+        <w:pStyle w:val="Mapentry"/>
+        <w:tabs>
+          <w:tab w:pos="5400" w:val="right"/>
+        </w:tabs>
+      </w:pPr>
+      <w:r>
+        <w:rPr/>
+        <w:t>27.2.21 The Heart Stage and Torpedo Stage Embryos</w:t>
+        <w:tab/>
+      </w:r>
+      <w:r>
+        <w:t>3</w:t>
+      </w:r>
+    </w:p>
+    <w:p>
+      <w:pPr>
+        <w:pStyle w:val="Mapentry"/>
+        <w:tabs>
+          <w:tab w:pos="5400" w:val="right"/>
+        </w:tabs>
+      </w:pPr>
+      <w:r>
+        <w:rPr/>
+        <w:t>27.2.22 The Mature Embryo</w:t>
+        <w:tab/>
+      </w:r>
+      <w:r>
+        <w:t>3</w:t>
+      </w:r>
+    </w:p>
+    <w:p>
+      <w:pPr>
+        <w:pStyle w:val="Mapentry"/>
+        <w:tabs>
+          <w:tab w:pos="5400" w:val="right"/>
+        </w:tabs>
+      </w:pPr>
+      <w:r>
+        <w:rPr/>
+        <w:t>27.2.23–24 Development of a Eudicot Embryo</w:t>
+        <w:tab/>
+      </w:r>
+      <w:r>
+        <w:t>3</w:t>
+      </w:r>
+    </w:p>
+    <w:p>
+      <w:pPr>
+        <w:pStyle w:val="Mapentry"/>
+        <w:tabs>
+          <w:tab w:pos="5400" w:val="right"/>
+        </w:tabs>
+      </w:pPr>
+      <w:r>
+        <w:rPr/>
+        <w:t>27.2.25 Monocot Versus Eudicot Seeds</w:t>
+        <w:tab/>
+      </w:r>
+      <w:r>
+        <w:t>3</w:t>
+      </w:r>
+    </w:p>
+    <w:p>
+      <w:pPr>
+        <w:pStyle w:val="Mapentry"/>
+        <w:tabs>
+          <w:tab w:pos="5400" w:val="right"/>
+        </w:tabs>
+      </w:pPr>
+      <w:r>
+        <w:rPr/>
+        <w:t>27.2.26 Monocot Versus Eudicot</w:t>
+        <w:tab/>
+      </w:r>
+      <w:r>
+        <w:t>3</w:t>
+      </w:r>
+    </w:p>
+    <w:p>
+      <w:pPr>
+        <w:pStyle w:val="Mapsection"/>
+      </w:pPr>
+      <w:r>
+        <w:rPr/>
+        <w:t>27.3 Fruit Types and Seed Dispersal</w:t>
+      </w:r>
+    </w:p>
+    <w:p>
+      <w:pPr>
+        <w:pStyle w:val="Mapentry"/>
+        <w:tabs>
+          <w:tab w:pos="5400" w:val="right"/>
+        </w:tabs>
+      </w:pPr>
+      <w:r>
+        <w:rPr/>
+        <w:t>27.3.27 Fruit Types and Seed Dispersal</w:t>
+        <w:tab/>
+      </w:r>
+      <w:r>
+        <w:t>3</w:t>
+      </w:r>
+    </w:p>
+    <w:p>
+      <w:pPr>
+        <w:pStyle w:val="Mapentry"/>
+        <w:tabs>
+          <w:tab w:pos="5400" w:val="right"/>
+        </w:tabs>
+      </w:pPr>
+      <w:r>
+        <w:rPr/>
+        <w:t>27.3.28 Fruit Development</w:t>
+        <w:tab/>
+      </w:r>
+      <w:r>
+        <w:t>3</w:t>
+      </w:r>
+    </w:p>
+    <w:p>
+      <w:pPr>
+        <w:pStyle w:val="Mapentry"/>
+        <w:tabs>
+          <w:tab w:pos="5400" w:val="right"/>
+        </w:tabs>
+      </w:pPr>
+      <w:r>
+        <w:rPr/>
+        <w:t>27.3.29 Fruit Types</w:t>
+        <w:tab/>
+      </w:r>
+      <w:r>
+        <w:t>3</w:t>
+      </w:r>
+    </w:p>
+    <w:p>
+      <w:pPr>
+        <w:pStyle w:val="Mapentry"/>
+        <w:tabs>
+          <w:tab w:pos="5400" w:val="right"/>
+        </w:tabs>
+      </w:pPr>
+      <w:r>
+        <w:rPr/>
+        <w:t>27.3.30 Fruits</w:t>
+        <w:tab/>
+      </w:r>
+      <w:r>
+        <w:t>3</w:t>
+      </w:r>
+    </w:p>
+    <w:p>
+      <w:pPr>
+        <w:pStyle w:val="Mapentry"/>
+        <w:tabs>
+          <w:tab w:pos="5400" w:val="right"/>
+        </w:tabs>
+      </w:pPr>
+      <w:r>
+        <w:rPr/>
+        <w:t>27.3.31 Dispersal of Fruits</w:t>
+        <w:tab/>
+      </w:r>
+      <w:r>
+        <w:t>3</w:t>
+      </w:r>
+    </w:p>
+    <w:p>
+      <w:pPr>
+        <w:pStyle w:val="Mapentry"/>
+        <w:tabs>
+          <w:tab w:pos="5400" w:val="right"/>
+        </w:tabs>
+      </w:pPr>
+      <w:r>
+        <w:rPr/>
+        <w:t>27.3.32 Methods of Fruit and Seed Dispersal</w:t>
+        <w:tab/>
+      </w:r>
+      <w:r>
+        <w:t>4</w:t>
+      </w:r>
+    </w:p>
+    <w:p>
+      <w:pPr>
+        <w:pStyle w:val="Mapentry"/>
+        <w:tabs>
+          <w:tab w:pos="5400" w:val="right"/>
+        </w:tabs>
+      </w:pPr>
+      <w:r>
+        <w:rPr/>
+        <w:t>27.3.33 Seed Germination</w:t>
+        <w:tab/>
+      </w:r>
+      <w:r>
+        <w:t>4</w:t>
+      </w:r>
+    </w:p>
+    <w:p>
+      <w:pPr>
+        <w:pStyle w:val="Mapentry"/>
+        <w:tabs>
+          <w:tab w:pos="5400" w:val="right"/>
+        </w:tabs>
+      </w:pPr>
+      <w:r>
+        <w:rPr/>
+        <w:t>27.3.34 Germination Requirements</w:t>
+        <w:tab/>
+      </w:r>
+      <w:r>
+        <w:t>4</w:t>
+      </w:r>
+    </w:p>
+    <w:p>
+      <w:pPr>
+        <w:pStyle w:val="Mapentry"/>
+        <w:tabs>
+          <w:tab w:pos="5400" w:val="right"/>
+        </w:tabs>
+      </w:pPr>
+      <w:r>
+        <w:rPr/>
+        <w:t>27.3.35 Eudicot and Monocot Seed Germination</w:t>
+        <w:tab/>
+      </w:r>
+      <w:r>
+        <w:t>4</w:t>
+      </w:r>
+    </w:p>
+    <w:p>
+      <w:pPr>
+        <w:pStyle w:val="Mapsection"/>
+      </w:pPr>
+      <w:r>
+        <w:rPr/>
+        <w:t>27.4 Asexual Reproductive Strategies</w:t>
+      </w:r>
+    </w:p>
+    <w:p>
+      <w:pPr>
+        <w:pStyle w:val="Mapentry"/>
+        <w:tabs>
+          <w:tab w:pos="5400" w:val="right"/>
+        </w:tabs>
+      </w:pPr>
+      <w:r>
+        <w:rPr/>
+        <w:t>27.4.36 Asexual Reproductive Strategies</w:t>
+        <w:tab/>
+      </w:r>
+      <w:r>
+        <w:t>4</w:t>
+      </w:r>
+    </w:p>
+    <w:p>
+      <w:pPr>
+        <w:pStyle w:val="Mapentry"/>
+        <w:tabs>
+          <w:tab w:pos="5400" w:val="right"/>
+        </w:tabs>
+      </w:pPr>
+      <w:r>
+        <w:rPr/>
+        <w:t>27.4.37 Asexual Reproduction in Plants</w:t>
+        <w:tab/>
+      </w:r>
+      <w:r>
+        <w:t>4</w:t>
+      </w:r>
+    </w:p>
+    <w:p>
+      <w:pPr>
+        <w:pStyle w:val="Mapentry"/>
+        <w:tabs>
+          <w:tab w:pos="5400" w:val="right"/>
+        </w:tabs>
+      </w:pPr>
+      <w:r>
+        <w:rPr/>
+        <w:t>27.4.38 Tissue Culture of Plants</w:t>
+        <w:tab/>
+      </w:r>
+      <w:r>
+        <w:t>4</w:t>
+      </w:r>
+    </w:p>
+    <w:p>
+      <w:pPr>
+        <w:pStyle w:val="Mapentry"/>
+        <w:tabs>
+          <w:tab w:pos="5400" w:val="right"/>
+        </w:tabs>
+      </w:pPr>
+      <w:r>
+        <w:rPr/>
+        <w:t>27.4.39 Asexual Reproduction Through Tissue Culture</w:t>
+        <w:tab/>
+      </w:r>
+      <w:r>
+        <w:t>4</w:t>
+      </w:r>
+    </w:p>
+    <w:p>
+      <w:pPr>
+        <w:pStyle w:val="Mapentry"/>
+        <w:tabs>
+          <w:tab w:pos="5400" w:val="right"/>
+        </w:tabs>
+      </w:pPr>
+      <w:r>
+        <w:rPr/>
+        <w:t>27.4.40 Tissue Culture and Cell Suspension Culture</w:t>
+        <w:tab/>
+      </w:r>
+      <w:r>
+        <w:t>4</w:t>
+      </w:r>
+    </w:p>
+    <w:p>
+      <w:pPr>
+        <w:pStyle w:val="Mapentry"/>
+        <w:tabs>
+          <w:tab w:pos="5400" w:val="right"/>
+        </w:tabs>
+      </w:pPr>
+      <w:r>
+        <w:rPr/>
+        <w:t>27.4.41 Tissue Culture for Plant Conservation</w:t>
+        <w:tab/>
+      </w:r>
+      <w:r>
+        <w:t>4</w:t>
+      </w:r>
+    </w:p>
+    <w:p>
+      <w:pPr>
+        <w:pStyle w:val="Mapsection"/>
+      </w:pPr>
+      <w:r>
+        <w:rPr/>
+        <w:t>Lookup tables</w:t>
+      </w:r>
+    </w:p>
+    <w:p>
+      <w:pPr>
+        <w:pStyle w:val="Mapentry"/>
+        <w:tabs>
+          <w:tab w:pos="5400" w:val="right"/>
+        </w:tabs>
+      </w:pPr>
+      <w:r>
+        <w:rPr/>
+        <w:t>Comparison tables</w:t>
+        <w:tab/>
+      </w:r>
+      <w:r>
+        <w:t>4</w:t>
+      </w:r>
+    </w:p>
+    <w:p>
+      <w:pPr>
+        <w:pStyle w:val="Mapentry"/>
+        <w:tabs>
+          <w:tab w:pos="5400" w:val="right"/>
+        </w:tabs>
+      </w:pPr>
+      <w:r>
+        <w:rPr/>
+        <w:t>Sequences</w:t>
+        <w:tab/>
+      </w:r>
+      <w:r>
+        <w:t>6</w:t>
+      </w:r>
+    </w:p>
+    <w:p>
+      <w:pPr>
+        <w:pStyle w:val="Mapentry"/>
+        <w:tabs>
+          <w:tab w:pos="5400" w:val="right"/>
+        </w:tabs>
+      </w:pPr>
+      <w:r>
+        <w:rPr/>
+        <w:t>n / 2n / 3n and where meiosis happens</w:t>
+        <w:tab/>
+      </w:r>
+      <w:r>
+        <w:t>6</w:t>
+      </w:r>
+    </w:p>
+    <w:p>
+      <w:pPr>
+        <w:pStyle w:val="Mapentry"/>
+        <w:tabs>
+          <w:tab w:pos="5400" w:val="right"/>
+        </w:tabs>
+      </w:pPr>
+      <w:r>
+        <w:rPr/>
+        <w:t>Uses</w:t>
+        <w:tab/>
+      </w:r>
+      <w:r>
+        <w:t>6</w:t>
+      </w:r>
+    </w:p>
+    <w:p>
+      <w:pPr>
+        <w:pStyle w:val="Mapsection"/>
+      </w:pPr>
+      <w:r>
+        <w:rPr/>
+        <w:t>In this index</w:t>
+      </w:r>
+    </w:p>
+    <w:p>
+      <w:pPr>
+        <w:pStyle w:val="Mapentry"/>
+        <w:tabs>
+          <w:tab w:pos="5400" w:val="right"/>
+        </w:tabs>
+      </w:pPr>
+      <w:r>
+        <w:rPr/>
+        <w:t>Clue index: description → answer</w:t>
+        <w:tab/>
+      </w:r>
+      <w:r>
+        <w:fldChar w:fldCharType="begin"/>
+      </w:r>
+      <w:r>
+        <w:instrText xml:space="preserve"> PAGEREF lk27LkClues \h </w:instrText>
+      </w:r>
+      <w:r>
+        <w:fldChar w:fldCharType="separate"/>
+      </w:r>
+      <w:r>
+        <w:t>1</w:t>
+      </w:r>
+      <w:r>
+        <w:fldChar w:fldCharType="end"/>
+      </w:r>
+    </w:p>
+    <w:p>
+      <w:pPr>
+        <w:pStyle w:val="Mapentry"/>
+        <w:tabs>
+          <w:tab w:pos="5400" w:val="right"/>
+        </w:tabs>
+      </w:pPr>
+      <w:r>
+        <w:rPr/>
+        <w:t>Glossary: key terms</w:t>
+        <w:tab/>
+      </w:r>
+      <w:r>
+        <w:fldChar w:fldCharType="begin"/>
+      </w:r>
+      <w:r>
+        <w:instrText xml:space="preserve"> PAGEREF lk27LkGloss \h </w:instrText>
+      </w:r>
+      <w:r>
+        <w:fldChar w:fldCharType="separate"/>
+      </w:r>
+      <w:r>
+        <w:t>2</w:t>
+      </w:r>
+      <w:r>
+        <w:fldChar w:fldCharType="end"/>
+      </w:r>
+    </w:p>
+    <w:p>
+      <w:pPr>
+        <w:pStyle w:val="Mapentry"/>
+        <w:tabs>
+          <w:tab w:pos="5400" w:val="right"/>
+        </w:tabs>
+      </w:pPr>
+      <w:r>
+        <w:rPr/>
         <w:t>Term index</w:t>
         <w:tab/>
       </w:r>
@@ -110,7 +836,7 @@
         <w:fldChar w:fldCharType="separate"/>
       </w:r>
       <w:r>
-        <w:t>2</w:t>
+        <w:t>3</w:t>
       </w:r>
       <w:r>
         <w:fldChar w:fldCharType="end"/>
@@ -1153,7 +1879,7 @@
         <w:rPr>
           <w:rStyle w:val="Slidecode"/>
         </w:rPr>
-        <w:t>Glossary: terms no slide explains</w:t>
+        <w:t>Glossary: key terms</w:t>
       </w:r>
       <w:bookmarkEnd w:id="2"/>
     </w:p>
@@ -1180,11 +1906,56 @@
         <w:rPr>
           <w:b/>
         </w:rPr>
-        <w:t>Clone</w:t>
+        <w:t>Callus / organogenesis / plantlet</w:t>
       </w:r>
       <w:r>
         <w:rPr/>
-        <w:t>: an offspring genetically identical to its single parent (textbook) 27.4.36, 27.4.40</w:t>
+        <w:t>: undifferentiated cells that form first / root and shoot formation / the small new plant 27.4.40</w:t>
+      </w:r>
+    </w:p>
+    <w:p>
+      <w:pPr>
+        <w:pStyle w:val="Entry"/>
+      </w:pPr>
+      <w:r>
+        <w:rPr>
+          <w:b/>
+        </w:rPr>
+        <w:t>Carpel</w:t>
+      </w:r>
+      <w:r>
+        <w:rPr/>
+        <w:t>: female part of a flower: stigma (sticky knob), style (stalk), ovary (base enclosing ovules) 27.1.7</w:t>
+      </w:r>
+    </w:p>
+    <w:p>
+      <w:pPr>
+        <w:pStyle w:val="Entry"/>
+      </w:pPr>
+      <w:r>
+        <w:rPr>
+          <w:b/>
+        </w:rPr>
+        <w:t>Cell suspension culture</w:t>
+      </w:r>
+      <w:r>
+        <w:rPr/>
+        <w:t>: callus pieces shaken into liquid medium; chemicals (e.g. Digitalis heart drugs) are extracted from the cells 27.4.40</w:t>
+      </w:r>
+    </w:p>
+    <w:p>
+      <w:pPr>
+        <w:pStyle w:val="Entry"/>
+      </w:pPr>
+      <w:r>
+        <w:rPr>
+          <w:b/>
+        </w:rPr>
+        <w:t>Clone, clonal</w:t>
+      </w:r>
+      <w:r>
+        <w:rPr/>
+        <w:t>: genetically identical to its parent 27.4.40</w:t>
       </w:r>
     </w:p>
     <w:p>
@@ -1199,7 +1970,37 @@
       </w:r>
       <w:r>
         <w:rPr/>
-        <w:t>: two species changing in response to each other, like flowers and their pollinators (textbook) 27.1.18–19</w:t>
+        <w:t>: two species changing in response to each other, like flowers and their pollinators (textbook) 27.1.18</w:t>
+      </w:r>
+    </w:p>
+    <w:p>
+      <w:pPr>
+        <w:pStyle w:val="Entry"/>
+      </w:pPr>
+      <w:r>
+        <w:rPr>
+          <w:b/>
+        </w:rPr>
+        <w:t>Coleoptile / coleorhiza</w:t>
+      </w:r>
+      <w:r>
+        <w:rPr/>
+        <w:t>: sheath protecting a monocot seedling's first leaves / its first root (textbook) 27.2.26</w:t>
+      </w:r>
+    </w:p>
+    <w:p>
+      <w:pPr>
+        <w:pStyle w:val="Entry"/>
+      </w:pPr>
+      <w:r>
+        <w:rPr>
+          <w:b/>
+        </w:rPr>
+        <w:t>Complete / incomplete flower</w:t>
+      </w:r>
+      <w:r>
+        <w:rPr/>
+        <w:t>: has sepals, petals, stamens and a carpel / lacks one or more 27.1.10</w:t>
       </w:r>
     </w:p>
     <w:p>
@@ -1214,7 +2015,172 @@
       </w:r>
       <w:r>
         <w:rPr/>
-        <w:t>: a compact head of many small flowers that looks like one flower (textbook) 27.1.18</w:t>
+        <w:t>: a group of many individual flowers that looks like one flower 27.1.18</w:t>
+      </w:r>
+    </w:p>
+    <w:p>
+      <w:pPr>
+        <w:pStyle w:val="Entry"/>
+      </w:pPr>
+      <w:r>
+        <w:rPr>
+          <w:b/>
+        </w:rPr>
+        <w:t>Cotyledons: monocot / eudicot</w:t>
+      </w:r>
+      <w:r>
+        <w:rPr/>
+        <w:t>: one, which stores some nutrients and absorbs others from the endosperm / two, which store the nutrients the embryo needs 27.2.25</w:t>
+      </w:r>
+    </w:p>
+    <w:p>
+      <w:pPr>
+        <w:pStyle w:val="Entry"/>
+      </w:pPr>
+      <w:r>
+        <w:rPr>
+          <w:b/>
+        </w:rPr>
+        <w:t>Dehiscent / indehiscent</w:t>
+      </w:r>
+      <w:r>
+        <w:rPr/>
+        <w:t>: dry fruit that splits open when ripe (legumes) / that doesn't (grains) 27.3.29</w:t>
+      </w:r>
+    </w:p>
+    <w:p>
+      <w:pPr>
+        <w:pStyle w:val="Entry"/>
+      </w:pPr>
+      <w:r>
+        <w:rPr>
+          <w:b/>
+        </w:rPr>
+        <w:t>Dormancy</w:t>
+      </w:r>
+      <w:r>
+        <w:rPr/>
+        <w:t>: a period without growth before some seeds germinate; cold breaks it in temperate zones 27.3.33</w:t>
+      </w:r>
+    </w:p>
+    <w:p>
+      <w:pPr>
+        <w:pStyle w:val="Entry"/>
+      </w:pPr>
+      <w:r>
+        <w:rPr>
+          <w:b/>
+        </w:rPr>
+        <w:t>Double fertilization</w:t>
+      </w:r>
+      <w:r>
+        <w:rPr/>
+        <w:t>: one sperm + egg → 2n zygote; the other sperm + polar nuclei → 3n endosperm nucleus 27.1.17</w:t>
+      </w:r>
+    </w:p>
+    <w:p>
+      <w:pPr>
+        <w:pStyle w:val="Entry"/>
+      </w:pPr>
+      <w:r>
+        <w:rPr>
+          <w:b/>
+        </w:rPr>
+        <w:t>Drupe / berry / legume / samara</w:t>
+      </w:r>
+      <w:r>
+        <w:rPr/>
+        <w:t>: fleshy, one seed in a pit / fleshy, seeds and pulp / dry, splits open / dry, doesn't split 27.3.30</w:t>
+      </w:r>
+    </w:p>
+    <w:p>
+      <w:pPr>
+        <w:pStyle w:val="Entry"/>
+      </w:pPr>
+      <w:r>
+        <w:rPr>
+          <w:b/>
+        </w:rPr>
+        <w:t>Embryo sac</w:t>
+      </w:r>
+      <w:r>
+        <w:rPr/>
+        <w:t>: the female gametophyte, with 8 nuclei: an egg with two synergids, a central cell with two polar nuclei, three antipodal cells 27.1.14</w:t>
+      </w:r>
+    </w:p>
+    <w:p>
+      <w:pPr>
+        <w:pStyle w:val="Entry"/>
+      </w:pPr>
+      <w:r>
+        <w:rPr>
+          <w:b/>
+        </w:rPr>
+        <w:t>Endosperm</w:t>
+      </w:r>
+      <w:r>
+        <w:rPr/>
+        <w:t>: the seed's stored food (3n) 27.1.17</w:t>
+      </w:r>
+    </w:p>
+    <w:p>
+      <w:pPr>
+        <w:pStyle w:val="Entry"/>
+      </w:pPr>
+      <w:r>
+        <w:rPr>
+          <w:b/>
+        </w:rPr>
+        <w:t>Epicotyl / hypocotyl / radicle</w:t>
+      </w:r>
+      <w:r>
+        <w:rPr/>
+        <w:t>: part between the cotyledons, contributes to the shoot / part below, contributes to the stem / the embryonic root 27.2.22</w:t>
+      </w:r>
+    </w:p>
+    <w:p>
+      <w:pPr>
+        <w:pStyle w:val="Entry"/>
+      </w:pPr>
+      <w:r>
+        <w:rPr>
+          <w:b/>
+        </w:rPr>
+        <w:t>Fruit / pericarp</w:t>
+      </w:r>
+      <w:r>
+        <w:rPr/>
+        <w:t>: a mature ovary / the thickened ovary wall: exocarp (skin), mesocarp (flesh), endocarp (around the seeds) 27.3.27</w:t>
+      </w:r>
+    </w:p>
+    <w:p>
+      <w:pPr>
+        <w:pStyle w:val="Entry"/>
+      </w:pPr>
+      <w:r>
+        <w:rPr>
+          <w:b/>
+        </w:rPr>
+        <w:t>Germination</w:t>
+      </w:r>
+      <w:r>
+        <w:rPr/>
+        <w:t>: the embryo resumes growth and metabolic activity; needs oxygen, warmth and water 27.3.33</w:t>
+      </w:r>
+    </w:p>
+    <w:p>
+      <w:pPr>
+        <w:pStyle w:val="Entry"/>
+      </w:pPr>
+      <w:r>
+        <w:rPr>
+          <w:b/>
+        </w:rPr>
+        <w:t>Globular / heart / torpedo stage</w:t>
+      </w:r>
+      <w:r>
+        <w:rPr/>
+        <w:t>: embryo is a ball of cells / heart-shaped as the cotyledons appear / enlarged and elongated 27.2.20</w:t>
       </w:r>
     </w:p>
     <w:p>
@@ -1240,11 +2206,101 @@
         <w:rPr>
           <w:b/>
         </w:rPr>
+        <w:t>Micropyle</w:t>
+      </w:r>
+      <w:r>
+        <w:rPr/>
+        <w:t>: opening of the ovule that the pollen tube reaches 27.1.17</w:t>
+      </w:r>
+    </w:p>
+    <w:p>
+      <w:pPr>
+        <w:pStyle w:val="Entry"/>
+      </w:pPr>
+      <w:r>
+        <w:rPr>
+          <w:b/>
+        </w:rPr>
+        <w:t>Microspore / megaspore</w:t>
+      </w:r>
+      <w:r>
+        <w:rPr/>
+        <w:t>: made in the anther, becomes the pollen grain (male gametophyte) / made in the ovule, becomes the embryo sac (female gametophyte) 27.1.5</w:t>
+      </w:r>
+    </w:p>
+    <w:p>
+      <w:pPr>
+        <w:pStyle w:val="Entry"/>
+      </w:pPr>
+      <w:r>
+        <w:rPr>
+          <w:b/>
+        </w:rPr>
+        <w:t>Microspore / megaspore mother cell</w:t>
+      </w:r>
+      <w:r>
+        <w:rPr/>
+        <w:t>: 2n cell in a pollen sac / in an ovule; its meiosis makes four microspores / four megaspores 27.1.12</w:t>
+      </w:r>
+    </w:p>
+    <w:p>
+      <w:pPr>
+        <w:pStyle w:val="Entry"/>
+      </w:pPr>
+      <w:r>
+        <w:rPr>
+          <w:b/>
+        </w:rPr>
+        <w:t>Monoecious / dioecious</w:t>
+      </w:r>
+      <w:r>
+        <w:rPr/>
+        <w:t>: staminate and carpellate flowers on the same plant / on separate plants (holly) 27.1.10</w:t>
+      </w:r>
+    </w:p>
+    <w:p>
+      <w:pPr>
+        <w:pStyle w:val="Entry"/>
+      </w:pPr>
+      <w:r>
+        <w:rPr>
+          <w:b/>
+        </w:rPr>
         <w:t>Nectar guides</w:t>
       </w:r>
       <w:r>
         <w:rPr/>
-        <w:t>: ultraviolet markings that lead bees to the nectar (textbook) 27.1.18</w:t>
+        <w:t>: ultraviolet markings that bees see 27.1.18</w:t>
+      </w:r>
+    </w:p>
+    <w:p>
+      <w:pPr>
+        <w:pStyle w:val="Entry"/>
+      </w:pPr>
+      <w:r>
+        <w:rPr>
+          <w:b/>
+        </w:rPr>
+        <w:t>Peduncle / receptacle</w:t>
+      </w:r>
+      <w:r>
+        <w:rPr/>
+        <w:t>: flower stalk / its end, where the flower parts attach 27.1.7</w:t>
+      </w:r>
+    </w:p>
+    <w:p>
+      <w:pPr>
+        <w:pStyle w:val="Entry"/>
+      </w:pPr>
+      <w:r>
+        <w:rPr>
+          <w:b/>
+        </w:rPr>
+        <w:t>Perfect / imperfect flower</w:t>
+      </w:r>
+      <w:r>
+        <w:rPr/>
+        <w:t>: bisexual, with stamens and carpels / unisexual, with one but not the other 27.1.10</w:t>
       </w:r>
     </w:p>
     <w:p>
@@ -1259,7 +2315,202 @@
       </w:r>
       <w:r>
         <w:rPr/>
-        <w:t>: the shoot tip and first small leaves at the tip of the epicotyl (textbook) 27.2.26, 27.3.35</w:t>
+        <w:t>: the shoot tip and first small leaves at the tip of the epicotyl (textbook) 27.2.26</w:t>
+      </w:r>
+    </w:p>
+    <w:p>
+      <w:pPr>
+        <w:pStyle w:val="Entry"/>
+      </w:pPr>
+      <w:r>
+        <w:rPr>
+          <w:b/>
+        </w:rPr>
+        <w:t>Pollen grain</w:t>
+      </w:r>
+      <w:r>
+        <w:rPr/>
+        <w:t>: the male gametophyte: at first a tube cell + a generative cell 27.1.12</w:t>
+      </w:r>
+    </w:p>
+    <w:p>
+      <w:pPr>
+        <w:pStyle w:val="Entry"/>
+      </w:pPr>
+      <w:r>
+        <w:rPr>
+          <w:b/>
+        </w:rPr>
+        <w:t>Pollination: self / cross</w:t>
+      </w:r>
+      <w:r>
+        <w:rPr/>
+        <w:t>: transfer of pollen from anther to stigma: from the same plant / from a different plant of the same species 27.1.15</w:t>
+      </w:r>
+    </w:p>
+    <w:p>
+      <w:pPr>
+        <w:pStyle w:val="Entry"/>
+      </w:pPr>
+      <w:r>
+        <w:rPr>
+          <w:b/>
+        </w:rPr>
+        <w:t>Proembryo / suspensor</w:t>
+      </w:r>
+      <w:r>
+        <w:rPr/>
+        <w:t>: the early embryo formed as the zygote divides / the stalk that anchors it (textbook) 27.2.20</w:t>
+      </w:r>
+    </w:p>
+    <w:p>
+      <w:pPr>
+        <w:pStyle w:val="Entry"/>
+      </w:pPr>
+      <w:r>
+        <w:rPr>
+          <w:b/>
+        </w:rPr>
+        <w:t>Seed</w:t>
+      </w:r>
+      <w:r>
+        <w:rPr/>
+        <w:t>: embryo + stored food + seed coat 27.1.17</w:t>
+      </w:r>
+    </w:p>
+    <w:p>
+      <w:pPr>
+        <w:pStyle w:val="Entry"/>
+      </w:pPr>
+      <w:r>
+        <w:rPr>
+          <w:b/>
+        </w:rPr>
+        <w:t>Sepals / petals</w:t>
+      </w:r>
+      <w:r>
+        <w:rPr/>
+        <w:t>: protect the bud / attract pollinators 27.1.7</w:t>
+      </w:r>
+    </w:p>
+    <w:p>
+      <w:pPr>
+        <w:pStyle w:val="Entry"/>
+      </w:pPr>
+      <w:r>
+        <w:rPr>
+          <w:b/>
+        </w:rPr>
+        <w:t>Simple / aggregate / multiple fruit</w:t>
+      </w:r>
+      <w:r>
+        <w:rPr/>
+        <w:t>: from one ovary / from many ovaries of one flower (blackberry) / from ovaries of separate flowers clustered together (pineapple) 27.3.27</w:t>
+      </w:r>
+    </w:p>
+    <w:p>
+      <w:pPr>
+        <w:pStyle w:val="Entry"/>
+      </w:pPr>
+      <w:r>
+        <w:rPr>
+          <w:b/>
+        </w:rPr>
+        <w:t>Sporophyte / gametophyte</w:t>
+      </w:r>
+      <w:r>
+        <w:rPr/>
+        <w:t>: diploid generation that bears flowers and makes spores by meiosis / haploid generation that makes gametes 27.1.3</w:t>
+      </w:r>
+    </w:p>
+    <w:p>
+      <w:pPr>
+        <w:pStyle w:val="Entry"/>
+      </w:pPr>
+      <w:r>
+        <w:rPr>
+          <w:b/>
+        </w:rPr>
+        <w:t>Stamen</w:t>
+      </w:r>
+      <w:r>
+        <w:rPr/>
+        <w:t>: male part of a flower: anther (saclike, makes pollen) + filament (slender stalk) 27.1.7</w:t>
+      </w:r>
+    </w:p>
+    <w:p>
+      <w:pPr>
+        <w:pStyle w:val="Entry"/>
+      </w:pPr>
+      <w:r>
+        <w:rPr>
+          <w:b/>
+        </w:rPr>
+        <w:t>Staminate / carpellate flower</w:t>
+      </w:r>
+      <w:r>
+        <w:rPr/>
+        <w:t>: has stamens but no carpels / carpels but no stamens (textbook) 27.1.10</w:t>
+      </w:r>
+    </w:p>
+    <w:p>
+      <w:pPr>
+        <w:pStyle w:val="Entry"/>
+      </w:pPr>
+      <w:r>
+        <w:rPr>
+          <w:b/>
+        </w:rPr>
+        <w:t>Stolons / rhizomes</w:t>
+      </w:r>
+      <w:r>
+        <w:rPr/>
+        <w:t>: horizontal stems aboveground / underground; new plants arise at their nodes 27.4.36</w:t>
+      </w:r>
+    </w:p>
+    <w:p>
+      <w:pPr>
+        <w:pStyle w:val="Entry"/>
+      </w:pPr>
+      <w:r>
+        <w:rPr>
+          <w:b/>
+        </w:rPr>
+        <w:t>Tissue culture</w:t>
+      </w:r>
+      <w:r>
+        <w:rPr/>
+        <w:t>: growing tissue in an artificial liquid or solid culture medium 27.4.38</w:t>
+      </w:r>
+    </w:p>
+    <w:p>
+      <w:pPr>
+        <w:pStyle w:val="Entry"/>
+      </w:pPr>
+      <w:r>
+        <w:rPr>
+          <w:b/>
+        </w:rPr>
+        <w:t>Totipotent</w:t>
+      </w:r>
+      <w:r>
+        <w:rPr/>
+        <w:t>: a cell with the genetic capability of becoming an entire plant 27.4.38</w:t>
+      </w:r>
+    </w:p>
+    <w:p>
+      <w:pPr>
+        <w:pStyle w:val="Entry"/>
+      </w:pPr>
+      <w:r>
+        <w:rPr>
+          <w:b/>
+        </w:rPr>
+        <w:t>Tube cell / generative cell</w:t>
+      </w:r>
+      <w:r>
+        <w:rPr/>
+        <w:t>: produces the pollen tube / divides by mitosis into two sperm 27.1.12</w:t>
       </w:r>
     </w:p>
     <w:p>
@@ -1317,7 +2568,7 @@
       </w:r>
       <w:r>
         <w:rPr/>
-        <w:t xml:space="preserve"> (blackberry) 27.3.27, 27.3.30</w:t>
+        <w:t xml:space="preserve"> (blackberry) 27.3.27 (def.), 27.3.30 (fruit types)</w:t>
       </w:r>
     </w:p>
     <w:p>
@@ -1332,7 +2583,7 @@
       </w:r>
       <w:r>
         <w:rPr/>
-        <w:t xml:space="preserve"> 27.1.7, 27.1.4, 27.1.8, 27.1.12–13, 27.1.15</w:t>
+        <w:t xml:space="preserve"> 27.1.7 (def.), 27.1.4 (microspores), 27.1.12 (pollen sacs), 27.1.15 (pollination)</w:t>
       </w:r>
     </w:p>
     <w:p>
@@ -1347,7 +2598,7 @@
       </w:r>
       <w:r>
         <w:rPr/>
-        <w:t xml:space="preserve"> 27.1.14</w:t>
+        <w:t xml:space="preserve"> 27.1.14 (def.)</w:t>
       </w:r>
     </w:p>
     <w:p>
@@ -1362,7 +2613,7 @@
       </w:r>
       <w:r>
         <w:rPr/>
-        <w:t xml:space="preserve"> 27.1.18</w:t>
+        <w:t xml:space="preserve"> 27.1.18 (flower traits)</w:t>
       </w:r>
     </w:p>
     <w:p>
@@ -1377,7 +2628,7 @@
       </w:r>
       <w:r>
         <w:rPr/>
-        <w:t xml:space="preserve"> (tomato) 27.3.30, 27.1.11</w:t>
+        <w:t xml:space="preserve"> (tomato) 27.3.30 (def.)</w:t>
       </w:r>
     </w:p>
     <w:p>
@@ -1392,7 +2643,7 @@
       </w:r>
       <w:r>
         <w:rPr/>
-        <w:t xml:space="preserve"> 27.4.39–40</w:t>
+        <w:t xml:space="preserve"> 27.4.40 (def.)</w:t>
       </w:r>
     </w:p>
     <w:p>
@@ -1407,7 +2658,7 @@
       </w:r>
       <w:r>
         <w:rPr/>
-        <w:t xml:space="preserve"> 27.1.7–10, 27.1.15</w:t>
+        <w:t xml:space="preserve"> 27.1.7 (def.), 27.1.10 (perfect, complete), 27.1.15 (pollination)</w:t>
       </w:r>
     </w:p>
     <w:p>
@@ -1422,7 +2673,7 @@
       </w:r>
       <w:r>
         <w:rPr/>
-        <w:t xml:space="preserve"> 27.4.40</w:t>
+        <w:t xml:space="preserve"> 27.4.40 (def.)</w:t>
       </w:r>
     </w:p>
     <w:p>
@@ -1433,7 +2684,7 @@
         <w:rPr>
           <w:b/>
         </w:rPr>
-        <w:t>Clone</w:t>
+        <w:t>Clone, clonal</w:t>
       </w:r>
       <w:r>
         <w:rPr/>
@@ -1467,7 +2718,7 @@
       </w:r>
       <w:r>
         <w:rPr/>
-        <w:t xml:space="preserve"> 27.2.26, 27.3.35</w:t>
+        <w:t xml:space="preserve"> 27.2.26 (corn kernel), 27.3.35 (corn germination)</w:t>
       </w:r>
     </w:p>
     <w:p>
@@ -1482,7 +2733,7 @@
       </w:r>
       <w:r>
         <w:rPr/>
-        <w:t xml:space="preserve"> 27.1.10, 27.1.8</w:t>
+        <w:t xml:space="preserve"> 27.1.10 (def.)</w:t>
       </w:r>
     </w:p>
     <w:p>
@@ -1512,7 +2763,7 @@
       </w:r>
       <w:r>
         <w:rPr/>
-        <w:t xml:space="preserve"> 27.2.21, 27.2.25, 27.2.22, 27.2.24, 27.2.26, 27.3.35</w:t>
+        <w:t xml:space="preserve"> 27.2.25 (def.), 27.2.21 (heart stage), 27.3.35 (germination)</w:t>
       </w:r>
     </w:p>
     <w:p>
@@ -1527,7 +2778,7 @@
       </w:r>
       <w:r>
         <w:rPr/>
-        <w:t xml:space="preserve"> 27.3.29–31</w:t>
+        <w:t xml:space="preserve"> 27.3.29 (def.)</w:t>
       </w:r>
     </w:p>
     <w:p>
@@ -1542,7 +2793,7 @@
       </w:r>
       <w:r>
         <w:rPr/>
-        <w:t xml:space="preserve"> (heart drugs) 27.4.40</w:t>
+        <w:t xml:space="preserve"> (heart-disease drugs) 27.4.40 (cell suspension culture)</w:t>
       </w:r>
     </w:p>
     <w:p>
@@ -1557,7 +2808,7 @@
       </w:r>
       <w:r>
         <w:rPr/>
-        <w:t xml:space="preserve"> 27.1.10–11</w:t>
+        <w:t xml:space="preserve"> 27.1.10 (def.)</w:t>
       </w:r>
     </w:p>
     <w:p>
@@ -1572,7 +2823,7 @@
       </w:r>
       <w:r>
         <w:rPr/>
-        <w:t xml:space="preserve"> 27.3.31–32, 27.1.4, 27.3.27</w:t>
+        <w:t xml:space="preserve"> 27.3.31 (methods), 27.1.4 (seed), 27.3.27 (fruit types)</w:t>
       </w:r>
     </w:p>
     <w:p>
@@ -1587,7 +2838,7 @@
       </w:r>
       <w:r>
         <w:rPr/>
-        <w:t xml:space="preserve"> 27.3.33</w:t>
+        <w:t xml:space="preserve"> 27.3.33 (def.)</w:t>
       </w:r>
     </w:p>
     <w:p>
@@ -1602,7 +2853,7 @@
       </w:r>
       <w:r>
         <w:rPr/>
-        <w:t xml:space="preserve"> 27.1.17, 27.1.13, 27.2.20, 27.2.23</w:t>
+        <w:t xml:space="preserve"> 27.1.17 (def.), 27.1.13 (life cycle), 27.2.23 (embryo development)</w:t>
       </w:r>
     </w:p>
     <w:p>
@@ -1617,7 +2868,7 @@
       </w:r>
       <w:r>
         <w:rPr/>
-        <w:t xml:space="preserve"> (peach) 27.3.30</w:t>
+        <w:t xml:space="preserve"> (peach) 27.3.30 (def.)</w:t>
       </w:r>
     </w:p>
     <w:p>
@@ -1632,7 +2883,7 @@
       </w:r>
       <w:r>
         <w:rPr/>
-        <w:t xml:space="preserve"> 27.1.5, 27.1.14, 27.1.4, 27.1.13</w:t>
+        <w:t xml:space="preserve"> 27.1.14 (def.), 27.1.5 (from megaspore)</w:t>
       </w:r>
     </w:p>
     <w:p>
@@ -1647,7 +2898,7 @@
       </w:r>
       <w:r>
         <w:rPr/>
-        <w:t xml:space="preserve"> 27.1.17, 27.2.25, 27.1.13, 27.2.23–24, 27.2.26 …</w:t>
+        <w:t xml:space="preserve"> 27.1.17 (def.), 27.1.13 (life cycle), 27.2.25 (cotyledons absorb it)</w:t>
       </w:r>
     </w:p>
     <w:p>
@@ -1662,7 +2913,7 @@
       </w:r>
       <w:r>
         <w:rPr/>
-        <w:t xml:space="preserve"> 27.2.22, 27.2.24, 27.2.26, 27.3.35</w:t>
+        <w:t xml:space="preserve"> 27.2.22 (def.), 27.2.26 (seeds), 27.3.35 (germination)</w:t>
       </w:r>
     </w:p>
     <w:p>
@@ -1677,7 +2928,7 @@
       </w:r>
       <w:r>
         <w:rPr/>
-        <w:t xml:space="preserve"> 27.3.28, 27.2.26, 27.3.29, 27.3.35</w:t>
+        <w:t xml:space="preserve"> 27.3.28 (def.)</w:t>
       </w:r>
     </w:p>
     <w:p>
@@ -1692,7 +2943,7 @@
       </w:r>
       <w:r>
         <w:rPr/>
-        <w:t xml:space="preserve"> 27.3.27, 27.1.5–6, 27.3.28–30 …</w:t>
+        <w:t xml:space="preserve"> 27.3.27 (def.), 27.1.5 (from ovary), 27.3.31 (dispersal)</w:t>
       </w:r>
     </w:p>
     <w:p>
@@ -1707,7 +2958,7 @@
       </w:r>
       <w:r>
         <w:rPr/>
-        <w:t xml:space="preserve"> 27.1.12</w:t>
+        <w:t xml:space="preserve"> 27.1.12 (def.)</w:t>
       </w:r>
     </w:p>
     <w:p>
@@ -1722,7 +2973,7 @@
       </w:r>
       <w:r>
         <w:rPr/>
-        <w:t xml:space="preserve"> 27.3.33–34, 27.1.13, 27.1.17, 27.3.35</w:t>
+        <w:t xml:space="preserve"> 27.3.33 (def.), 27.1.17 (pollen grain)</w:t>
       </w:r>
     </w:p>
     <w:p>
@@ -1737,7 +2988,7 @@
       </w:r>
       <w:r>
         <w:rPr/>
-        <w:t xml:space="preserve"> 27.2.20–21, 27.2.24</w:t>
+        <w:t xml:space="preserve"> 27.2.20 (def.), 27.2.24 (figure)</w:t>
       </w:r>
     </w:p>
     <w:p>
@@ -1752,7 +3003,7 @@
       </w:r>
       <w:r>
         <w:rPr/>
-        <w:t xml:space="preserve"> 27.1.19</w:t>
+        <w:t xml:space="preserve"> 27.1.19 (flower traits)</w:t>
       </w:r>
     </w:p>
     <w:p>
@@ -1767,7 +3018,7 @@
       </w:r>
       <w:r>
         <w:rPr/>
-        <w:t xml:space="preserve"> see Glossary</w:t>
+        <w:t xml:space="preserve"> 27.1.14 (ovule)</w:t>
       </w:r>
     </w:p>
     <w:p>
@@ -1782,7 +3033,7 @@
       </w:r>
       <w:r>
         <w:rPr/>
-        <w:t xml:space="preserve"> (pea) 27.3.29–30</w:t>
+        <w:t xml:space="preserve"> (pea) 27.3.30 (def.)</w:t>
       </w:r>
     </w:p>
     <w:p>
@@ -1797,7 +3048,7 @@
       </w:r>
       <w:r>
         <w:rPr/>
-        <w:t xml:space="preserve"> 27.1.5, 27.1.14, 27.1.3–4, 27.1.7, 27.1.13</w:t>
+        <w:t xml:space="preserve"> 27.1.14 (def.), 27.1.5 (becomes embryo sac)</w:t>
       </w:r>
     </w:p>
     <w:p>
@@ -1812,7 +3063,7 @@
       </w:r>
       <w:r>
         <w:rPr/>
-        <w:t xml:space="preserve"> 27.1.17</w:t>
+        <w:t xml:space="preserve"> 27.1.17 (pollen tube entry)</w:t>
       </w:r>
     </w:p>
     <w:p>
@@ -1827,7 +3078,7 @@
       </w:r>
       <w:r>
         <w:rPr/>
-        <w:t xml:space="preserve"> 27.1.5, 27.1.12, 27.1.3–4, 27.1.13</w:t>
+        <w:t xml:space="preserve"> 27.1.12 (def.), 27.1.5 (becomes pollen grain)</w:t>
       </w:r>
     </w:p>
     <w:p>
@@ -1842,7 +3093,7 @@
       </w:r>
       <w:r>
         <w:rPr/>
-        <w:t xml:space="preserve"> (pineapple) 27.3.27, 27.3.30</w:t>
+        <w:t xml:space="preserve"> (pineapple) 27.3.27 (def.), 27.3.30 (fruit types)</w:t>
       </w:r>
     </w:p>
     <w:p>
@@ -1872,7 +3123,7 @@
       </w:r>
       <w:r>
         <w:rPr/>
-        <w:t xml:space="preserve"> 27.4.39–40</w:t>
+        <w:t xml:space="preserve"> 27.4.40 (def.)</w:t>
       </w:r>
     </w:p>
     <w:p>
@@ -1887,7 +3138,7 @@
       </w:r>
       <w:r>
         <w:rPr/>
-        <w:t xml:space="preserve"> 27.1.5, 27.1.7, 27.1.4, 27.1.8, 27.1.13–14 …</w:t>
+        <w:t xml:space="preserve"> 27.1.7 (def.), 27.1.14 (ovule parts), 27.3.27 (becomes fruit)</w:t>
       </w:r>
     </w:p>
     <w:p>
@@ -1902,7 +3153,7 @@
       </w:r>
       <w:r>
         <w:rPr/>
-        <w:t xml:space="preserve"> 27.1.7–8, 27.3.27</w:t>
+        <w:t xml:space="preserve"> 27.1.7 (def.), 27.3.27 (aggregate fruit)</w:t>
       </w:r>
     </w:p>
     <w:p>
@@ -1917,7 +3168,7 @@
       </w:r>
       <w:r>
         <w:rPr/>
-        <w:t xml:space="preserve"> 27.1.10</w:t>
+        <w:t xml:space="preserve"> 27.1.10 (def.)</w:t>
       </w:r>
     </w:p>
     <w:p>
@@ -1932,7 +3183,7 @@
       </w:r>
       <w:r>
         <w:rPr/>
-        <w:t xml:space="preserve"> 27.3.28, 27.2.26, 27.3.29, 27.3.35</w:t>
+        <w:t xml:space="preserve"> 27.3.28 (def.)</w:t>
       </w:r>
     </w:p>
     <w:p>
@@ -1947,7 +3198,7 @@
       </w:r>
       <w:r>
         <w:rPr/>
-        <w:t xml:space="preserve"> 27.1.7–10</w:t>
+        <w:t xml:space="preserve"> 27.1.7 (def.), 27.1.10 (complete flower)</w:t>
       </w:r>
     </w:p>
     <w:p>
@@ -1962,7 +3213,7 @@
       </w:r>
       <w:r>
         <w:rPr/>
-        <w:t xml:space="preserve"> 27.4.40, 27.4.39</w:t>
+        <w:t xml:space="preserve"> 27.4.40 (def.)</w:t>
       </w:r>
     </w:p>
     <w:p>
@@ -1992,7 +3243,7 @@
       </w:r>
       <w:r>
         <w:rPr/>
-        <w:t xml:space="preserve"> 27.1.14, 27.1.17, 27.1.13</w:t>
+        <w:t xml:space="preserve"> 27.1.14 (def.), 27.1.17 (double fertilization)</w:t>
       </w:r>
     </w:p>
     <w:p>
@@ -2007,7 +3258,7 @@
       </w:r>
       <w:r>
         <w:rPr/>
-        <w:t xml:space="preserve"> 27.1.5, 27.1.12, 27.1.4, 27.1.13, 27.1.16–17</w:t>
+        <w:t xml:space="preserve"> 27.1.12 (def.), 27.1.5 (from microspore), 27.1.17 (germinates)</w:t>
       </w:r>
     </w:p>
     <w:p>
@@ -2022,7 +3273,7 @@
       </w:r>
       <w:r>
         <w:rPr/>
-        <w:t xml:space="preserve"> 27.1.12, 27.1.17, 27.1.13</w:t>
+        <w:t xml:space="preserve"> 27.1.17 (to the micropyle), 27.1.12 (from tube cell)</w:t>
       </w:r>
     </w:p>
     <w:p>
@@ -2037,7 +3288,7 @@
       </w:r>
       <w:r>
         <w:rPr/>
-        <w:t xml:space="preserve"> 27.1.15, 27.1.6–7, 27.1.13, 27.1.16, 27.1.18 …</w:t>
+        <w:t xml:space="preserve"> 27.1.15 (def.), 27.1.6 (attract pollinators), 27.1.18 (animal pollinators)</w:t>
       </w:r>
     </w:p>
     <w:p>
@@ -2052,7 +3303,7 @@
       </w:r>
       <w:r>
         <w:rPr/>
-        <w:t xml:space="preserve"> 27.2.20, 27.2.23</w:t>
+        <w:t xml:space="preserve"> 27.2.20 (def.), 27.2.23 (proembryo stage)</w:t>
       </w:r>
     </w:p>
     <w:p>
@@ -2067,7 +3318,7 @@
       </w:r>
       <w:r>
         <w:rPr/>
-        <w:t xml:space="preserve"> 27.4.36–37</w:t>
+        <w:t xml:space="preserve"> 27.4.36 (def.)</w:t>
       </w:r>
     </w:p>
     <w:p>
@@ -2082,7 +3333,22 @@
       </w:r>
       <w:r>
         <w:rPr/>
-        <w:t xml:space="preserve"> (maple) 27.3.30</w:t>
+        <w:t xml:space="preserve"> (maple) 27.3.30 (def.)</w:t>
+      </w:r>
+    </w:p>
+    <w:p>
+      <w:pPr>
+        <w:pStyle w:val="Entry"/>
+      </w:pPr>
+      <w:r>
+        <w:rPr>
+          <w:b/>
+        </w:rPr>
+        <w:t>Seed</w:t>
+      </w:r>
+      <w:r>
+        <w:rPr/>
+        <w:t xml:space="preserve"> see Glossary</w:t>
       </w:r>
     </w:p>
     <w:p>
@@ -2097,7 +3363,7 @@
       </w:r>
       <w:r>
         <w:rPr/>
-        <w:t xml:space="preserve"> 27.1.17, 27.1.4, 27.1.13, 27.2.24, 27.2.26, 27.3.35</w:t>
+        <w:t xml:space="preserve"> 27.1.17 (seed parts), 27.1.4 (life cycle)</w:t>
       </w:r>
     </w:p>
     <w:p>
@@ -2112,7 +3378,7 @@
       </w:r>
       <w:r>
         <w:rPr/>
-        <w:t xml:space="preserve"> 27.3.27</w:t>
+        <w:t xml:space="preserve"> 27.3.27 (def.)</w:t>
       </w:r>
     </w:p>
     <w:p>
@@ -2127,7 +3393,7 @@
       </w:r>
       <w:r>
         <w:rPr/>
-        <w:t xml:space="preserve"> 27.1.3–5, 27.1.7, 27.1.12–13 …</w:t>
+        <w:t xml:space="preserve"> 27.1.3 (def.), 27.1.7 (ovules), 27.1.12 (pollen grain)</w:t>
       </w:r>
     </w:p>
     <w:p>
@@ -2142,7 +3408,7 @@
       </w:r>
       <w:r>
         <w:rPr/>
-        <w:t xml:space="preserve"> 27.1.7–10</w:t>
+        <w:t xml:space="preserve"> 27.1.7 (def.), 27.1.10 (perfect, staminate)</w:t>
       </w:r>
     </w:p>
     <w:p>
@@ -2157,7 +3423,7 @@
       </w:r>
       <w:r>
         <w:rPr/>
-        <w:t xml:space="preserve"> 27.1.10</w:t>
+        <w:t xml:space="preserve"> 27.1.10 (def.)</w:t>
       </w:r>
     </w:p>
     <w:p>
@@ -2172,7 +3438,7 @@
       </w:r>
       <w:r>
         <w:rPr/>
-        <w:t xml:space="preserve"> 27.1.14</w:t>
+        <w:t xml:space="preserve"> 27.1.14 (def.)</w:t>
       </w:r>
     </w:p>
     <w:p>
@@ -2187,7 +3453,7 @@
       </w:r>
       <w:r>
         <w:rPr/>
-        <w:t xml:space="preserve"> 27.4.38, 27.4.40, 27.4.39, 27.4.41</w:t>
+        <w:t xml:space="preserve"> 27.4.38 (def.), 27.4.41 (conservation)</w:t>
       </w:r>
     </w:p>
     <w:p>
@@ -2202,7 +3468,7 @@
       </w:r>
       <w:r>
         <w:rPr/>
-        <w:t xml:space="preserve"> 27.4.38</w:t>
+        <w:t xml:space="preserve"> 27.4.38 (def.)</w:t>
       </w:r>
     </w:p>
     <w:p>
@@ -2217,7 +3483,7 @@
       </w:r>
       <w:r>
         <w:rPr/>
-        <w:t xml:space="preserve"> 27.1.12</w:t>
+        <w:t xml:space="preserve"> 27.1.12 (def.)</w:t>
       </w:r>
     </w:p>
     <w:p>
@@ -2228,11 +3494,11 @@
         <w:rPr>
           <w:b/>
         </w:rPr>
-        <w:t>Tuber (potato eyes)</w:t>
+        <w:t>Tuber, potato eyes</w:t>
       </w:r>
       <w:r>
         <w:rPr/>
-        <w:t xml:space="preserve"> 27.4.36</w:t>
+        <w:t xml:space="preserve"> 27.4.36 (buds)</w:t>
       </w:r>
     </w:p>
     <w:p>
@@ -2262,7 +3528,7 @@
       </w:r>
       <w:r>
         <w:rPr/>
-        <w:t xml:space="preserve"> 27.1.17, 27.2.20, 27.1.3–4, 27.2.23</w:t>
+        <w:t xml:space="preserve"> 27.1.17 (def.), 27.1.3 (becomes sporophyte), 27.2.20 (proembryo)</w:t>
       </w:r>
     </w:p>
     <w:sectPr>
@@ -2320,7 +3586,7 @@
       <w:rPr>
         <w:sz w:val="15"/>
       </w:rPr>
-      <w:t>BIO II printed notes: Ch 27 (index)</w:t>
+      <w:t>Ch. 27: Flowering Plants: Reproduction (index)</w:t>
       <w:tab/>
     </w:r>
     <w:r>
@@ -14640,16 +15906,6 @@
     <w:rPr>
       <w:b/>
       <w:sz w:val="27"/>
-    </w:rPr>
-  </w:style>
-  <w:style w:type="paragraph" w:customStyle="1" w:styleId="Pointer">
-    <w:name w:val="Pointer"/>
-    <w:basedOn w:val="Normal"/>
-    <w:pPr>
-      <w:spacing w:before="0" w:after="23"/>
-    </w:pPr>
-    <w:rPr>
-      <w:i/>
     </w:rPr>
   </w:style>
   <w:style w:type="paragraph" w:customStyle="1" w:styleId="Slideheading">

--- a/Printed Exam Notes/Ch 27 Index.docx
+++ b/Printed Exam Notes/Ch 27 Index.docx
@@ -28,8 +28,14 @@
         <w:pStyle w:val="Mapsection"/>
       </w:pPr>
       <w:r>
-        <w:rPr/>
-        <w:t>Contents (pages in the main notes)</w:t>
+        <w:rPr>
+          <w:rStyle w:val="Slidecode"/>
+        </w:rPr>
+        <w:t>Contents</w:t>
+      </w:r>
+      <w:r>
+        <w:rPr/>
+        <w:t xml:space="preserve"> (pages in the main notes)</w:t>
       </w:r>
     </w:p>
     <w:p>
@@ -2281,6 +2287,21 @@
         <w:rPr>
           <w:b/>
         </w:rPr>
+        <w:t>Ovary / ovule</w:t>
+      </w:r>
+      <w:r>
+        <w:rPr/>
+        <w:t>: enlarged base of the carpel, enclosing the ovules; it becomes the fruit / where the megaspores and the female gametophyte form; it becomes the seed 27.1.7</w:t>
+      </w:r>
+    </w:p>
+    <w:p>
+      <w:pPr>
+        <w:pStyle w:val="Entry"/>
+      </w:pPr>
+      <w:r>
+        <w:rPr>
+          <w:b/>
+        </w:rPr>
         <w:t>Peduncle / receptacle</w:t>
       </w:r>
       <w:r>
@@ -2326,11 +2347,41 @@
         <w:rPr>
           <w:b/>
         </w:rPr>
+        <w:t>Polar nuclei</w:t>
+      </w:r>
+      <w:r>
+        <w:rPr/>
+        <w:t>: two nuclei in the embryo sac's central cell; one sperm joins them to form the 3n endosperm nucleus 27.1.14</w:t>
+      </w:r>
+    </w:p>
+    <w:p>
+      <w:pPr>
+        <w:pStyle w:val="Entry"/>
+      </w:pPr>
+      <w:r>
+        <w:rPr>
+          <w:b/>
+        </w:rPr>
         <w:t>Pollen grain</w:t>
       </w:r>
       <w:r>
         <w:rPr/>
         <w:t>: the male gametophyte: at first a tube cell + a generative cell 27.1.12</w:t>
+      </w:r>
+    </w:p>
+    <w:p>
+      <w:pPr>
+        <w:pStyle w:val="Entry"/>
+      </w:pPr>
+      <w:r>
+        <w:rPr>
+          <w:b/>
+        </w:rPr>
+        <w:t>Pollen tube</w:t>
+      </w:r>
+      <w:r>
+        <w:rPr/>
+        <w:t>: grows from the pollen grain between the stigma and style to the micropyle of the ovule; the sperm travel through it 27.1.17</w:t>
       </w:r>
     </w:p>
     <w:p>
@@ -2553,7 +2604,7 @@
       </w:r>
       <w:r>
         <w:rPr/>
-        <w:t xml:space="preserve"> see Glossary</w:t>
+        <w:t xml:space="preserve"> 27.3.35 (corn)</w:t>
       </w:r>
     </w:p>
     <w:p>
@@ -2579,6 +2630,21 @@
         <w:rPr>
           <w:b/>
         </w:rPr>
+        <w:t>Alternation of generations</w:t>
+      </w:r>
+      <w:r>
+        <w:rPr/>
+        <w:t xml:space="preserve"> 27.1.3 (def.)</w:t>
+      </w:r>
+    </w:p>
+    <w:p>
+      <w:pPr>
+        <w:pStyle w:val="Entry"/>
+      </w:pPr>
+      <w:r>
+        <w:rPr>
+          <w:b/>
+        </w:rPr>
         <w:t>Anther, filament</w:t>
       </w:r>
       <w:r>
@@ -2609,6 +2675,96 @@
         <w:rPr>
           <w:b/>
         </w:rPr>
+        <w:t>Apical meristems (shoot, root)</w:t>
+      </w:r>
+      <w:r>
+        <w:rPr/>
+        <w:t xml:space="preserve"> 27.2.21 (embryo)</w:t>
+      </w:r>
+    </w:p>
+    <w:p>
+      <w:pPr>
+        <w:pStyle w:val="Entry"/>
+      </w:pPr>
+      <w:r>
+        <w:rPr>
+          <w:b/>
+        </w:rPr>
+        <w:t>Arabidopsis, Capsella</w:t>
+      </w:r>
+      <w:r>
+        <w:rPr/>
+        <w:t xml:space="preserve"> 27.2.24 (embryo stages)</w:t>
+      </w:r>
+    </w:p>
+    <w:p>
+      <w:pPr>
+        <w:pStyle w:val="Entry"/>
+      </w:pPr>
+      <w:r>
+        <w:rPr>
+          <w:b/>
+        </w:rPr>
+        <w:t>Asexual reproduction</w:t>
+      </w:r>
+      <w:r>
+        <w:rPr/>
+        <w:t xml:space="preserve"> 27.4.36 (stolons, rhizomes), 27.4.39 (tissue culture)</w:t>
+      </w:r>
+    </w:p>
+    <w:p>
+      <w:pPr>
+        <w:pStyle w:val="Entry"/>
+      </w:pPr>
+      <w:r>
+        <w:rPr>
+          <w:b/>
+        </w:rPr>
+        <w:t>Azalea</w:t>
+      </w:r>
+      <w:r>
+        <w:rPr/>
+        <w:t xml:space="preserve"> see Daylily, azalea</w:t>
+      </w:r>
+    </w:p>
+    <w:p>
+      <w:pPr>
+        <w:pStyle w:val="Entry"/>
+      </w:pPr>
+      <w:r>
+        <w:rPr>
+          <w:b/>
+        </w:rPr>
+        <w:t>Bat pollinators</w:t>
+      </w:r>
+      <w:r>
+        <w:rPr/>
+        <w:t xml:space="preserve"> see Hummingbird, bat pollinators</w:t>
+      </w:r>
+    </w:p>
+    <w:p>
+      <w:pPr>
+        <w:pStyle w:val="Entry"/>
+      </w:pPr>
+      <w:r>
+        <w:rPr>
+          <w:b/>
+        </w:rPr>
+        <w:t>Bean, corn seeds</w:t>
+      </w:r>
+      <w:r>
+        <w:rPr/>
+        <w:t xml:space="preserve"> 27.2.26 (seed parts), 27.3.35 (germination)</w:t>
+      </w:r>
+    </w:p>
+    <w:p>
+      <w:pPr>
+        <w:pStyle w:val="Entry"/>
+      </w:pPr>
+      <w:r>
+        <w:rPr>
+          <w:b/>
+        </w:rPr>
         <w:t>Bee, butterfly pollinators</w:t>
       </w:r>
       <w:r>
@@ -2639,11 +2795,56 @@
         <w:rPr>
           <w:b/>
         </w:rPr>
+        <w:t>Burdock</w:t>
+      </w:r>
+      <w:r>
+        <w:rPr/>
+        <w:t xml:space="preserve"> see Dandelion, burdock</w:t>
+      </w:r>
+    </w:p>
+    <w:p>
+      <w:pPr>
+        <w:pStyle w:val="Entry"/>
+      </w:pPr>
+      <w:r>
+        <w:rPr>
+          <w:b/>
+        </w:rPr>
+        <w:t>Butterfly pollinators</w:t>
+      </w:r>
+      <w:r>
+        <w:rPr/>
+        <w:t xml:space="preserve"> see Bee, butterfly pollinators</w:t>
+      </w:r>
+    </w:p>
+    <w:p>
+      <w:pPr>
+        <w:pStyle w:val="Entry"/>
+      </w:pPr>
+      <w:r>
+        <w:rPr>
+          <w:b/>
+        </w:rPr>
         <w:t>Callus</w:t>
       </w:r>
       <w:r>
         <w:rPr/>
         <w:t xml:space="preserve"> 27.4.40 (def.)</w:t>
+      </w:r>
+    </w:p>
+    <w:p>
+      <w:pPr>
+        <w:pStyle w:val="Entry"/>
+      </w:pPr>
+      <w:r>
+        <w:rPr>
+          <w:b/>
+        </w:rPr>
+        <w:t>Capsella</w:t>
+      </w:r>
+      <w:r>
+        <w:rPr/>
+        <w:t xml:space="preserve"> see Arabidopsis, Capsella</w:t>
       </w:r>
     </w:p>
     <w:p>
@@ -2684,11 +2885,41 @@
         <w:rPr>
           <w:b/>
         </w:rPr>
+        <w:t>Cherries</w:t>
+      </w:r>
+      <w:r>
+        <w:rPr/>
+        <w:t xml:space="preserve"> see Peaches, cherries, tomatoes</w:t>
+      </w:r>
+    </w:p>
+    <w:p>
+      <w:pPr>
+        <w:pStyle w:val="Entry"/>
+      </w:pPr>
+      <w:r>
+        <w:rPr>
+          <w:b/>
+        </w:rPr>
+        <w:t>Clonal</w:t>
+      </w:r>
+      <w:r>
+        <w:rPr/>
+        <w:t xml:space="preserve"> see Clone, clonal</w:t>
+      </w:r>
+    </w:p>
+    <w:p>
+      <w:pPr>
+        <w:pStyle w:val="Entry"/>
+      </w:pPr>
+      <w:r>
+        <w:rPr>
+          <w:b/>
+        </w:rPr>
         <w:t>Clone, clonal</w:t>
       </w:r>
       <w:r>
         <w:rPr/>
-        <w:t xml:space="preserve"> see Glossary</w:t>
+        <w:t xml:space="preserve"> 27.4.40 (tissue culture)</w:t>
       </w:r>
     </w:p>
     <w:p>
@@ -2748,7 +2979,22 @@
       </w:r>
       <w:r>
         <w:rPr/>
-        <w:t xml:space="preserve"> see Glossary</w:t>
+        <w:t xml:space="preserve"> 27.1.18 (butterflies)</w:t>
+      </w:r>
+    </w:p>
+    <w:p>
+      <w:pPr>
+        <w:pStyle w:val="Entry"/>
+      </w:pPr>
+      <w:r>
+        <w:rPr>
+          <w:b/>
+        </w:rPr>
+        <w:t>Corn seeds</w:t>
+      </w:r>
+      <w:r>
+        <w:rPr/>
+        <w:t xml:space="preserve"> see Bean, corn seeds</w:t>
       </w:r>
     </w:p>
     <w:p>
@@ -2774,6 +3020,51 @@
         <w:rPr>
           <w:b/>
         </w:rPr>
+        <w:t>Cross-pollination</w:t>
+      </w:r>
+      <w:r>
+        <w:rPr/>
+        <w:t xml:space="preserve"> see Pollination, self-pollination, cross-pollination</w:t>
+      </w:r>
+    </w:p>
+    <w:p>
+      <w:pPr>
+        <w:pStyle w:val="Entry"/>
+      </w:pPr>
+      <w:r>
+        <w:rPr>
+          <w:b/>
+        </w:rPr>
+        <w:t>Dandelion, burdock</w:t>
+      </w:r>
+      <w:r>
+        <w:rPr/>
+        <w:t xml:space="preserve"> 27.3.32 (wind, animals)</w:t>
+      </w:r>
+    </w:p>
+    <w:p>
+      <w:pPr>
+        <w:pStyle w:val="Entry"/>
+      </w:pPr>
+      <w:r>
+        <w:rPr>
+          <w:b/>
+        </w:rPr>
+        <w:t>Daylily, azalea</w:t>
+      </w:r>
+      <w:r>
+        <w:rPr/>
+        <w:t xml:space="preserve"> 27.1.9 (monocot vs eudicot)</w:t>
+      </w:r>
+    </w:p>
+    <w:p>
+      <w:pPr>
+        <w:pStyle w:val="Entry"/>
+      </w:pPr>
+      <w:r>
+        <w:rPr>
+          <w:b/>
+        </w:rPr>
         <w:t>Dehiscent / indehiscent</w:t>
       </w:r>
       <w:r>
@@ -2894,6 +3185,21 @@
         <w:rPr>
           <w:b/>
         </w:rPr>
+        <w:t>Endocarp</w:t>
+      </w:r>
+      <w:r>
+        <w:rPr/>
+        <w:t xml:space="preserve"> see Exocarp, mesocarp, endocarp</w:t>
+      </w:r>
+    </w:p>
+    <w:p>
+      <w:pPr>
+        <w:pStyle w:val="Entry"/>
+      </w:pPr>
+      <w:r>
+        <w:rPr>
+          <w:b/>
+        </w:rPr>
         <w:t>Endosperm (3n)</w:t>
       </w:r>
       <w:r>
@@ -2924,11 +3230,71 @@
         <w:rPr>
           <w:b/>
         </w:rPr>
+        <w:t>Eudicots</w:t>
+      </w:r>
+      <w:r>
+        <w:rPr/>
+        <w:t xml:space="preserve"> see Monocots, eudicots</w:t>
+      </w:r>
+    </w:p>
+    <w:p>
+      <w:pPr>
+        <w:pStyle w:val="Entry"/>
+      </w:pPr>
+      <w:r>
+        <w:rPr>
+          <w:b/>
+        </w:rPr>
         <w:t>Exocarp, mesocarp, endocarp</w:t>
       </w:r>
       <w:r>
         <w:rPr/>
         <w:t xml:space="preserve"> 27.3.28 (def.)</w:t>
+      </w:r>
+    </w:p>
+    <w:p>
+      <w:pPr>
+        <w:pStyle w:val="Entry"/>
+      </w:pPr>
+      <w:r>
+        <w:rPr>
+          <w:b/>
+        </w:rPr>
+        <w:t>Filament</w:t>
+      </w:r>
+      <w:r>
+        <w:rPr/>
+        <w:t xml:space="preserve"> see Anther, filament</w:t>
+      </w:r>
+    </w:p>
+    <w:p>
+      <w:pPr>
+        <w:pStyle w:val="Entry"/>
+      </w:pPr>
+      <w:r>
+        <w:rPr>
+          <w:b/>
+        </w:rPr>
+        <w:t>Flowers</w:t>
+      </w:r>
+      <w:r>
+        <w:rPr/>
+        <w:t xml:space="preserve"> 27.1.6 (def.), 27.1.10 (variations), 27.1.18 (pollinators)</w:t>
+      </w:r>
+    </w:p>
+    <w:p>
+      <w:pPr>
+        <w:pStyle w:val="Entry"/>
+      </w:pPr>
+      <w:r>
+        <w:rPr>
+          <w:b/>
+        </w:rPr>
+        <w:t>Fossil pollen</w:t>
+      </w:r>
+      <w:r>
+        <w:rPr/>
+        <w:t xml:space="preserve"> 27.1.16 (strong walls)</w:t>
       </w:r>
     </w:p>
     <w:p>
@@ -2954,6 +3320,21 @@
         <w:rPr>
           <w:b/>
         </w:rPr>
+        <w:t>Gametophyte</w:t>
+      </w:r>
+      <w:r>
+        <w:rPr/>
+        <w:t xml:space="preserve"> see Sporophyte, gametophyte</w:t>
+      </w:r>
+    </w:p>
+    <w:p>
+      <w:pPr>
+        <w:pStyle w:val="Entry"/>
+      </w:pPr>
+      <w:r>
+        <w:rPr>
+          <w:b/>
+        </w:rPr>
         <w:t>Generative cell</w:t>
       </w:r>
       <w:r>
@@ -2984,11 +3365,86 @@
         <w:rPr>
           <w:b/>
         </w:rPr>
-        <w:t>Globular, heart, torpedo stages</w:t>
+        <w:t>Germination inhibitors</w:t>
+      </w:r>
+      <w:r>
+        <w:rPr/>
+        <w:t xml:space="preserve"> 27.3.33 (fleshy fruits)</w:t>
+      </w:r>
+    </w:p>
+    <w:p>
+      <w:pPr>
+        <w:pStyle w:val="Entry"/>
+      </w:pPr>
+      <w:r>
+        <w:rPr>
+          <w:b/>
+        </w:rPr>
+        <w:t>Globular stage, heart stage, torpedo stage</w:t>
       </w:r>
       <w:r>
         <w:rPr/>
         <w:t xml:space="preserve"> 27.2.20 (def.), 27.2.24 (figure)</w:t>
+      </w:r>
+    </w:p>
+    <w:p>
+      <w:pPr>
+        <w:pStyle w:val="Entry"/>
+      </w:pPr>
+      <w:r>
+        <w:rPr>
+          <w:b/>
+        </w:rPr>
+        <w:t>Grains</w:t>
+      </w:r>
+      <w:r>
+        <w:rPr/>
+        <w:t xml:space="preserve"> see Grasses, grains</w:t>
+      </w:r>
+    </w:p>
+    <w:p>
+      <w:pPr>
+        <w:pStyle w:val="Entry"/>
+      </w:pPr>
+      <w:r>
+        <w:rPr>
+          <w:b/>
+        </w:rPr>
+        <w:t>Grasses, grains</w:t>
+      </w:r>
+      <w:r>
+        <w:rPr/>
+        <w:t xml:space="preserve"> 27.1.16 (wind pollination), 27.3.29 (indehiscent)</w:t>
+      </w:r>
+    </w:p>
+    <w:p>
+      <w:pPr>
+        <w:pStyle w:val="Entry"/>
+      </w:pPr>
+      <w:r>
+        <w:rPr>
+          <w:b/>
+        </w:rPr>
+        <w:t>Heart stage</w:t>
+      </w:r>
+      <w:r>
+        <w:rPr/>
+        <w:t xml:space="preserve"> see Globular stage, heart stage, torpedo stage</w:t>
+      </w:r>
+    </w:p>
+    <w:p>
+      <w:pPr>
+        <w:pStyle w:val="Entry"/>
+      </w:pPr>
+      <w:r>
+        <w:rPr>
+          <w:b/>
+        </w:rPr>
+        <w:t>Holly</w:t>
+      </w:r>
+      <w:r>
+        <w:rPr/>
+        <w:t xml:space="preserve"> 27.1.10 (dioecious)</w:t>
       </w:r>
     </w:p>
     <w:p>
@@ -3014,11 +3470,101 @@
         <w:rPr>
           <w:b/>
         </w:rPr>
+        <w:t>Hypocotyl</w:t>
+      </w:r>
+      <w:r>
+        <w:rPr/>
+        <w:t xml:space="preserve"> see Epicotyl, hypocotyl, radicle</w:t>
+      </w:r>
+    </w:p>
+    <w:p>
+      <w:pPr>
+        <w:pStyle w:val="Entry"/>
+      </w:pPr>
+      <w:r>
+        <w:rPr>
+          <w:b/>
+        </w:rPr>
+        <w:t>Imperfect flowers</w:t>
+      </w:r>
+      <w:r>
+        <w:rPr/>
+        <w:t xml:space="preserve"> see Perfect / imperfect flowers</w:t>
+      </w:r>
+    </w:p>
+    <w:p>
+      <w:pPr>
+        <w:pStyle w:val="Entry"/>
+      </w:pPr>
+      <w:r>
+        <w:rPr>
+          <w:b/>
+        </w:rPr>
+        <w:t>Incomplete flowers</w:t>
+      </w:r>
+      <w:r>
+        <w:rPr/>
+        <w:t xml:space="preserve"> see Complete / incomplete flowers</w:t>
+      </w:r>
+    </w:p>
+    <w:p>
+      <w:pPr>
+        <w:pStyle w:val="Entry"/>
+      </w:pPr>
+      <w:r>
+        <w:rPr>
+          <w:b/>
+        </w:rPr>
+        <w:t>Indehiscent</w:t>
+      </w:r>
+      <w:r>
+        <w:rPr/>
+        <w:t xml:space="preserve"> see Dehiscent / indehiscent</w:t>
+      </w:r>
+    </w:p>
+    <w:p>
+      <w:pPr>
+        <w:pStyle w:val="Entry"/>
+      </w:pPr>
+      <w:r>
+        <w:rPr>
+          <w:b/>
+        </w:rPr>
         <w:t>Integuments</w:t>
       </w:r>
       <w:r>
         <w:rPr/>
         <w:t xml:space="preserve"> 27.1.14 (ovule)</w:t>
+      </w:r>
+    </w:p>
+    <w:p>
+      <w:pPr>
+        <w:pStyle w:val="Entry"/>
+      </w:pPr>
+      <w:r>
+        <w:rPr>
+          <w:b/>
+        </w:rPr>
+        <w:t>Jatropha</w:t>
+      </w:r>
+      <w:r>
+        <w:rPr/>
+        <w:t xml:space="preserve"> 27.1.11 (monoecious)</w:t>
+      </w:r>
+    </w:p>
+    <w:p>
+      <w:pPr>
+        <w:pStyle w:val="Entry"/>
+      </w:pPr>
+      <w:r>
+        <w:rPr>
+          <w:b/>
+        </w:rPr>
+        <w:t>Ladyslipper orchid</w:t>
+      </w:r>
+      <w:r>
+        <w:rPr/>
+        <w:t xml:space="preserve"> 27.4.41 (tissue culture)</w:t>
       </w:r>
     </w:p>
     <w:p>
@@ -3059,6 +3605,21 @@
         <w:rPr>
           <w:b/>
         </w:rPr>
+        <w:t>Mesocarp</w:t>
+      </w:r>
+      <w:r>
+        <w:rPr/>
+        <w:t xml:space="preserve"> see Exocarp, mesocarp, endocarp</w:t>
+      </w:r>
+    </w:p>
+    <w:p>
+      <w:pPr>
+        <w:pStyle w:val="Entry"/>
+      </w:pPr>
+      <w:r>
+        <w:rPr>
+          <w:b/>
+        </w:rPr>
         <w:t>Micropyle</w:t>
       </w:r>
       <w:r>
@@ -3089,6 +3650,36 @@
         <w:rPr>
           <w:b/>
         </w:rPr>
+        <w:t>Monocots, eudicots</w:t>
+      </w:r>
+      <w:r>
+        <w:rPr/>
+        <w:t xml:space="preserve"> 27.1.6 (flower parts), 27.1.9 (daylily, azalea), 27.2.25 (seeds)</w:t>
+      </w:r>
+    </w:p>
+    <w:p>
+      <w:pPr>
+        <w:pStyle w:val="Entry"/>
+      </w:pPr>
+      <w:r>
+        <w:rPr>
+          <w:b/>
+        </w:rPr>
+        <w:t>Monoecious</w:t>
+      </w:r>
+      <w:r>
+        <w:rPr/>
+        <w:t xml:space="preserve"> see Dioecious, monoecious</w:t>
+      </w:r>
+    </w:p>
+    <w:p>
+      <w:pPr>
+        <w:pStyle w:val="Entry"/>
+      </w:pPr>
+      <w:r>
+        <w:rPr>
+          <w:b/>
+        </w:rPr>
         <w:t>Multiple fruit</w:t>
       </w:r>
       <w:r>
@@ -3108,7 +3699,22 @@
       </w:r>
       <w:r>
         <w:rPr/>
-        <w:t xml:space="preserve"> see Glossary</w:t>
+        <w:t xml:space="preserve"> 27.1.18 (bees)</w:t>
+      </w:r>
+    </w:p>
+    <w:p>
+      <w:pPr>
+        <w:pStyle w:val="Entry"/>
+      </w:pPr>
+      <w:r>
+        <w:rPr>
+          <w:b/>
+        </w:rPr>
+        <w:t>Nodes</w:t>
+      </w:r>
+      <w:r>
+        <w:rPr/>
+        <w:t xml:space="preserve"> 27.4.36 (new plants)</w:t>
       </w:r>
     </w:p>
     <w:p>
@@ -3149,6 +3755,36 @@
         <w:rPr>
           <w:b/>
         </w:rPr>
+        <w:t>Ovule</w:t>
+      </w:r>
+      <w:r>
+        <w:rPr/>
+        <w:t xml:space="preserve"> see Ovary, ovule</w:t>
+      </w:r>
+    </w:p>
+    <w:p>
+      <w:pPr>
+        <w:pStyle w:val="Entry"/>
+      </w:pPr>
+      <w:r>
+        <w:rPr>
+          <w:b/>
+        </w:rPr>
+        <w:t>Peaches, cherries, tomatoes</w:t>
+      </w:r>
+      <w:r>
+        <w:rPr/>
+        <w:t xml:space="preserve"> 27.3.31 (animal dispersal)</w:t>
+      </w:r>
+    </w:p>
+    <w:p>
+      <w:pPr>
+        <w:pStyle w:val="Entry"/>
+      </w:pPr>
+      <w:r>
+        <w:rPr>
+          <w:b/>
+        </w:rPr>
         <w:t>Peduncle, receptacle</w:t>
       </w:r>
       <w:r>
@@ -3228,7 +3864,7 @@
       </w:r>
       <w:r>
         <w:rPr/>
-        <w:t xml:space="preserve"> see Glossary</w:t>
+        <w:t xml:space="preserve"> 27.2.26 (seed parts), 27.3.35 (germination)</w:t>
       </w:r>
     </w:p>
     <w:p>
@@ -3269,11 +3905,11 @@
         <w:rPr>
           <w:b/>
         </w:rPr>
-        <w:t>Pollen tube</w:t>
-      </w:r>
-      <w:r>
-        <w:rPr/>
-        <w:t xml:space="preserve"> 27.1.17 (to the micropyle), 27.1.12 (from tube cell)</w:t>
+        <w:t>Pollen sacs</w:t>
+      </w:r>
+      <w:r>
+        <w:rPr/>
+        <w:t xml:space="preserve"> 27.1.12 (microspore mother cells)</w:t>
       </w:r>
     </w:p>
     <w:p>
@@ -3284,11 +3920,41 @@
         <w:rPr>
           <w:b/>
         </w:rPr>
-        <w:t>Pollination (self, cross)</w:t>
+        <w:t>Pollen tube</w:t>
+      </w:r>
+      <w:r>
+        <w:rPr/>
+        <w:t xml:space="preserve"> 27.1.17 (to the micropyle), 27.1.12 (from tube cell)</w:t>
+      </w:r>
+    </w:p>
+    <w:p>
+      <w:pPr>
+        <w:pStyle w:val="Entry"/>
+      </w:pPr>
+      <w:r>
+        <w:rPr>
+          <w:b/>
+        </w:rPr>
+        <w:t>Pollination, self-pollination, cross-pollination</w:t>
       </w:r>
       <w:r>
         <w:rPr/>
         <w:t xml:space="preserve"> 27.1.15 (def.), 27.1.6 (attract pollinators), 27.1.18 (animal pollinators)</w:t>
+      </w:r>
+    </w:p>
+    <w:p>
+      <w:pPr>
+        <w:pStyle w:val="Entry"/>
+      </w:pPr>
+      <w:r>
+        <w:rPr>
+          <w:b/>
+        </w:rPr>
+        <w:t>Potato eyes</w:t>
+      </w:r>
+      <w:r>
+        <w:rPr/>
+        <w:t xml:space="preserve"> see Tuber, potato eyes</w:t>
       </w:r>
     </w:p>
     <w:p>
@@ -3314,6 +3980,36 @@
         <w:rPr>
           <w:b/>
         </w:rPr>
+        <w:t>Radicle</w:t>
+      </w:r>
+      <w:r>
+        <w:rPr/>
+        <w:t xml:space="preserve"> see Epicotyl, hypocotyl, radicle</w:t>
+      </w:r>
+    </w:p>
+    <w:p>
+      <w:pPr>
+        <w:pStyle w:val="Entry"/>
+      </w:pPr>
+      <w:r>
+        <w:rPr>
+          <w:b/>
+        </w:rPr>
+        <w:t>Receptacle</w:t>
+      </w:r>
+      <w:r>
+        <w:rPr/>
+        <w:t xml:space="preserve"> see Peduncle, receptacle</w:t>
+      </w:r>
+    </w:p>
+    <w:p>
+      <w:pPr>
+        <w:pStyle w:val="Entry"/>
+      </w:pPr>
+      <w:r>
+        <w:rPr>
+          <w:b/>
+        </w:rPr>
         <w:t>Rhizomes, stolons</w:t>
       </w:r>
       <w:r>
@@ -3348,7 +4044,7 @@
       </w:r>
       <w:r>
         <w:rPr/>
-        <w:t xml:space="preserve"> see Glossary</w:t>
+        <w:t xml:space="preserve"> 27.1.17 (def.), 27.1.4 (life cycle), 27.2.25 (monocot vs eudicot), 27.3.33 (germination)</w:t>
       </w:r>
     </w:p>
     <w:p>
@@ -3374,6 +4070,36 @@
         <w:rPr>
           <w:b/>
         </w:rPr>
+        <w:t>Self-pollination</w:t>
+      </w:r>
+      <w:r>
+        <w:rPr/>
+        <w:t xml:space="preserve"> see Pollination, self-pollination, cross-pollination</w:t>
+      </w:r>
+    </w:p>
+    <w:p>
+      <w:pPr>
+        <w:pStyle w:val="Entry"/>
+      </w:pPr>
+      <w:r>
+        <w:rPr>
+          <w:b/>
+        </w:rPr>
+        <w:t>Sepals</w:t>
+      </w:r>
+      <w:r>
+        <w:rPr/>
+        <w:t xml:space="preserve"> see Petals, sepals</w:t>
+      </w:r>
+    </w:p>
+    <w:p>
+      <w:pPr>
+        <w:pStyle w:val="Entry"/>
+      </w:pPr>
+      <w:r>
+        <w:rPr>
+          <w:b/>
+        </w:rPr>
         <w:t>Simple fruit</w:t>
       </w:r>
       <w:r>
@@ -3434,6 +4160,51 @@
         <w:rPr>
           <w:b/>
         </w:rPr>
+        <w:t>Stolons</w:t>
+      </w:r>
+      <w:r>
+        <w:rPr/>
+        <w:t xml:space="preserve"> see Rhizomes, stolons</w:t>
+      </w:r>
+    </w:p>
+    <w:p>
+      <w:pPr>
+        <w:pStyle w:val="Entry"/>
+      </w:pPr>
+      <w:r>
+        <w:rPr>
+          <w:b/>
+        </w:rPr>
+        <w:t>Strawberry</w:t>
+      </w:r>
+      <w:r>
+        <w:rPr/>
+        <w:t xml:space="preserve"> 27.4.37 (stolons)</w:t>
+      </w:r>
+    </w:p>
+    <w:p>
+      <w:pPr>
+        <w:pStyle w:val="Entry"/>
+      </w:pPr>
+      <w:r>
+        <w:rPr>
+          <w:b/>
+        </w:rPr>
+        <w:t>Suspensor</w:t>
+      </w:r>
+      <w:r>
+        <w:rPr/>
+        <w:t xml:space="preserve"> see Proembryo, suspensor</w:t>
+      </w:r>
+    </w:p>
+    <w:p>
+      <w:pPr>
+        <w:pStyle w:val="Entry"/>
+      </w:pPr>
+      <w:r>
+        <w:rPr>
+          <w:b/>
+        </w:rPr>
         <w:t>Synergids</w:t>
       </w:r>
       <w:r>
@@ -3464,6 +4235,36 @@
         <w:rPr>
           <w:b/>
         </w:rPr>
+        <w:t>Tomatoes</w:t>
+      </w:r>
+      <w:r>
+        <w:rPr/>
+        <w:t xml:space="preserve"> see Peaches, cherries, tomatoes</w:t>
+      </w:r>
+    </w:p>
+    <w:p>
+      <w:pPr>
+        <w:pStyle w:val="Entry"/>
+      </w:pPr>
+      <w:r>
+        <w:rPr>
+          <w:b/>
+        </w:rPr>
+        <w:t>Torpedo stage</w:t>
+      </w:r>
+      <w:r>
+        <w:rPr/>
+        <w:t xml:space="preserve"> see Globular stage, heart stage, torpedo stage</w:t>
+      </w:r>
+    </w:p>
+    <w:p>
+      <w:pPr>
+        <w:pStyle w:val="Entry"/>
+      </w:pPr>
+      <w:r>
+        <w:rPr>
+          <w:b/>
+        </w:rPr>
         <w:t>Totipotent</w:t>
       </w:r>
       <w:r>
@@ -3513,7 +4314,22 @@
       </w:r>
       <w:r>
         <w:rPr/>
-        <w:t xml:space="preserve"> see Glossary</w:t>
+        <w:t xml:space="preserve"> 27.1.7 (flower parts)</w:t>
+      </w:r>
+    </w:p>
+    <w:p>
+      <w:pPr>
+        <w:pStyle w:val="Entry"/>
+      </w:pPr>
+      <w:r>
+        <w:rPr>
+          <w:b/>
+        </w:rPr>
+        <w:t>Wind</w:t>
+      </w:r>
+      <w:r>
+        <w:rPr/>
+        <w:t xml:space="preserve"> 27.1.16 (pollination), 27.3.31 (dispersal)</w:t>
       </w:r>
     </w:p>
     <w:p>

--- a/Printed Exam Notes/Ch 27 Index.docx
+++ b/Printed Exam Notes/Ch 27 Index.docx
@@ -6,19 +6,26 @@
       <w:pPr>
         <w:pStyle w:val="Notestitle"/>
       </w:pPr>
+      <w:bookmarkStart w:id="1" w:name="t27"/>
       <w:r>
         <w:rPr/>
         <w:t>Ch. 27: Flowering Plants: Reproduction (index)</w:t>
       </w:r>
+      <w:bookmarkEnd w:id="1"/>
     </w:p>
     <w:p>
       <w:pPr>
         <w:sectPr>
           <w:headerReference w:type="default" r:id="rId9"/>
-          <w:footerReference w:type="default" r:id="rId10"/>
+          <w:headerReference w:type="first" r:id="rId10"/>
+          <w:footerReference w:type="default" r:id="rId11"/>
+          <w:footerReference w:type="first" r:id="rId12"/>
+          <w:type w:val="oddPage"/>
           <w:pgSz w:w="12240" w:h="15840"/>
           <w:pgMar w:top="792" w:right="576" w:bottom="720" w:left="576" w:header="432" w:footer="360" w:gutter="0"/>
+          <w:pgNumType w:start="21"/>
           <w:cols w:space="720"/>
+          <w:titlePg/>
           <w:docGrid w:linePitch="360"/>
         </w:sectPr>
       </w:pPr>
@@ -56,11 +63,11 @@
       </w:pPr>
       <w:r>
         <w:rPr/>
-        <w:t>27.1.3 Sexual Reproductive Strategies</w:t>
+        <w:t>27.33.3 Sexual Reproductive Strategies</w:t>
         <w:tab/>
       </w:r>
       <w:r>
-        <w:t>1</w:t>
+        <w:t>33</w:t>
       </w:r>
     </w:p>
     <w:p>
@@ -72,11 +79,11 @@
       </w:pPr>
       <w:r>
         <w:rPr/>
-        <w:t>27.1.4 Sexual Reproduction in Flowering Plants</w:t>
+        <w:t>27.33.4 Sexual Reproduction in Flowering Plants</w:t>
         <w:tab/>
       </w:r>
       <w:r>
-        <w:t>1</w:t>
+        <w:t>33</w:t>
       </w:r>
     </w:p>
     <w:p>
@@ -88,11 +95,11 @@
       </w:pPr>
       <w:r>
         <w:rPr/>
-        <w:t>27.1.5 Sexual Reproductive Strategies</w:t>
+        <w:t>27.33.5 Sexual Reproductive Strategies</w:t>
         <w:tab/>
       </w:r>
       <w:r>
-        <w:t>1</w:t>
+        <w:t>33</w:t>
       </w:r>
     </w:p>
     <w:p>
@@ -104,11 +111,11 @@
       </w:pPr>
       <w:r>
         <w:rPr/>
-        <w:t>27.1.6 Flowers</w:t>
+        <w:t>27.33.6 Flowers</w:t>
         <w:tab/>
       </w:r>
       <w:r>
-        <w:t>1</w:t>
+        <w:t>33</w:t>
       </w:r>
     </w:p>
     <w:p>
@@ -120,11 +127,11 @@
       </w:pPr>
       <w:r>
         <w:rPr/>
-        <w:t>27.1.7 Flower Structure</w:t>
+        <w:t>27.33.7 Flower Structure</w:t>
         <w:tab/>
       </w:r>
       <w:r>
-        <w:t>1</w:t>
+        <w:t>33</w:t>
       </w:r>
     </w:p>
     <w:p>
@@ -136,11 +143,11 @@
       </w:pPr>
       <w:r>
         <w:rPr/>
-        <w:t>27.1.8 Anatomy of a Flower</w:t>
+        <w:t>27.33.8 Anatomy of a Flower</w:t>
         <w:tab/>
       </w:r>
       <w:r>
-        <w:t>1</w:t>
+        <w:t>33</w:t>
       </w:r>
     </w:p>
     <w:p>
@@ -152,11 +159,11 @@
       </w:pPr>
       <w:r>
         <w:rPr/>
-        <w:t>27.1.9 Monocot Versus Eudicot Flowers</w:t>
+        <w:t>27.33.9 Monocot Versus Eudicot Flowers</w:t>
         <w:tab/>
       </w:r>
       <w:r>
-        <w:t>1</w:t>
+        <w:t>33</w:t>
       </w:r>
     </w:p>
     <w:p>
@@ -168,11 +175,11 @@
       </w:pPr>
       <w:r>
         <w:rPr/>
-        <w:t>27.1.10 Variations in Flower Structure</w:t>
+        <w:t>27.33.10 Variations in Flower Structure</w:t>
         <w:tab/>
       </w:r>
       <w:r>
-        <w:t>1</w:t>
+        <w:t>33</w:t>
       </w:r>
     </w:p>
     <w:p>
@@ -184,11 +191,11 @@
       </w:pPr>
       <w:r>
         <w:rPr/>
-        <w:t>27.1.11 Monoecious and Dioecious Plants</w:t>
+        <w:t>27.33.11 Monoecious and Dioecious Plants</w:t>
         <w:tab/>
       </w:r>
       <w:r>
-        <w:t>1</w:t>
+        <w:t>33</w:t>
       </w:r>
     </w:p>
     <w:p>
@@ -200,11 +207,11 @@
       </w:pPr>
       <w:r>
         <w:rPr/>
-        <w:t>27.1.12 Development of Male Gametophyte</w:t>
+        <w:t>27.33.12 Development of Male Gametophyte</w:t>
         <w:tab/>
       </w:r>
       <w:r>
-        <w:t>1</w:t>
+        <w:t>33</w:t>
       </w:r>
     </w:p>
     <w:p>
@@ -216,11 +223,11 @@
       </w:pPr>
       <w:r>
         <w:rPr/>
-        <w:t>27.1.13 Life Cycle of Flowering Plants</w:t>
+        <w:t>27.34.13 Life Cycle of Flowering Plants</w:t>
         <w:tab/>
       </w:r>
       <w:r>
-        <w:t>2</w:t>
+        <w:t>34</w:t>
       </w:r>
     </w:p>
     <w:p>
@@ -232,11 +239,11 @@
       </w:pPr>
       <w:r>
         <w:rPr/>
-        <w:t>27.1.14 Development of Female Gametophyte</w:t>
+        <w:t>27.34.14 Development of Female Gametophyte</w:t>
         <w:tab/>
       </w:r>
       <w:r>
-        <w:t>2</w:t>
+        <w:t>34</w:t>
       </w:r>
     </w:p>
     <w:p>
@@ -248,11 +255,11 @@
       </w:pPr>
       <w:r>
         <w:rPr/>
-        <w:t>27.1.15 Types of Pollination</w:t>
+        <w:t>27.34.15 Types of Pollination</w:t>
         <w:tab/>
       </w:r>
       <w:r>
-        <w:t>2</w:t>
+        <w:t>34</w:t>
       </w:r>
     </w:p>
     <w:p>
@@ -264,11 +271,11 @@
       </w:pPr>
       <w:r>
         <w:rPr/>
-        <w:t>27.1.16 Pollination</w:t>
+        <w:t>27.34.16 Pollination</w:t>
         <w:tab/>
       </w:r>
       <w:r>
-        <w:t>2</w:t>
+        <w:t>34</w:t>
       </w:r>
     </w:p>
     <w:p>
@@ -280,11 +287,11 @@
       </w:pPr>
       <w:r>
         <w:rPr/>
-        <w:t>27.1.17 Fertilization</w:t>
+        <w:t>27.34.17 Fertilization</w:t>
         <w:tab/>
       </w:r>
       <w:r>
-        <w:t>2</w:t>
+        <w:t>34</w:t>
       </w:r>
     </w:p>
     <w:p>
@@ -296,11 +303,11 @@
       </w:pPr>
       <w:r>
         <w:rPr/>
-        <w:t>27.1.18 Insect Pollinators</w:t>
+        <w:t>27.34.18 Insect Pollinators</w:t>
         <w:tab/>
       </w:r>
       <w:r>
-        <w:t>2</w:t>
+        <w:t>34</w:t>
       </w:r>
     </w:p>
     <w:p>
@@ -312,11 +319,11 @@
       </w:pPr>
       <w:r>
         <w:rPr/>
-        <w:t>27.1.19 Bird and Bat Pollinators</w:t>
+        <w:t>27.34.19 Bird and Bat Pollinators</w:t>
         <w:tab/>
       </w:r>
       <w:r>
-        <w:t>2</w:t>
+        <w:t>34</w:t>
       </w:r>
     </w:p>
     <w:p>
@@ -337,11 +344,11 @@
       </w:pPr>
       <w:r>
         <w:rPr/>
-        <w:t>27.2.20 Seed Development</w:t>
+        <w:t>27.34.20 Seed Development</w:t>
         <w:tab/>
       </w:r>
       <w:r>
-        <w:t>3</w:t>
+        <w:t>34</w:t>
       </w:r>
     </w:p>
     <w:p>
@@ -353,11 +360,11 @@
       </w:pPr>
       <w:r>
         <w:rPr/>
-        <w:t>27.2.21 The Heart Stage and Torpedo Stage Embryos</w:t>
+        <w:t>27.34.21 The Heart Stage and Torpedo Stage Embryos</w:t>
         <w:tab/>
       </w:r>
       <w:r>
-        <w:t>3</w:t>
+        <w:t>34</w:t>
       </w:r>
     </w:p>
     <w:p>
@@ -369,11 +376,11 @@
       </w:pPr>
       <w:r>
         <w:rPr/>
-        <w:t>27.2.22 The Mature Embryo</w:t>
+        <w:t>27.34.22 The Mature Embryo</w:t>
         <w:tab/>
       </w:r>
       <w:r>
-        <w:t>3</w:t>
+        <w:t>34</w:t>
       </w:r>
     </w:p>
     <w:p>
@@ -385,11 +392,11 @@
       </w:pPr>
       <w:r>
         <w:rPr/>
-        <w:t>27.2.23–24 Development of a Eudicot Embryo</w:t>
+        <w:t>27.35.23–24 Development of a Eudicot Embryo</w:t>
         <w:tab/>
       </w:r>
       <w:r>
-        <w:t>3</w:t>
+        <w:t>35</w:t>
       </w:r>
     </w:p>
     <w:p>
@@ -401,11 +408,11 @@
       </w:pPr>
       <w:r>
         <w:rPr/>
-        <w:t>27.2.25 Monocot Versus Eudicot Seeds</w:t>
+        <w:t>27.35.25 Monocot Versus Eudicot Seeds</w:t>
         <w:tab/>
       </w:r>
       <w:r>
-        <w:t>3</w:t>
+        <w:t>35</w:t>
       </w:r>
     </w:p>
     <w:p>
@@ -417,11 +424,11 @@
       </w:pPr>
       <w:r>
         <w:rPr/>
-        <w:t>27.2.26 Monocot Versus Eudicot</w:t>
+        <w:t>27.35.26 Monocot Versus Eudicot</w:t>
         <w:tab/>
       </w:r>
       <w:r>
-        <w:t>3</w:t>
+        <w:t>35</w:t>
       </w:r>
     </w:p>
     <w:p>
@@ -442,11 +449,11 @@
       </w:pPr>
       <w:r>
         <w:rPr/>
-        <w:t>27.3.27 Fruit Types and Seed Dispersal</w:t>
+        <w:t>27.35.27 Fruit Types and Seed Dispersal</w:t>
         <w:tab/>
       </w:r>
       <w:r>
-        <w:t>3</w:t>
+        <w:t>35</w:t>
       </w:r>
     </w:p>
     <w:p>
@@ -458,11 +465,11 @@
       </w:pPr>
       <w:r>
         <w:rPr/>
-        <w:t>27.3.28 Fruit Development</w:t>
+        <w:t>27.35.28 Fruit Development</w:t>
         <w:tab/>
       </w:r>
       <w:r>
-        <w:t>3</w:t>
+        <w:t>35</w:t>
       </w:r>
     </w:p>
     <w:p>
@@ -474,11 +481,11 @@
       </w:pPr>
       <w:r>
         <w:rPr/>
-        <w:t>27.3.29 Fruit Types</w:t>
+        <w:t>27.35.29 Fruit Types</w:t>
         <w:tab/>
       </w:r>
       <w:r>
-        <w:t>3</w:t>
+        <w:t>35</w:t>
       </w:r>
     </w:p>
     <w:p>
@@ -490,11 +497,11 @@
       </w:pPr>
       <w:r>
         <w:rPr/>
-        <w:t>27.3.30 Fruits</w:t>
+        <w:t>27.35.30 Fruits</w:t>
         <w:tab/>
       </w:r>
       <w:r>
-        <w:t>3</w:t>
+        <w:t>35</w:t>
       </w:r>
     </w:p>
     <w:p>
@@ -506,11 +513,11 @@
       </w:pPr>
       <w:r>
         <w:rPr/>
-        <w:t>27.3.31 Dispersal of Fruits</w:t>
+        <w:t>27.35.31 Dispersal of Fruits</w:t>
         <w:tab/>
       </w:r>
       <w:r>
-        <w:t>3</w:t>
+        <w:t>35</w:t>
       </w:r>
     </w:p>
     <w:p>
@@ -522,11 +529,11 @@
       </w:pPr>
       <w:r>
         <w:rPr/>
-        <w:t>27.3.32 Methods of Fruit and Seed Dispersal</w:t>
+        <w:t>27.35.32 Methods of Fruit and Seed Dispersal</w:t>
         <w:tab/>
       </w:r>
       <w:r>
-        <w:t>4</w:t>
+        <w:t>35</w:t>
       </w:r>
     </w:p>
     <w:p>
@@ -538,11 +545,11 @@
       </w:pPr>
       <w:r>
         <w:rPr/>
-        <w:t>27.3.33 Seed Germination</w:t>
+        <w:t>27.35.33 Seed Germination</w:t>
         <w:tab/>
       </w:r>
       <w:r>
-        <w:t>4</w:t>
+        <w:t>35</w:t>
       </w:r>
     </w:p>
     <w:p>
@@ -554,11 +561,11 @@
       </w:pPr>
       <w:r>
         <w:rPr/>
-        <w:t>27.3.34 Germination Requirements</w:t>
+        <w:t>27.35.34 Germination Requirements</w:t>
         <w:tab/>
       </w:r>
       <w:r>
-        <w:t>4</w:t>
+        <w:t>35</w:t>
       </w:r>
     </w:p>
     <w:p>
@@ -570,11 +577,11 @@
       </w:pPr>
       <w:r>
         <w:rPr/>
-        <w:t>27.3.35 Eudicot and Monocot Seed Germination</w:t>
+        <w:t>27.35.35 Eudicot and Monocot Seed Germination</w:t>
         <w:tab/>
       </w:r>
       <w:r>
-        <w:t>4</w:t>
+        <w:t>35</w:t>
       </w:r>
     </w:p>
     <w:p>
@@ -595,11 +602,11 @@
       </w:pPr>
       <w:r>
         <w:rPr/>
-        <w:t>27.4.36 Asexual Reproductive Strategies</w:t>
+        <w:t>27.36.36 Asexual Reproductive Strategies</w:t>
         <w:tab/>
       </w:r>
       <w:r>
-        <w:t>4</w:t>
+        <w:t>36</w:t>
       </w:r>
     </w:p>
     <w:p>
@@ -611,11 +618,11 @@
       </w:pPr>
       <w:r>
         <w:rPr/>
-        <w:t>27.4.37 Asexual Reproduction in Plants</w:t>
+        <w:t>27.36.37 Asexual Reproduction in Plants</w:t>
         <w:tab/>
       </w:r>
       <w:r>
-        <w:t>4</w:t>
+        <w:t>36</w:t>
       </w:r>
     </w:p>
     <w:p>
@@ -627,11 +634,11 @@
       </w:pPr>
       <w:r>
         <w:rPr/>
-        <w:t>27.4.38 Tissue Culture of Plants</w:t>
+        <w:t>27.36.38 Tissue Culture of Plants</w:t>
         <w:tab/>
       </w:r>
       <w:r>
-        <w:t>4</w:t>
+        <w:t>36</w:t>
       </w:r>
     </w:p>
     <w:p>
@@ -643,11 +650,11 @@
       </w:pPr>
       <w:r>
         <w:rPr/>
-        <w:t>27.4.39 Asexual Reproduction Through Tissue Culture</w:t>
+        <w:t>27.36.39 Asexual Reproduction Through Tissue Culture</w:t>
         <w:tab/>
       </w:r>
       <w:r>
-        <w:t>4</w:t>
+        <w:t>36</w:t>
       </w:r>
     </w:p>
     <w:p>
@@ -659,11 +666,11 @@
       </w:pPr>
       <w:r>
         <w:rPr/>
-        <w:t>27.4.40 Tissue Culture and Cell Suspension Culture</w:t>
+        <w:t>27.36.40 Tissue Culture and Cell Suspension Culture</w:t>
         <w:tab/>
       </w:r>
       <w:r>
-        <w:t>4</w:t>
+        <w:t>36</w:t>
       </w:r>
     </w:p>
     <w:p>
@@ -675,11 +682,11 @@
       </w:pPr>
       <w:r>
         <w:rPr/>
-        <w:t>27.4.41 Tissue Culture for Plant Conservation</w:t>
+        <w:t>27.36.41 Tissue Culture for Plant Conservation</w:t>
         <w:tab/>
       </w:r>
       <w:r>
-        <w:t>4</w:t>
+        <w:t>36</w:t>
       </w:r>
     </w:p>
     <w:p>
@@ -704,7 +711,7 @@
         <w:tab/>
       </w:r>
       <w:r>
-        <w:t>4</w:t>
+        <w:t>36</w:t>
       </w:r>
     </w:p>
     <w:p>
@@ -720,7 +727,7 @@
         <w:tab/>
       </w:r>
       <w:r>
-        <w:t>6</w:t>
+        <w:t>38</w:t>
       </w:r>
     </w:p>
     <w:p>
@@ -736,7 +743,7 @@
         <w:tab/>
       </w:r>
       <w:r>
-        <w:t>6</w:t>
+        <w:t>38</w:t>
       </w:r>
     </w:p>
     <w:p>
@@ -752,7 +759,7 @@
         <w:tab/>
       </w:r>
       <w:r>
-        <w:t>6</w:t>
+        <w:t>38</w:t>
       </w:r>
     </w:p>
     <w:p>
@@ -786,7 +793,7 @@
         <w:fldChar w:fldCharType="separate"/>
       </w:r>
       <w:r>
-        <w:t>1</w:t>
+        <w:t>21</w:t>
       </w:r>
       <w:r>
         <w:fldChar w:fldCharType="end"/>
@@ -814,7 +821,7 @@
         <w:fldChar w:fldCharType="separate"/>
       </w:r>
       <w:r>
-        <w:t>2</w:t>
+        <w:t>22</w:t>
       </w:r>
       <w:r>
         <w:fldChar w:fldCharType="end"/>
@@ -842,7 +849,7 @@
         <w:fldChar w:fldCharType="separate"/>
       </w:r>
       <w:r>
-        <w:t>3</w:t>
+        <w:t>23</w:t>
       </w:r>
       <w:r>
         <w:fldChar w:fldCharType="end"/>
@@ -852,14 +859,14 @@
       <w:pPr>
         <w:pStyle w:val="Lookupheading"/>
       </w:pPr>
-      <w:bookmarkStart w:id="1" w:name="lk27LkClues"/>
+      <w:bookmarkStart w:id="2" w:name="lk27LkClues"/>
       <w:r>
         <w:rPr>
           <w:rStyle w:val="Slidecode"/>
         </w:rPr>
         <w:t>Clue index: description → answer</w:t>
       </w:r>
-      <w:bookmarkEnd w:id="1"/>
+      <w:bookmarkEnd w:id="2"/>
     </w:p>
     <w:p>
       <w:pPr>
@@ -886,7 +893,7 @@
       </w:r>
       <w:r>
         <w:rPr/>
-        <w:t xml:space="preserve"> 27.1.3</w:t>
+        <w:t xml:space="preserve"> 27.33.3</w:t>
       </w:r>
     </w:p>
     <w:p>
@@ -905,7 +912,7 @@
       </w:r>
       <w:r>
         <w:rPr/>
-        <w:t xml:space="preserve"> 27.1.3–4</w:t>
+        <w:t xml:space="preserve"> 27.33.3–4</w:t>
       </w:r>
     </w:p>
     <w:p>
@@ -924,7 +931,7 @@
       </w:r>
       <w:r>
         <w:rPr/>
-        <w:t xml:space="preserve"> 27.1.5</w:t>
+        <w:t xml:space="preserve"> 27.33.5</w:t>
       </w:r>
     </w:p>
     <w:p>
@@ -943,7 +950,7 @@
       </w:r>
       <w:r>
         <w:rPr/>
-        <w:t xml:space="preserve"> 27.1.7</w:t>
+        <w:t xml:space="preserve"> 27.33.7</w:t>
       </w:r>
     </w:p>
     <w:p>
@@ -962,7 +969,7 @@
       </w:r>
       <w:r>
         <w:rPr/>
-        <w:t xml:space="preserve"> 27.1.7</w:t>
+        <w:t xml:space="preserve"> 27.33.7</w:t>
       </w:r>
     </w:p>
     <w:p>
@@ -981,7 +988,7 @@
       </w:r>
       <w:r>
         <w:rPr/>
-        <w:t xml:space="preserve"> 27.1.7</w:t>
+        <w:t xml:space="preserve"> 27.33.7</w:t>
       </w:r>
     </w:p>
     <w:p>
@@ -1000,7 +1007,7 @@
       </w:r>
       <w:r>
         <w:rPr/>
-        <w:t xml:space="preserve"> 27.1.10</w:t>
+        <w:t xml:space="preserve"> 27.33.10</w:t>
       </w:r>
     </w:p>
     <w:p>
@@ -1019,7 +1026,7 @@
       </w:r>
       <w:r>
         <w:rPr/>
-        <w:t xml:space="preserve"> 27.1.10</w:t>
+        <w:t xml:space="preserve"> 27.33.10</w:t>
       </w:r>
     </w:p>
     <w:p>
@@ -1038,7 +1045,7 @@
       </w:r>
       <w:r>
         <w:rPr/>
-        <w:t xml:space="preserve"> 27.1.10–11</w:t>
+        <w:t xml:space="preserve"> 27.33.10–11</w:t>
       </w:r>
     </w:p>
     <w:p>
@@ -1057,7 +1064,7 @@
       </w:r>
       <w:r>
         <w:rPr/>
-        <w:t xml:space="preserve"> 27.1.10–11</w:t>
+        <w:t xml:space="preserve"> 27.33.10–11</w:t>
       </w:r>
     </w:p>
     <w:p>
@@ -1076,7 +1083,7 @@
       </w:r>
       <w:r>
         <w:rPr/>
-        <w:t xml:space="preserve"> 27.1.12</w:t>
+        <w:t xml:space="preserve"> 27.33.12</w:t>
       </w:r>
     </w:p>
     <w:p>
@@ -1095,7 +1102,7 @@
       </w:r>
       <w:r>
         <w:rPr/>
-        <w:t xml:space="preserve"> 27.1.12</w:t>
+        <w:t xml:space="preserve"> 27.33.12</w:t>
       </w:r>
     </w:p>
     <w:p>
@@ -1114,7 +1121,7 @@
       </w:r>
       <w:r>
         <w:rPr/>
-        <w:t xml:space="preserve"> 27.1.14</w:t>
+        <w:t xml:space="preserve"> 27.34.14</w:t>
       </w:r>
     </w:p>
     <w:p>
@@ -1133,7 +1140,7 @@
       </w:r>
       <w:r>
         <w:rPr/>
-        <w:t xml:space="preserve"> 27.1.14</w:t>
+        <w:t xml:space="preserve"> 27.34.14</w:t>
       </w:r>
     </w:p>
     <w:p>
@@ -1152,7 +1159,7 @@
       </w:r>
       <w:r>
         <w:rPr/>
-        <w:t xml:space="preserve"> 27.1.14</w:t>
+        <w:t xml:space="preserve"> 27.34.14</w:t>
       </w:r>
     </w:p>
     <w:p>
@@ -1171,7 +1178,7 @@
       </w:r>
       <w:r>
         <w:rPr/>
-        <w:t xml:space="preserve"> 27.1.14</w:t>
+        <w:t xml:space="preserve"> 27.34.14</w:t>
       </w:r>
     </w:p>
     <w:p>
@@ -1190,7 +1197,7 @@
       </w:r>
       <w:r>
         <w:rPr/>
-        <w:t xml:space="preserve"> 27.1.15</w:t>
+        <w:t xml:space="preserve"> 27.34.15</w:t>
       </w:r>
     </w:p>
     <w:p>
@@ -1209,7 +1216,7 @@
       </w:r>
       <w:r>
         <w:rPr/>
-        <w:t xml:space="preserve"> 27.1.15</w:t>
+        <w:t xml:space="preserve"> 27.34.15</w:t>
       </w:r>
     </w:p>
     <w:p>
@@ -1228,7 +1235,7 @@
       </w:r>
       <w:r>
         <w:rPr/>
-        <w:t xml:space="preserve"> 27.1.17</w:t>
+        <w:t xml:space="preserve"> 27.34.17</w:t>
       </w:r>
     </w:p>
     <w:p>
@@ -1247,7 +1254,7 @@
       </w:r>
       <w:r>
         <w:rPr/>
-        <w:t xml:space="preserve"> 27.1.17</w:t>
+        <w:t xml:space="preserve"> 27.34.17</w:t>
       </w:r>
     </w:p>
     <w:p>
@@ -1266,7 +1273,7 @@
       </w:r>
       <w:r>
         <w:rPr/>
-        <w:t xml:space="preserve"> 27.1.18</w:t>
+        <w:t xml:space="preserve"> 27.34.18</w:t>
       </w:r>
     </w:p>
     <w:p>
@@ -1285,7 +1292,7 @@
       </w:r>
       <w:r>
         <w:rPr/>
-        <w:t xml:space="preserve"> 27.1.19</w:t>
+        <w:t xml:space="preserve"> 27.34.19</w:t>
       </w:r>
     </w:p>
     <w:p>
@@ -1304,7 +1311,7 @@
       </w:r>
       <w:r>
         <w:rPr/>
-        <w:t xml:space="preserve"> 27.1.19</w:t>
+        <w:t xml:space="preserve"> 27.34.19</w:t>
       </w:r>
     </w:p>
     <w:p>
@@ -1332,7 +1339,7 @@
       </w:r>
       <w:r>
         <w:rPr/>
-        <w:t xml:space="preserve"> 27.2.20</w:t>
+        <w:t xml:space="preserve"> 27.34.20</w:t>
       </w:r>
     </w:p>
     <w:p>
@@ -1351,7 +1358,7 @@
       </w:r>
       <w:r>
         <w:rPr/>
-        <w:t xml:space="preserve"> 27.2.20, 27.2.24</w:t>
+        <w:t xml:space="preserve"> 27.34.20, 27.35.24</w:t>
       </w:r>
     </w:p>
     <w:p>
@@ -1370,7 +1377,7 @@
       </w:r>
       <w:r>
         <w:rPr/>
-        <w:t xml:space="preserve"> 27.2.21</w:t>
+        <w:t xml:space="preserve"> 27.34.21</w:t>
       </w:r>
     </w:p>
     <w:p>
@@ -1389,7 +1396,7 @@
       </w:r>
       <w:r>
         <w:rPr/>
-        <w:t xml:space="preserve"> 27.2.21</w:t>
+        <w:t xml:space="preserve"> 27.34.21</w:t>
       </w:r>
     </w:p>
     <w:p>
@@ -1408,7 +1415,7 @@
       </w:r>
       <w:r>
         <w:rPr/>
-        <w:t xml:space="preserve"> 27.2.22</w:t>
+        <w:t xml:space="preserve"> 27.34.22</w:t>
       </w:r>
     </w:p>
     <w:p>
@@ -1427,7 +1434,7 @@
       </w:r>
       <w:r>
         <w:rPr/>
-        <w:t xml:space="preserve"> 27.2.22</w:t>
+        <w:t xml:space="preserve"> 27.34.22</w:t>
       </w:r>
     </w:p>
     <w:p>
@@ -1446,7 +1453,7 @@
       </w:r>
       <w:r>
         <w:rPr/>
-        <w:t xml:space="preserve"> 27.2.22</w:t>
+        <w:t xml:space="preserve"> 27.34.22</w:t>
       </w:r>
     </w:p>
     <w:p>
@@ -1465,7 +1472,7 @@
       </w:r>
       <w:r>
         <w:rPr/>
-        <w:t xml:space="preserve"> 27.2.25</w:t>
+        <w:t xml:space="preserve"> 27.35.25</w:t>
       </w:r>
     </w:p>
     <w:p>
@@ -1484,7 +1491,7 @@
       </w:r>
       <w:r>
         <w:rPr/>
-        <w:t xml:space="preserve"> 27.2.25</w:t>
+        <w:t xml:space="preserve"> 27.35.25</w:t>
       </w:r>
     </w:p>
     <w:p>
@@ -1503,7 +1510,7 @@
       </w:r>
       <w:r>
         <w:rPr/>
-        <w:t xml:space="preserve"> 27.2.26, 27.3.35</w:t>
+        <w:t xml:space="preserve"> 27.35.26, 27.35.35</w:t>
       </w:r>
     </w:p>
     <w:p>
@@ -1522,7 +1529,7 @@
       </w:r>
       <w:r>
         <w:rPr/>
-        <w:t xml:space="preserve"> 27.3.27</w:t>
+        <w:t xml:space="preserve"> 27.35.27</w:t>
       </w:r>
     </w:p>
     <w:p>
@@ -1541,7 +1548,7 @@
       </w:r>
       <w:r>
         <w:rPr/>
-        <w:t xml:space="preserve"> 27.3.27</w:t>
+        <w:t xml:space="preserve"> 27.35.27</w:t>
       </w:r>
     </w:p>
     <w:p>
@@ -1560,7 +1567,7 @@
       </w:r>
       <w:r>
         <w:rPr/>
-        <w:t xml:space="preserve"> 27.3.27</w:t>
+        <w:t xml:space="preserve"> 27.35.27</w:t>
       </w:r>
     </w:p>
     <w:p>
@@ -1579,7 +1586,7 @@
       </w:r>
       <w:r>
         <w:rPr/>
-        <w:t xml:space="preserve"> 27.3.28</w:t>
+        <w:t xml:space="preserve"> 27.35.28</w:t>
       </w:r>
     </w:p>
     <w:p>
@@ -1598,7 +1605,7 @@
       </w:r>
       <w:r>
         <w:rPr/>
-        <w:t xml:space="preserve"> 27.3.29–30</w:t>
+        <w:t xml:space="preserve"> 27.35.29–30</w:t>
       </w:r>
     </w:p>
     <w:p>
@@ -1617,7 +1624,7 @@
       </w:r>
       <w:r>
         <w:rPr/>
-        <w:t xml:space="preserve"> 27.3.29</w:t>
+        <w:t xml:space="preserve"> 27.35.29</w:t>
       </w:r>
     </w:p>
     <w:p>
@@ -1636,7 +1643,7 @@
       </w:r>
       <w:r>
         <w:rPr/>
-        <w:t xml:space="preserve"> 27.3.30</w:t>
+        <w:t xml:space="preserve"> 27.35.30</w:t>
       </w:r>
     </w:p>
     <w:p>
@@ -1655,7 +1662,7 @@
       </w:r>
       <w:r>
         <w:rPr/>
-        <w:t xml:space="preserve"> 27.3.30</w:t>
+        <w:t xml:space="preserve"> 27.35.30</w:t>
       </w:r>
     </w:p>
     <w:p>
@@ -1674,7 +1681,7 @@
       </w:r>
       <w:r>
         <w:rPr/>
-        <w:t xml:space="preserve"> 27.3.30</w:t>
+        <w:t xml:space="preserve"> 27.35.30</w:t>
       </w:r>
     </w:p>
     <w:p>
@@ -1693,7 +1700,7 @@
       </w:r>
       <w:r>
         <w:rPr/>
-        <w:t xml:space="preserve"> 27.3.31–32</w:t>
+        <w:t xml:space="preserve"> 27.35.31–32</w:t>
       </w:r>
     </w:p>
     <w:p>
@@ -1712,7 +1719,7 @@
       </w:r>
       <w:r>
         <w:rPr/>
-        <w:t xml:space="preserve"> 27.3.33</w:t>
+        <w:t xml:space="preserve"> 27.35.33</w:t>
       </w:r>
     </w:p>
     <w:p>
@@ -1731,7 +1738,7 @@
       </w:r>
       <w:r>
         <w:rPr/>
-        <w:t xml:space="preserve"> 27.3.33</w:t>
+        <w:t xml:space="preserve"> 27.35.33</w:t>
       </w:r>
     </w:p>
     <w:p>
@@ -1750,7 +1757,7 @@
       </w:r>
       <w:r>
         <w:rPr/>
-        <w:t xml:space="preserve"> 27.3.34</w:t>
+        <w:t xml:space="preserve"> 27.35.34</w:t>
       </w:r>
     </w:p>
     <w:p>
@@ -1778,7 +1785,7 @@
       </w:r>
       <w:r>
         <w:rPr/>
-        <w:t xml:space="preserve"> 27.4.36–37</w:t>
+        <w:t xml:space="preserve"> 27.36.36–37</w:t>
       </w:r>
     </w:p>
     <w:p>
@@ -1797,7 +1804,7 @@
       </w:r>
       <w:r>
         <w:rPr/>
-        <w:t xml:space="preserve"> 27.4.36</w:t>
+        <w:t xml:space="preserve"> 27.36.36</w:t>
       </w:r>
     </w:p>
     <w:p>
@@ -1816,7 +1823,7 @@
       </w:r>
       <w:r>
         <w:rPr/>
-        <w:t xml:space="preserve"> 27.4.38</w:t>
+        <w:t xml:space="preserve"> 27.36.38</w:t>
       </w:r>
     </w:p>
     <w:p>
@@ -1835,7 +1842,7 @@
       </w:r>
       <w:r>
         <w:rPr/>
-        <w:t xml:space="preserve"> 27.4.40</w:t>
+        <w:t xml:space="preserve"> 27.36.40</w:t>
       </w:r>
     </w:p>
     <w:p>
@@ -1854,7 +1861,7 @@
       </w:r>
       <w:r>
         <w:rPr/>
-        <w:t xml:space="preserve"> 27.4.39–40</w:t>
+        <w:t xml:space="preserve"> 27.36.39–40</w:t>
       </w:r>
     </w:p>
     <w:p>
@@ -1873,21 +1880,21 @@
       </w:r>
       <w:r>
         <w:rPr/>
-        <w:t xml:space="preserve"> 27.4.40</w:t>
+        <w:t xml:space="preserve"> 27.36.40</w:t>
       </w:r>
     </w:p>
     <w:p>
       <w:pPr>
         <w:pStyle w:val="Lookupheading"/>
       </w:pPr>
-      <w:bookmarkStart w:id="2" w:name="lk27LkGloss"/>
+      <w:bookmarkStart w:id="3" w:name="lk27LkGloss"/>
       <w:r>
         <w:rPr>
           <w:rStyle w:val="Slidecode"/>
         </w:rPr>
         <w:t>Glossary: key terms</w:t>
       </w:r>
-      <w:bookmarkEnd w:id="2"/>
+      <w:bookmarkEnd w:id="3"/>
     </w:p>
     <w:p>
       <w:pPr>
@@ -1901,7 +1908,7 @@
       </w:r>
       <w:r>
         <w:rPr/>
-        <w:t>: roots that grow from a stem, e.g. corn's prop roots (textbook) 27.3.35</w:t>
+        <w:t>: roots that grow from a stem, e.g. corn's prop roots (textbook) 27.35.35</w:t>
       </w:r>
     </w:p>
     <w:p>
@@ -1916,7 +1923,7 @@
       </w:r>
       <w:r>
         <w:rPr/>
-        <w:t>: undifferentiated cells that form first / root and shoot formation / the small new plant 27.4.40</w:t>
+        <w:t>: undifferentiated cells that form first / root and shoot formation / the small new plant 27.36.40</w:t>
       </w:r>
     </w:p>
     <w:p>
@@ -1931,7 +1938,7 @@
       </w:r>
       <w:r>
         <w:rPr/>
-        <w:t>: female part of a flower: stigma (sticky knob), style (stalk), ovary (base enclosing ovules) 27.1.7</w:t>
+        <w:t>: female part of a flower: stigma (sticky knob), style (stalk), ovary (base enclosing ovules) 27.33.7</w:t>
       </w:r>
     </w:p>
     <w:p>
@@ -1946,7 +1953,7 @@
       </w:r>
       <w:r>
         <w:rPr/>
-        <w:t>: callus pieces shaken into liquid medium; chemicals (e.g. Digitalis heart drugs) are extracted from the cells 27.4.40</w:t>
+        <w:t>: callus pieces shaken into liquid medium; chemicals (e.g. Digitalis heart drugs) are extracted from the cells 27.36.40</w:t>
       </w:r>
     </w:p>
     <w:p>
@@ -1961,7 +1968,7 @@
       </w:r>
       <w:r>
         <w:rPr/>
-        <w:t>: genetically identical to its parent 27.4.40</w:t>
+        <w:t>: genetically identical to its parent 27.36.40</w:t>
       </w:r>
     </w:p>
     <w:p>
@@ -1976,7 +1983,7 @@
       </w:r>
       <w:r>
         <w:rPr/>
-        <w:t>: two species changing in response to each other, like flowers and their pollinators (textbook) 27.1.18</w:t>
+        <w:t>: two species changing in response to each other, like flowers and their pollinators (textbook) 27.34.18</w:t>
       </w:r>
     </w:p>
     <w:p>
@@ -1991,7 +1998,7 @@
       </w:r>
       <w:r>
         <w:rPr/>
-        <w:t>: sheath protecting a monocot seedling's first leaves / its first root (textbook) 27.2.26</w:t>
+        <w:t>: sheath protecting a monocot seedling's first leaves / its first root (textbook) 27.35.26</w:t>
       </w:r>
     </w:p>
     <w:p>
@@ -2006,7 +2013,7 @@
       </w:r>
       <w:r>
         <w:rPr/>
-        <w:t>: has sepals, petals, stamens and a carpel / lacks one or more 27.1.10</w:t>
+        <w:t>: has sepals, petals, stamens and a carpel / lacks one or more 27.33.10</w:t>
       </w:r>
     </w:p>
     <w:p>
@@ -2021,7 +2028,7 @@
       </w:r>
       <w:r>
         <w:rPr/>
-        <w:t>: a group of many individual flowers that looks like one flower 27.1.18</w:t>
+        <w:t>: a group of many individual flowers that looks like one flower 27.34.18</w:t>
       </w:r>
     </w:p>
     <w:p>
@@ -2036,7 +2043,7 @@
       </w:r>
       <w:r>
         <w:rPr/>
-        <w:t>: one, which stores some nutrients and absorbs others from the endosperm / two, which store the nutrients the embryo needs 27.2.25</w:t>
+        <w:t>: one, which stores some nutrients and absorbs others from the endosperm / two, which store the nutrients the embryo needs 27.35.25</w:t>
       </w:r>
     </w:p>
     <w:p>
@@ -2051,7 +2058,7 @@
       </w:r>
       <w:r>
         <w:rPr/>
-        <w:t>: dry fruit that splits open when ripe (legumes) / that doesn't (grains) 27.3.29</w:t>
+        <w:t>: dry fruit that splits open when ripe (legumes) / that doesn't (grains) 27.35.29</w:t>
       </w:r>
     </w:p>
     <w:p>
@@ -2066,7 +2073,7 @@
       </w:r>
       <w:r>
         <w:rPr/>
-        <w:t>: a period without growth before some seeds germinate; cold breaks it in temperate zones 27.3.33</w:t>
+        <w:t>: a period without growth before some seeds germinate; cold breaks it in temperate zones 27.35.33</w:t>
       </w:r>
     </w:p>
     <w:p>
@@ -2081,7 +2088,7 @@
       </w:r>
       <w:r>
         <w:rPr/>
-        <w:t>: one sperm + egg → 2n zygote; the other sperm + polar nuclei → 3n endosperm nucleus 27.1.17</w:t>
+        <w:t>: one sperm + egg → 2n zygote; the other sperm + polar nuclei → 3n endosperm nucleus 27.34.17</w:t>
       </w:r>
     </w:p>
     <w:p>
@@ -2096,7 +2103,7 @@
       </w:r>
       <w:r>
         <w:rPr/>
-        <w:t>: fleshy, one seed in a pit / fleshy, seeds and pulp / dry, splits open / dry, doesn't split 27.3.30</w:t>
+        <w:t>: fleshy, one seed in a pit / fleshy, seeds and pulp / dry, splits open / dry, doesn't split 27.35.30</w:t>
       </w:r>
     </w:p>
     <w:p>
@@ -2111,7 +2118,7 @@
       </w:r>
       <w:r>
         <w:rPr/>
-        <w:t>: the female gametophyte, with 8 nuclei: an egg with two synergids, a central cell with two polar nuclei, three antipodal cells 27.1.14</w:t>
+        <w:t>: the female gametophyte, with 8 nuclei: an egg with two synergids, a central cell with two polar nuclei, three antipodal cells 27.34.14</w:t>
       </w:r>
     </w:p>
     <w:p>
@@ -2126,7 +2133,7 @@
       </w:r>
       <w:r>
         <w:rPr/>
-        <w:t>: the seed's stored food (3n) 27.1.17</w:t>
+        <w:t>: the seed's stored food (3n) 27.34.17</w:t>
       </w:r>
     </w:p>
     <w:p>
@@ -2141,7 +2148,7 @@
       </w:r>
       <w:r>
         <w:rPr/>
-        <w:t>: part between the cotyledons, contributes to the shoot / part below, contributes to the stem / the embryonic root 27.2.22</w:t>
+        <w:t>: part between the cotyledons, contributes to the shoot / part below, contributes to the stem / the embryonic root 27.34.22</w:t>
       </w:r>
     </w:p>
     <w:p>
@@ -2156,7 +2163,7 @@
       </w:r>
       <w:r>
         <w:rPr/>
-        <w:t>: a mature ovary / the thickened ovary wall: exocarp (skin), mesocarp (flesh), endocarp (around the seeds) 27.3.27</w:t>
+        <w:t>: a mature ovary / the thickened ovary wall: exocarp (skin), mesocarp (flesh), endocarp (around the seeds) 27.35.27</w:t>
       </w:r>
     </w:p>
     <w:p>
@@ -2171,7 +2178,7 @@
       </w:r>
       <w:r>
         <w:rPr/>
-        <w:t>: the embryo resumes growth and metabolic activity; needs oxygen, warmth and water 27.3.33</w:t>
+        <w:t>: the embryo resumes growth and metabolic activity; needs oxygen, warmth and water 27.35.33</w:t>
       </w:r>
     </w:p>
     <w:p>
@@ -2186,7 +2193,7 @@
       </w:r>
       <w:r>
         <w:rPr/>
-        <w:t>: embryo is a ball of cells / heart-shaped as the cotyledons appear / enlarged and elongated 27.2.20</w:t>
+        <w:t>: embryo is a ball of cells / heart-shaped as the cotyledons appear / enlarged and elongated 27.34.20</w:t>
       </w:r>
     </w:p>
     <w:p>
@@ -2201,7 +2208,7 @@
       </w:r>
       <w:r>
         <w:rPr/>
-        <w:t>: the layers covering the ovule; they become the seed coat (textbook) 27.1.14</w:t>
+        <w:t>: the layers covering the ovule; they become the seed coat (textbook) 27.34.14</w:t>
       </w:r>
     </w:p>
     <w:p>
@@ -2216,7 +2223,7 @@
       </w:r>
       <w:r>
         <w:rPr/>
-        <w:t>: opening of the ovule that the pollen tube reaches 27.1.17</w:t>
+        <w:t>: opening of the ovule that the pollen tube reaches 27.34.17</w:t>
       </w:r>
     </w:p>
     <w:p>
@@ -2231,7 +2238,7 @@
       </w:r>
       <w:r>
         <w:rPr/>
-        <w:t>: made in the anther, becomes the pollen grain (male gametophyte) / made in the ovule, becomes the embryo sac (female gametophyte) 27.1.5</w:t>
+        <w:t>: made in the anther, becomes the pollen grain (male gametophyte) / made in the ovule, becomes the embryo sac (female gametophyte) 27.33.5</w:t>
       </w:r>
     </w:p>
     <w:p>
@@ -2246,7 +2253,7 @@
       </w:r>
       <w:r>
         <w:rPr/>
-        <w:t>: 2n cell in a pollen sac / in an ovule; its meiosis makes four microspores / four megaspores 27.1.12</w:t>
+        <w:t>: 2n cell in a pollen sac / in an ovule; its meiosis makes four microspores / four megaspores 27.33.12</w:t>
       </w:r>
     </w:p>
     <w:p>
@@ -2261,7 +2268,7 @@
       </w:r>
       <w:r>
         <w:rPr/>
-        <w:t>: staminate and carpellate flowers on the same plant / on separate plants (holly) 27.1.10</w:t>
+        <w:t>: staminate and carpellate flowers on the same plant / on separate plants (holly) 27.33.10</w:t>
       </w:r>
     </w:p>
     <w:p>
@@ -2276,7 +2283,7 @@
       </w:r>
       <w:r>
         <w:rPr/>
-        <w:t>: ultraviolet markings that bees see 27.1.18</w:t>
+        <w:t>: ultraviolet markings that bees see 27.34.18</w:t>
       </w:r>
     </w:p>
     <w:p>
@@ -2291,7 +2298,7 @@
       </w:r>
       <w:r>
         <w:rPr/>
-        <w:t>: enlarged base of the carpel, enclosing the ovules; it becomes the fruit / where the megaspores and the female gametophyte form; it becomes the seed 27.1.7</w:t>
+        <w:t>: enlarged base of the carpel, enclosing the ovules; it becomes the fruit / where the megaspores and the female gametophyte form; it becomes the seed 27.33.7</w:t>
       </w:r>
     </w:p>
     <w:p>
@@ -2306,7 +2313,7 @@
       </w:r>
       <w:r>
         <w:rPr/>
-        <w:t>: flower stalk / its end, where the flower parts attach 27.1.7</w:t>
+        <w:t>: flower stalk / its end, where the flower parts attach 27.33.7</w:t>
       </w:r>
     </w:p>
     <w:p>
@@ -2321,7 +2328,7 @@
       </w:r>
       <w:r>
         <w:rPr/>
-        <w:t>: bisexual, with stamens and carpels / unisexual, with one but not the other 27.1.10</w:t>
+        <w:t>: bisexual, with stamens and carpels / unisexual, with one but not the other 27.33.10</w:t>
       </w:r>
     </w:p>
     <w:p>
@@ -2336,7 +2343,7 @@
       </w:r>
       <w:r>
         <w:rPr/>
-        <w:t>: the shoot tip and first small leaves at the tip of the epicotyl (textbook) 27.2.26</w:t>
+        <w:t>: the shoot tip and first small leaves at the tip of the epicotyl (textbook) 27.35.26</w:t>
       </w:r>
     </w:p>
     <w:p>
@@ -2351,7 +2358,7 @@
       </w:r>
       <w:r>
         <w:rPr/>
-        <w:t>: two nuclei in the embryo sac's central cell; one sperm joins them to form the 3n endosperm nucleus 27.1.14</w:t>
+        <w:t>: two nuclei in the embryo sac's central cell; one sperm joins them to form the 3n endosperm nucleus 27.34.14</w:t>
       </w:r>
     </w:p>
     <w:p>
@@ -2366,7 +2373,7 @@
       </w:r>
       <w:r>
         <w:rPr/>
-        <w:t>: the male gametophyte: at first a tube cell + a generative cell 27.1.12</w:t>
+        <w:t>: the male gametophyte: at first a tube cell + a generative cell 27.33.12</w:t>
       </w:r>
     </w:p>
     <w:p>
@@ -2381,7 +2388,7 @@
       </w:r>
       <w:r>
         <w:rPr/>
-        <w:t>: grows from the pollen grain between the stigma and style to the micropyle of the ovule; the sperm travel through it 27.1.17</w:t>
+        <w:t>: grows from the pollen grain between the stigma and style to the micropyle of the ovule; the sperm travel through it 27.34.17</w:t>
       </w:r>
     </w:p>
     <w:p>
@@ -2396,7 +2403,7 @@
       </w:r>
       <w:r>
         <w:rPr/>
-        <w:t>: transfer of pollen from anther to stigma: from the same plant / from a different plant of the same species 27.1.15</w:t>
+        <w:t>: transfer of pollen from anther to stigma: from the same plant / from a different plant of the same species 27.34.15</w:t>
       </w:r>
     </w:p>
     <w:p>
@@ -2411,7 +2418,7 @@
       </w:r>
       <w:r>
         <w:rPr/>
-        <w:t>: the early embryo formed as the zygote divides / the stalk that anchors it (textbook) 27.2.20</w:t>
+        <w:t>: the early embryo formed as the zygote divides / the stalk that anchors it (textbook) 27.34.20</w:t>
       </w:r>
     </w:p>
     <w:p>
@@ -2426,7 +2433,7 @@
       </w:r>
       <w:r>
         <w:rPr/>
-        <w:t>: embryo + stored food + seed coat 27.1.17</w:t>
+        <w:t>: embryo + stored food + seed coat 27.34.17</w:t>
       </w:r>
     </w:p>
     <w:p>
@@ -2441,7 +2448,7 @@
       </w:r>
       <w:r>
         <w:rPr/>
-        <w:t>: protect the bud / attract pollinators 27.1.7</w:t>
+        <w:t>: protect the bud / attract pollinators 27.33.7</w:t>
       </w:r>
     </w:p>
     <w:p>
@@ -2456,7 +2463,7 @@
       </w:r>
       <w:r>
         <w:rPr/>
-        <w:t>: from one ovary / from many ovaries of one flower (blackberry) / from ovaries of separate flowers clustered together (pineapple) 27.3.27</w:t>
+        <w:t>: from one ovary / from many ovaries of one flower (blackberry) / from ovaries of separate flowers clustered together (pineapple) 27.35.27</w:t>
       </w:r>
     </w:p>
     <w:p>
@@ -2471,7 +2478,7 @@
       </w:r>
       <w:r>
         <w:rPr/>
-        <w:t>: diploid generation that bears flowers and makes spores by meiosis / haploid generation that makes gametes 27.1.3</w:t>
+        <w:t>: diploid generation that bears flowers and makes spores by meiosis / haploid generation that makes gametes 27.33.3</w:t>
       </w:r>
     </w:p>
     <w:p>
@@ -2486,7 +2493,7 @@
       </w:r>
       <w:r>
         <w:rPr/>
-        <w:t>: male part of a flower: anther (saclike, makes pollen) + filament (slender stalk) 27.1.7</w:t>
+        <w:t>: male part of a flower: anther (saclike, makes pollen) + filament (slender stalk) 27.33.7</w:t>
       </w:r>
     </w:p>
     <w:p>
@@ -2501,7 +2508,7 @@
       </w:r>
       <w:r>
         <w:rPr/>
-        <w:t>: has stamens but no carpels / carpels but no stamens (textbook) 27.1.10</w:t>
+        <w:t>: has stamens but no carpels / carpels but no stamens (textbook) 27.33.10</w:t>
       </w:r>
     </w:p>
     <w:p>
@@ -2516,7 +2523,7 @@
       </w:r>
       <w:r>
         <w:rPr/>
-        <w:t>: horizontal stems aboveground / underground; new plants arise at their nodes 27.4.36</w:t>
+        <w:t>: horizontal stems aboveground / underground; new plants arise at their nodes 27.36.36</w:t>
       </w:r>
     </w:p>
     <w:p>
@@ -2531,7 +2538,7 @@
       </w:r>
       <w:r>
         <w:rPr/>
-        <w:t>: growing tissue in an artificial liquid or solid culture medium 27.4.38</w:t>
+        <w:t>: growing tissue in an artificial liquid or solid culture medium 27.36.38</w:t>
       </w:r>
     </w:p>
     <w:p>
@@ -2546,7 +2553,7 @@
       </w:r>
       <w:r>
         <w:rPr/>
-        <w:t>: a cell with the genetic capability of becoming an entire plant 27.4.38</w:t>
+        <w:t>: a cell with the genetic capability of becoming an entire plant 27.36.38</w:t>
       </w:r>
     </w:p>
     <w:p>
@@ -2561,7 +2568,7 @@
       </w:r>
       <w:r>
         <w:rPr/>
-        <w:t>: produces the pollen tube / divides by mitosis into two sperm 27.1.12</w:t>
+        <w:t>: produces the pollen tube / divides by mitosis into two sperm 27.33.12</w:t>
       </w:r>
     </w:p>
     <w:p>
@@ -2576,21 +2583,21 @@
       </w:r>
       <w:r>
         <w:rPr/>
-        <w:t>: a ring of flower parts (sepals, petals, stamens or carpels) (textbook) 27.1.7</w:t>
+        <w:t>: a ring of flower parts (sepals, petals, stamens or carpels) (textbook) 27.33.7</w:t>
       </w:r>
     </w:p>
     <w:p>
       <w:pPr>
         <w:pStyle w:val="Lookupheading"/>
       </w:pPr>
-      <w:bookmarkStart w:id="3" w:name="lk27LkIndex"/>
+      <w:bookmarkStart w:id="4" w:name="lk27LkIndex"/>
       <w:r>
         <w:rPr>
           <w:rStyle w:val="Slidecode"/>
         </w:rPr>
         <w:t>Term index</w:t>
       </w:r>
-      <w:bookmarkEnd w:id="3"/>
+      <w:bookmarkEnd w:id="4"/>
     </w:p>
     <w:p>
       <w:pPr>
@@ -2604,7 +2611,7 @@
       </w:r>
       <w:r>
         <w:rPr/>
-        <w:t xml:space="preserve"> 27.3.35 (corn)</w:t>
+        <w:t xml:space="preserve"> 27.35.35 (corn)</w:t>
       </w:r>
     </w:p>
     <w:p>
@@ -2619,7 +2626,7 @@
       </w:r>
       <w:r>
         <w:rPr/>
-        <w:t xml:space="preserve"> (blackberry) 27.3.27 (def.), 27.3.30 (fruit types)</w:t>
+        <w:t xml:space="preserve"> (blackberry) 27.35.27 (def.), 27.35.30 (fruit types)</w:t>
       </w:r>
     </w:p>
     <w:p>
@@ -2634,7 +2641,7 @@
       </w:r>
       <w:r>
         <w:rPr/>
-        <w:t xml:space="preserve"> 27.1.3 (def.)</w:t>
+        <w:t xml:space="preserve"> 27.33.3 (def.)</w:t>
       </w:r>
     </w:p>
     <w:p>
@@ -2649,7 +2656,7 @@
       </w:r>
       <w:r>
         <w:rPr/>
-        <w:t xml:space="preserve"> 27.1.7 (def.), 27.1.4 (microspores), 27.1.12 (pollen sacs), 27.1.15 (pollination)</w:t>
+        <w:t xml:space="preserve"> 27.33.7 (def.), 27.33.4 (microspores), 27.33.12 (pollen sacs), 27.34.15 (pollination)</w:t>
       </w:r>
     </w:p>
     <w:p>
@@ -2664,7 +2671,7 @@
       </w:r>
       <w:r>
         <w:rPr/>
-        <w:t xml:space="preserve"> 27.1.14 (def.)</w:t>
+        <w:t xml:space="preserve"> 27.34.14 (def.)</w:t>
       </w:r>
     </w:p>
     <w:p>
@@ -2679,7 +2686,7 @@
       </w:r>
       <w:r>
         <w:rPr/>
-        <w:t xml:space="preserve"> 27.2.21 (embryo)</w:t>
+        <w:t xml:space="preserve"> 27.34.21 (embryo)</w:t>
       </w:r>
     </w:p>
     <w:p>
@@ -2694,7 +2701,7 @@
       </w:r>
       <w:r>
         <w:rPr/>
-        <w:t xml:space="preserve"> 27.2.24 (embryo stages)</w:t>
+        <w:t xml:space="preserve"> 27.35.24 (embryo stages)</w:t>
       </w:r>
     </w:p>
     <w:p>
@@ -2709,7 +2716,7 @@
       </w:r>
       <w:r>
         <w:rPr/>
-        <w:t xml:space="preserve"> 27.4.36 (stolons, rhizomes), 27.4.39 (tissue culture)</w:t>
+        <w:t xml:space="preserve"> 27.36.36 (stolons, rhizomes), 27.36.39 (tissue culture)</w:t>
       </w:r>
     </w:p>
     <w:p>
@@ -2754,7 +2761,7 @@
       </w:r>
       <w:r>
         <w:rPr/>
-        <w:t xml:space="preserve"> 27.2.26 (seed parts), 27.3.35 (germination)</w:t>
+        <w:t xml:space="preserve"> 27.35.26 (seed parts), 27.35.35 (germination)</w:t>
       </w:r>
     </w:p>
     <w:p>
@@ -2769,7 +2776,7 @@
       </w:r>
       <w:r>
         <w:rPr/>
-        <w:t xml:space="preserve"> 27.1.18 (flower traits)</w:t>
+        <w:t xml:space="preserve"> 27.34.18 (flower traits)</w:t>
       </w:r>
     </w:p>
     <w:p>
@@ -2784,7 +2791,7 @@
       </w:r>
       <w:r>
         <w:rPr/>
-        <w:t xml:space="preserve"> (tomato) 27.3.30 (def.)</w:t>
+        <w:t xml:space="preserve"> (tomato) 27.35.30 (def.)</w:t>
       </w:r>
     </w:p>
     <w:p>
@@ -2829,7 +2836,7 @@
       </w:r>
       <w:r>
         <w:rPr/>
-        <w:t xml:space="preserve"> 27.4.40 (def.)</w:t>
+        <w:t xml:space="preserve"> 27.36.40 (def.)</w:t>
       </w:r>
     </w:p>
     <w:p>
@@ -2859,7 +2866,7 @@
       </w:r>
       <w:r>
         <w:rPr/>
-        <w:t xml:space="preserve"> 27.1.7 (def.), 27.1.10 (perfect, complete), 27.1.15 (pollination)</w:t>
+        <w:t xml:space="preserve"> 27.33.7 (def.), 27.33.10 (perfect, complete), 27.34.15 (pollination)</w:t>
       </w:r>
     </w:p>
     <w:p>
@@ -2874,7 +2881,7 @@
       </w:r>
       <w:r>
         <w:rPr/>
-        <w:t xml:space="preserve"> 27.4.40 (def.)</w:t>
+        <w:t xml:space="preserve"> 27.36.40 (def.)</w:t>
       </w:r>
     </w:p>
     <w:p>
@@ -2919,7 +2926,7 @@
       </w:r>
       <w:r>
         <w:rPr/>
-        <w:t xml:space="preserve"> 27.4.40 (tissue culture)</w:t>
+        <w:t xml:space="preserve"> 27.36.40 (tissue culture)</w:t>
       </w:r>
     </w:p>
     <w:p>
@@ -2949,7 +2956,7 @@
       </w:r>
       <w:r>
         <w:rPr/>
-        <w:t xml:space="preserve"> 27.2.26 (corn kernel), 27.3.35 (corn germination)</w:t>
+        <w:t xml:space="preserve"> 27.35.26 (corn kernel), 27.35.35 (corn germination)</w:t>
       </w:r>
     </w:p>
     <w:p>
@@ -2964,7 +2971,7 @@
       </w:r>
       <w:r>
         <w:rPr/>
-        <w:t xml:space="preserve"> 27.1.10 (def.)</w:t>
+        <w:t xml:space="preserve"> 27.33.10 (def.)</w:t>
       </w:r>
     </w:p>
     <w:p>
@@ -2979,7 +2986,7 @@
       </w:r>
       <w:r>
         <w:rPr/>
-        <w:t xml:space="preserve"> 27.1.18 (butterflies)</w:t>
+        <w:t xml:space="preserve"> 27.34.18 (butterflies)</w:t>
       </w:r>
     </w:p>
     <w:p>
@@ -3009,7 +3016,7 @@
       </w:r>
       <w:r>
         <w:rPr/>
-        <w:t xml:space="preserve"> 27.2.25 (def.), 27.2.21 (heart stage), 27.3.35 (germination)</w:t>
+        <w:t xml:space="preserve"> 27.35.25 (def.), 27.34.21 (heart stage), 27.35.35 (germination)</w:t>
       </w:r>
     </w:p>
     <w:p>
@@ -3039,7 +3046,7 @@
       </w:r>
       <w:r>
         <w:rPr/>
-        <w:t xml:space="preserve"> 27.3.32 (wind, animals)</w:t>
+        <w:t xml:space="preserve"> 27.35.32 (wind, animals)</w:t>
       </w:r>
     </w:p>
     <w:p>
@@ -3054,7 +3061,7 @@
       </w:r>
       <w:r>
         <w:rPr/>
-        <w:t xml:space="preserve"> 27.1.9 (monocot vs eudicot)</w:t>
+        <w:t xml:space="preserve"> 27.33.9 (monocot vs eudicot)</w:t>
       </w:r>
     </w:p>
     <w:p>
@@ -3069,7 +3076,7 @@
       </w:r>
       <w:r>
         <w:rPr/>
-        <w:t xml:space="preserve"> 27.3.29 (def.)</w:t>
+        <w:t xml:space="preserve"> 27.35.29 (def.)</w:t>
       </w:r>
     </w:p>
     <w:p>
@@ -3084,7 +3091,7 @@
       </w:r>
       <w:r>
         <w:rPr/>
-        <w:t xml:space="preserve"> (heart-disease drugs) 27.4.40 (cell suspension culture)</w:t>
+        <w:t xml:space="preserve"> (heart-disease drugs) 27.36.40 (cell suspension culture)</w:t>
       </w:r>
     </w:p>
     <w:p>
@@ -3099,7 +3106,7 @@
       </w:r>
       <w:r>
         <w:rPr/>
-        <w:t xml:space="preserve"> 27.1.10 (def.)</w:t>
+        <w:t xml:space="preserve"> 27.33.10 (def.)</w:t>
       </w:r>
     </w:p>
     <w:p>
@@ -3114,7 +3121,7 @@
       </w:r>
       <w:r>
         <w:rPr/>
-        <w:t xml:space="preserve"> 27.3.31 (methods), 27.1.4 (seed), 27.3.27 (fruit types)</w:t>
+        <w:t xml:space="preserve"> 27.35.31 (methods), 27.33.4 (seed), 27.35.27 (fruit types)</w:t>
       </w:r>
     </w:p>
     <w:p>
@@ -3129,7 +3136,7 @@
       </w:r>
       <w:r>
         <w:rPr/>
-        <w:t xml:space="preserve"> 27.3.33 (def.)</w:t>
+        <w:t xml:space="preserve"> 27.35.33 (def.)</w:t>
       </w:r>
     </w:p>
     <w:p>
@@ -3144,7 +3151,7 @@
       </w:r>
       <w:r>
         <w:rPr/>
-        <w:t xml:space="preserve"> 27.1.17 (def.), 27.1.13 (life cycle), 27.2.23 (embryo development)</w:t>
+        <w:t xml:space="preserve"> 27.34.17 (def.), 27.34.13 (life cycle), 27.35.23 (embryo development)</w:t>
       </w:r>
     </w:p>
     <w:p>
@@ -3159,7 +3166,7 @@
       </w:r>
       <w:r>
         <w:rPr/>
-        <w:t xml:space="preserve"> (peach) 27.3.30 (def.)</w:t>
+        <w:t xml:space="preserve"> (peach) 27.35.30 (def.)</w:t>
       </w:r>
     </w:p>
     <w:p>
@@ -3174,7 +3181,7 @@
       </w:r>
       <w:r>
         <w:rPr/>
-        <w:t xml:space="preserve"> 27.1.14 (def.), 27.1.5 (from megaspore)</w:t>
+        <w:t xml:space="preserve"> 27.34.14 (def.), 27.33.5 (from megaspore)</w:t>
       </w:r>
     </w:p>
     <w:p>
@@ -3204,7 +3211,7 @@
       </w:r>
       <w:r>
         <w:rPr/>
-        <w:t xml:space="preserve"> 27.1.17 (def.), 27.1.13 (life cycle), 27.2.25 (cotyledons absorb it)</w:t>
+        <w:t xml:space="preserve"> 27.34.17 (def.), 27.34.13 (life cycle), 27.35.25 (cotyledons absorb it)</w:t>
       </w:r>
     </w:p>
     <w:p>
@@ -3219,7 +3226,7 @@
       </w:r>
       <w:r>
         <w:rPr/>
-        <w:t xml:space="preserve"> 27.2.22 (def.), 27.2.26 (seeds), 27.3.35 (germination)</w:t>
+        <w:t xml:space="preserve"> 27.34.22 (def.), 27.35.26 (seeds), 27.35.35 (germination)</w:t>
       </w:r>
     </w:p>
     <w:p>
@@ -3249,7 +3256,7 @@
       </w:r>
       <w:r>
         <w:rPr/>
-        <w:t xml:space="preserve"> 27.3.28 (def.)</w:t>
+        <w:t xml:space="preserve"> 27.35.28 (def.)</w:t>
       </w:r>
     </w:p>
     <w:p>
@@ -3279,7 +3286,7 @@
       </w:r>
       <w:r>
         <w:rPr/>
-        <w:t xml:space="preserve"> 27.1.6 (def.), 27.1.10 (variations), 27.1.18 (pollinators)</w:t>
+        <w:t xml:space="preserve"> 27.33.6 (def.), 27.33.10 (variations), 27.34.18 (pollinators)</w:t>
       </w:r>
     </w:p>
     <w:p>
@@ -3294,7 +3301,7 @@
       </w:r>
       <w:r>
         <w:rPr/>
-        <w:t xml:space="preserve"> 27.1.16 (strong walls)</w:t>
+        <w:t xml:space="preserve"> 27.34.16 (strong walls)</w:t>
       </w:r>
     </w:p>
     <w:p>
@@ -3309,7 +3316,7 @@
       </w:r>
       <w:r>
         <w:rPr/>
-        <w:t xml:space="preserve"> 27.3.27 (def.), 27.1.5 (from ovary), 27.3.31 (dispersal)</w:t>
+        <w:t xml:space="preserve"> 27.35.27 (def.), 27.33.5 (from ovary), 27.35.31 (dispersal)</w:t>
       </w:r>
     </w:p>
     <w:p>
@@ -3339,7 +3346,7 @@
       </w:r>
       <w:r>
         <w:rPr/>
-        <w:t xml:space="preserve"> 27.1.12 (def.)</w:t>
+        <w:t xml:space="preserve"> 27.33.12 (def.)</w:t>
       </w:r>
     </w:p>
     <w:p>
@@ -3354,7 +3361,7 @@
       </w:r>
       <w:r>
         <w:rPr/>
-        <w:t xml:space="preserve"> 27.3.33 (def.), 27.1.17 (pollen grain)</w:t>
+        <w:t xml:space="preserve"> 27.35.33 (def.), 27.34.17 (pollen grain)</w:t>
       </w:r>
     </w:p>
     <w:p>
@@ -3369,7 +3376,7 @@
       </w:r>
       <w:r>
         <w:rPr/>
-        <w:t xml:space="preserve"> 27.3.33 (fleshy fruits)</w:t>
+        <w:t xml:space="preserve"> 27.35.33 (fleshy fruits)</w:t>
       </w:r>
     </w:p>
     <w:p>
@@ -3384,7 +3391,7 @@
       </w:r>
       <w:r>
         <w:rPr/>
-        <w:t xml:space="preserve"> 27.2.20 (def.), 27.2.24 (figure)</w:t>
+        <w:t xml:space="preserve"> 27.34.20 (def.), 27.35.24 (figure)</w:t>
       </w:r>
     </w:p>
     <w:p>
@@ -3414,7 +3421,7 @@
       </w:r>
       <w:r>
         <w:rPr/>
-        <w:t xml:space="preserve"> 27.1.16 (wind pollination), 27.3.29 (indehiscent)</w:t>
+        <w:t xml:space="preserve"> 27.34.16 (wind pollination), 27.35.29 (indehiscent)</w:t>
       </w:r>
     </w:p>
     <w:p>
@@ -3444,7 +3451,7 @@
       </w:r>
       <w:r>
         <w:rPr/>
-        <w:t xml:space="preserve"> 27.1.10 (dioecious)</w:t>
+        <w:t xml:space="preserve"> 27.33.10 (dioecious)</w:t>
       </w:r>
     </w:p>
     <w:p>
@@ -3459,7 +3466,7 @@
       </w:r>
       <w:r>
         <w:rPr/>
-        <w:t xml:space="preserve"> 27.1.19 (flower traits)</w:t>
+        <w:t xml:space="preserve"> 27.34.19 (flower traits)</w:t>
       </w:r>
     </w:p>
     <w:p>
@@ -3534,7 +3541,7 @@
       </w:r>
       <w:r>
         <w:rPr/>
-        <w:t xml:space="preserve"> 27.1.14 (ovule)</w:t>
+        <w:t xml:space="preserve"> 27.34.14 (ovule)</w:t>
       </w:r>
     </w:p>
     <w:p>
@@ -3549,7 +3556,7 @@
       </w:r>
       <w:r>
         <w:rPr/>
-        <w:t xml:space="preserve"> 27.1.11 (monoecious)</w:t>
+        <w:t xml:space="preserve"> 27.33.11 (monoecious)</w:t>
       </w:r>
     </w:p>
     <w:p>
@@ -3564,7 +3571,7 @@
       </w:r>
       <w:r>
         <w:rPr/>
-        <w:t xml:space="preserve"> 27.4.41 (tissue culture)</w:t>
+        <w:t xml:space="preserve"> 27.36.41 (tissue culture)</w:t>
       </w:r>
     </w:p>
     <w:p>
@@ -3579,7 +3586,7 @@
       </w:r>
       <w:r>
         <w:rPr/>
-        <w:t xml:space="preserve"> (pea) 27.3.30 (def.)</w:t>
+        <w:t xml:space="preserve"> (pea) 27.35.30 (def.)</w:t>
       </w:r>
     </w:p>
     <w:p>
@@ -3594,7 +3601,7 @@
       </w:r>
       <w:r>
         <w:rPr/>
-        <w:t xml:space="preserve"> 27.1.14 (def.), 27.1.5 (becomes embryo sac)</w:t>
+        <w:t xml:space="preserve"> 27.34.14 (def.), 27.33.5 (becomes embryo sac)</w:t>
       </w:r>
     </w:p>
     <w:p>
@@ -3624,7 +3631,7 @@
       </w:r>
       <w:r>
         <w:rPr/>
-        <w:t xml:space="preserve"> 27.1.17 (pollen tube entry)</w:t>
+        <w:t xml:space="preserve"> 27.34.17 (pollen tube entry)</w:t>
       </w:r>
     </w:p>
     <w:p>
@@ -3639,7 +3646,7 @@
       </w:r>
       <w:r>
         <w:rPr/>
-        <w:t xml:space="preserve"> 27.1.12 (def.), 27.1.5 (becomes pollen grain)</w:t>
+        <w:t xml:space="preserve"> 27.33.12 (def.), 27.33.5 (becomes pollen grain)</w:t>
       </w:r>
     </w:p>
     <w:p>
@@ -3654,7 +3661,7 @@
       </w:r>
       <w:r>
         <w:rPr/>
-        <w:t xml:space="preserve"> 27.1.6 (flower parts), 27.1.9 (daylily, azalea), 27.2.25 (seeds)</w:t>
+        <w:t xml:space="preserve"> 27.33.6 (flower parts), 27.33.9 (daylily, azalea), 27.35.25 (seeds)</w:t>
       </w:r>
     </w:p>
     <w:p>
@@ -3684,7 +3691,7 @@
       </w:r>
       <w:r>
         <w:rPr/>
-        <w:t xml:space="preserve"> (pineapple) 27.3.27 (def.), 27.3.30 (fruit types)</w:t>
+        <w:t xml:space="preserve"> (pineapple) 27.35.27 (def.), 27.35.30 (fruit types)</w:t>
       </w:r>
     </w:p>
     <w:p>
@@ -3699,7 +3706,7 @@
       </w:r>
       <w:r>
         <w:rPr/>
-        <w:t xml:space="preserve"> 27.1.18 (bees)</w:t>
+        <w:t xml:space="preserve"> 27.34.18 (bees)</w:t>
       </w:r>
     </w:p>
     <w:p>
@@ -3714,7 +3721,7 @@
       </w:r>
       <w:r>
         <w:rPr/>
-        <w:t xml:space="preserve"> 27.4.36 (new plants)</w:t>
+        <w:t xml:space="preserve"> 27.36.36 (new plants)</w:t>
       </w:r>
     </w:p>
     <w:p>
@@ -3729,7 +3736,7 @@
       </w:r>
       <w:r>
         <w:rPr/>
-        <w:t xml:space="preserve"> 27.4.40 (def.)</w:t>
+        <w:t xml:space="preserve"> 27.36.40 (def.)</w:t>
       </w:r>
     </w:p>
     <w:p>
@@ -3744,7 +3751,7 @@
       </w:r>
       <w:r>
         <w:rPr/>
-        <w:t xml:space="preserve"> 27.1.7 (def.), 27.1.14 (ovule parts), 27.3.27 (becomes fruit)</w:t>
+        <w:t xml:space="preserve"> 27.33.7 (def.), 27.34.14 (ovule parts), 27.35.27 (becomes fruit)</w:t>
       </w:r>
     </w:p>
     <w:p>
@@ -3774,7 +3781,7 @@
       </w:r>
       <w:r>
         <w:rPr/>
-        <w:t xml:space="preserve"> 27.3.31 (animal dispersal)</w:t>
+        <w:t xml:space="preserve"> 27.35.31 (animal dispersal)</w:t>
       </w:r>
     </w:p>
     <w:p>
@@ -3789,7 +3796,7 @@
       </w:r>
       <w:r>
         <w:rPr/>
-        <w:t xml:space="preserve"> 27.1.7 (def.), 27.3.27 (aggregate fruit)</w:t>
+        <w:t xml:space="preserve"> 27.33.7 (def.), 27.35.27 (aggregate fruit)</w:t>
       </w:r>
     </w:p>
     <w:p>
@@ -3804,7 +3811,7 @@
       </w:r>
       <w:r>
         <w:rPr/>
-        <w:t xml:space="preserve"> 27.1.10 (def.)</w:t>
+        <w:t xml:space="preserve"> 27.33.10 (def.)</w:t>
       </w:r>
     </w:p>
     <w:p>
@@ -3819,7 +3826,7 @@
       </w:r>
       <w:r>
         <w:rPr/>
-        <w:t xml:space="preserve"> 27.3.28 (def.)</w:t>
+        <w:t xml:space="preserve"> 27.35.28 (def.)</w:t>
       </w:r>
     </w:p>
     <w:p>
@@ -3834,7 +3841,7 @@
       </w:r>
       <w:r>
         <w:rPr/>
-        <w:t xml:space="preserve"> 27.1.7 (def.), 27.1.10 (complete flower)</w:t>
+        <w:t xml:space="preserve"> 27.33.7 (def.), 27.33.10 (complete flower)</w:t>
       </w:r>
     </w:p>
     <w:p>
@@ -3849,7 +3856,7 @@
       </w:r>
       <w:r>
         <w:rPr/>
-        <w:t xml:space="preserve"> 27.4.40 (def.)</w:t>
+        <w:t xml:space="preserve"> 27.36.40 (def.)</w:t>
       </w:r>
     </w:p>
     <w:p>
@@ -3864,7 +3871,7 @@
       </w:r>
       <w:r>
         <w:rPr/>
-        <w:t xml:space="preserve"> 27.2.26 (seed parts), 27.3.35 (germination)</w:t>
+        <w:t xml:space="preserve"> 27.35.26 (seed parts), 27.35.35 (germination)</w:t>
       </w:r>
     </w:p>
     <w:p>
@@ -3879,7 +3886,7 @@
       </w:r>
       <w:r>
         <w:rPr/>
-        <w:t xml:space="preserve"> 27.1.14 (def.), 27.1.17 (double fertilization)</w:t>
+        <w:t xml:space="preserve"> 27.34.14 (def.), 27.34.17 (double fertilization)</w:t>
       </w:r>
     </w:p>
     <w:p>
@@ -3894,7 +3901,7 @@
       </w:r>
       <w:r>
         <w:rPr/>
-        <w:t xml:space="preserve"> 27.1.12 (def.), 27.1.5 (from microspore), 27.1.17 (germinates)</w:t>
+        <w:t xml:space="preserve"> 27.33.12 (def.), 27.33.5 (from microspore), 27.34.17 (germinates)</w:t>
       </w:r>
     </w:p>
     <w:p>
@@ -3909,7 +3916,7 @@
       </w:r>
       <w:r>
         <w:rPr/>
-        <w:t xml:space="preserve"> 27.1.12 (microspore mother cells)</w:t>
+        <w:t xml:space="preserve"> 27.33.12 (microspore mother cells)</w:t>
       </w:r>
     </w:p>
     <w:p>
@@ -3924,7 +3931,7 @@
       </w:r>
       <w:r>
         <w:rPr/>
-        <w:t xml:space="preserve"> 27.1.17 (to the micropyle), 27.1.12 (from tube cell)</w:t>
+        <w:t xml:space="preserve"> 27.34.17 (to the micropyle), 27.33.12 (from tube cell)</w:t>
       </w:r>
     </w:p>
     <w:p>
@@ -3939,7 +3946,7 @@
       </w:r>
       <w:r>
         <w:rPr/>
-        <w:t xml:space="preserve"> 27.1.15 (def.), 27.1.6 (attract pollinators), 27.1.18 (animal pollinators)</w:t>
+        <w:t xml:space="preserve"> 27.34.15 (def.), 27.33.6 (attract pollinators), 27.34.18 (animal pollinators)</w:t>
       </w:r>
     </w:p>
     <w:p>
@@ -3969,7 +3976,7 @@
       </w:r>
       <w:r>
         <w:rPr/>
-        <w:t xml:space="preserve"> 27.2.20 (def.), 27.2.23 (proembryo stage)</w:t>
+        <w:t xml:space="preserve"> 27.34.20 (def.), 27.35.23 (proembryo stage)</w:t>
       </w:r>
     </w:p>
     <w:p>
@@ -4014,7 +4021,7 @@
       </w:r>
       <w:r>
         <w:rPr/>
-        <w:t xml:space="preserve"> 27.4.36 (def.)</w:t>
+        <w:t xml:space="preserve"> 27.36.36 (def.)</w:t>
       </w:r>
     </w:p>
     <w:p>
@@ -4029,7 +4036,7 @@
       </w:r>
       <w:r>
         <w:rPr/>
-        <w:t xml:space="preserve"> (maple) 27.3.30 (def.)</w:t>
+        <w:t xml:space="preserve"> (maple) 27.35.30 (def.)</w:t>
       </w:r>
     </w:p>
     <w:p>
@@ -4044,7 +4051,7 @@
       </w:r>
       <w:r>
         <w:rPr/>
-        <w:t xml:space="preserve"> 27.1.17 (def.), 27.1.4 (life cycle), 27.2.25 (monocot vs eudicot), 27.3.33 (germination)</w:t>
+        <w:t xml:space="preserve"> 27.34.17 (def.), 27.33.4 (life cycle), 27.35.25 (monocot vs eudicot), 27.35.33 (germination)</w:t>
       </w:r>
     </w:p>
     <w:p>
@@ -4059,7 +4066,7 @@
       </w:r>
       <w:r>
         <w:rPr/>
-        <w:t xml:space="preserve"> 27.1.17 (seed parts), 27.1.4 (life cycle)</w:t>
+        <w:t xml:space="preserve"> 27.34.17 (seed parts), 27.33.4 (life cycle)</w:t>
       </w:r>
     </w:p>
     <w:p>
@@ -4104,7 +4111,7 @@
       </w:r>
       <w:r>
         <w:rPr/>
-        <w:t xml:space="preserve"> 27.3.27 (def.)</w:t>
+        <w:t xml:space="preserve"> 27.35.27 (def.)</w:t>
       </w:r>
     </w:p>
     <w:p>
@@ -4119,7 +4126,7 @@
       </w:r>
       <w:r>
         <w:rPr/>
-        <w:t xml:space="preserve"> 27.1.3 (def.), 27.1.7 (ovules), 27.1.12 (pollen grain)</w:t>
+        <w:t xml:space="preserve"> 27.33.3 (def.), 27.33.7 (ovules), 27.33.12 (pollen grain)</w:t>
       </w:r>
     </w:p>
     <w:p>
@@ -4134,7 +4141,7 @@
       </w:r>
       <w:r>
         <w:rPr/>
-        <w:t xml:space="preserve"> 27.1.7 (def.), 27.1.10 (perfect, staminate)</w:t>
+        <w:t xml:space="preserve"> 27.33.7 (def.), 27.33.10 (perfect, staminate)</w:t>
       </w:r>
     </w:p>
     <w:p>
@@ -4149,7 +4156,7 @@
       </w:r>
       <w:r>
         <w:rPr/>
-        <w:t xml:space="preserve"> 27.1.10 (def.)</w:t>
+        <w:t xml:space="preserve"> 27.33.10 (def.)</w:t>
       </w:r>
     </w:p>
     <w:p>
@@ -4179,7 +4186,7 @@
       </w:r>
       <w:r>
         <w:rPr/>
-        <w:t xml:space="preserve"> 27.4.37 (stolons)</w:t>
+        <w:t xml:space="preserve"> 27.36.37 (stolons)</w:t>
       </w:r>
     </w:p>
     <w:p>
@@ -4209,7 +4216,7 @@
       </w:r>
       <w:r>
         <w:rPr/>
-        <w:t xml:space="preserve"> 27.1.14 (def.)</w:t>
+        <w:t xml:space="preserve"> 27.34.14 (def.)</w:t>
       </w:r>
     </w:p>
     <w:p>
@@ -4224,7 +4231,7 @@
       </w:r>
       <w:r>
         <w:rPr/>
-        <w:t xml:space="preserve"> 27.4.38 (def.), 27.4.41 (conservation)</w:t>
+        <w:t xml:space="preserve"> 27.36.38 (def.), 27.36.41 (conservation)</w:t>
       </w:r>
     </w:p>
     <w:p>
@@ -4269,7 +4276,7 @@
       </w:r>
       <w:r>
         <w:rPr/>
-        <w:t xml:space="preserve"> 27.4.38 (def.)</w:t>
+        <w:t xml:space="preserve"> 27.36.38 (def.)</w:t>
       </w:r>
     </w:p>
     <w:p>
@@ -4284,7 +4291,7 @@
       </w:r>
       <w:r>
         <w:rPr/>
-        <w:t xml:space="preserve"> 27.1.12 (def.)</w:t>
+        <w:t xml:space="preserve"> 27.33.12 (def.)</w:t>
       </w:r>
     </w:p>
     <w:p>
@@ -4299,7 +4306,7 @@
       </w:r>
       <w:r>
         <w:rPr/>
-        <w:t xml:space="preserve"> 27.4.36 (buds)</w:t>
+        <w:t xml:space="preserve"> 27.36.36 (buds)</w:t>
       </w:r>
     </w:p>
     <w:p>
@@ -4314,7 +4321,7 @@
       </w:r>
       <w:r>
         <w:rPr/>
-        <w:t xml:space="preserve"> 27.1.7 (flower parts)</w:t>
+        <w:t xml:space="preserve"> 27.33.7 (flower parts)</w:t>
       </w:r>
     </w:p>
     <w:p>
@@ -4329,7 +4336,7 @@
       </w:r>
       <w:r>
         <w:rPr/>
-        <w:t xml:space="preserve"> 27.1.16 (pollination), 27.3.31 (dispersal)</w:t>
+        <w:t xml:space="preserve"> 27.34.16 (pollination), 27.35.31 (dispersal)</w:t>
       </w:r>
     </w:p>
     <w:p>
@@ -4344,14 +4351,16 @@
       </w:r>
       <w:r>
         <w:rPr/>
-        <w:t xml:space="preserve"> 27.1.17 (def.), 27.1.3 (becomes sporophyte), 27.2.20 (proembryo)</w:t>
+        <w:t xml:space="preserve"> 27.34.17 (def.), 27.33.3 (becomes sporophyte), 27.34.20 (proembryo)</w:t>
       </w:r>
     </w:p>
     <w:sectPr>
       <w:type w:val="continuous"/>
       <w:pgSz w:w="12240" w:h="15840"/>
       <w:pgMar w:top="792" w:right="576" w:bottom="720" w:left="576" w:header="432" w:footer="360" w:gutter="0"/>
+      <w:pgNumType w:start="21"/>
       <w:cols w:space="288" w:num="2" w:sep="1"/>
+      <w:titlePg/>
       <w:docGrid w:linePitch="360"/>
     </w:sectPr>
   </w:body>
@@ -4375,7 +4384,33 @@
       <w:fldChar w:fldCharType="separate"/>
     </w:r>
     <w:r>
-      <w:t>1</w:t>
+      <w:t>21</w:t>
+    </w:r>
+    <w:r>
+      <w:fldChar w:fldCharType="end"/>
+    </w:r>
+  </w:p>
+</w:ftr>
+</file>
+
+<file path=word/footer2.xml><?xml version="1.0" encoding="utf-8"?>
+<w:ftr xmlns:m="http://schemas.openxmlformats.org/officeDocument/2006/math" xmlns:mc="http://schemas.openxmlformats.org/markup-compatibility/2006" xmlns:mo="http://schemas.microsoft.com/office/mac/office/2008/main" xmlns:mv="urn:schemas-microsoft-com:mac:vml" xmlns:o="urn:schemas-microsoft-com:office:office" xmlns:r="http://schemas.openxmlformats.org/officeDocument/2006/relationships" xmlns:v="urn:schemas-microsoft-com:vml" xmlns:w10="urn:schemas-microsoft-com:office:word" xmlns:w14="http://schemas.microsoft.com/office/word/2010/wordml" xmlns:w="http://schemas.openxmlformats.org/wordprocessingml/2006/main" xmlns:wne="http://schemas.microsoft.com/office/word/2006/wordml" xmlns:wp14="http://schemas.microsoft.com/office/word/2010/wordprocessingDrawing" xmlns:wp="http://schemas.openxmlformats.org/drawingml/2006/wordprocessingDrawing" xmlns:wpc="http://schemas.microsoft.com/office/word/2010/wordprocessingCanvas" xmlns:wpg="http://schemas.microsoft.com/office/word/2010/wordprocessingGroup" xmlns:wpi="http://schemas.microsoft.com/office/word/2010/wordprocessingInk" xmlns:wps="http://schemas.microsoft.com/office/word/2010/wordprocessingShape" mc:Ignorable="w14 wp14">
+  <w:p>
+    <w:pPr>
+      <w:pStyle w:val="Footer"/>
+      <w:jc w:val="center"/>
+    </w:pPr>
+    <w:r>
+      <w:fldChar w:fldCharType="begin"/>
+    </w:r>
+    <w:r>
+      <w:instrText xml:space="preserve"> PAGE </w:instrText>
+    </w:r>
+    <w:r>
+      <w:fldChar w:fldCharType="separate"/>
+    </w:r>
+    <w:r>
+      <w:t>21</w:t>
     </w:r>
     <w:r>
       <w:fldChar w:fldCharType="end"/>
@@ -4475,6 +4510,16 @@
 </w:hdr>
 </file>
 
+<file path=word/header2.xml><?xml version="1.0" encoding="utf-8"?>
+<w:hdr xmlns:m="http://schemas.openxmlformats.org/officeDocument/2006/math" xmlns:mc="http://schemas.openxmlformats.org/markup-compatibility/2006" xmlns:mo="http://schemas.microsoft.com/office/mac/office/2008/main" xmlns:mv="urn:schemas-microsoft-com:mac:vml" xmlns:o="urn:schemas-microsoft-com:office:office" xmlns:r="http://schemas.openxmlformats.org/officeDocument/2006/relationships" xmlns:v="urn:schemas-microsoft-com:vml" xmlns:w10="urn:schemas-microsoft-com:office:word" xmlns:w14="http://schemas.microsoft.com/office/word/2010/wordml" xmlns:w="http://schemas.openxmlformats.org/wordprocessingml/2006/main" xmlns:wne="http://schemas.microsoft.com/office/word/2006/wordml" xmlns:wp14="http://schemas.microsoft.com/office/word/2010/wordprocessingDrawing" xmlns:wp="http://schemas.openxmlformats.org/drawingml/2006/wordprocessingDrawing" xmlns:wpc="http://schemas.microsoft.com/office/word/2010/wordprocessingCanvas" xmlns:wpg="http://schemas.microsoft.com/office/word/2010/wordprocessingGroup" xmlns:wpi="http://schemas.microsoft.com/office/word/2010/wordprocessingInk" xmlns:wps="http://schemas.microsoft.com/office/word/2010/wordprocessingShape" mc:Ignorable="w14 wp14">
+  <w:p>
+    <w:pPr>
+      <w:pStyle w:val="Header"/>
+    </w:pPr>
+  </w:p>
+</w:hdr>
+</file>
+
 <file path=word/numbering.xml><?xml version="1.0" encoding="utf-8"?>
 <w:numbering xmlns:wpc="http://schemas.microsoft.com/office/word/2010/wordprocessingCanvas" xmlns:mo="http://schemas.microsoft.com/office/mac/office/2008/main" xmlns:mc="http://schemas.openxmlformats.org/markup-compatibility/2006" xmlns:mv="urn:schemas-microsoft-com:mac:vml" xmlns:o="urn:schemas-microsoft-com:office:office" xmlns:r="http://schemas.openxmlformats.org/officeDocument/2006/relationships" xmlns:m="http://schemas.openxmlformats.org/officeDocument/2006/math" xmlns:v="urn:schemas-microsoft-com:vml" xmlns:wp14="http://schemas.microsoft.com/office/word/2010/wordprocessingDrawing" xmlns:wp="http://schemas.openxmlformats.org/drawingml/2006/wordprocessingDrawing" xmlns:w10="urn:schemas-microsoft-com:office:word" xmlns:w="http://schemas.openxmlformats.org/wordprocessingml/2006/main" xmlns:w14="http://schemas.microsoft.com/office/word/2010/wordml" xmlns:wpg="http://schemas.microsoft.com/office/word/2010/wordprocessingGroup" xmlns:wpi="http://schemas.microsoft.com/office/word/2010/wordprocessingInk" xmlns:wne="http://schemas.microsoft.com/office/word/2006/wordml" xmlns:wps="http://schemas.microsoft.com/office/word/2010/wordprocessingShape" mc:Ignorable="w14 wp14">
   <w:abstractNum w:abstractNumId="0">
@@ -4658,7 +4703,7 @@
         <w:ind w:left="172" w:hanging="172"/>
       </w:pPr>
       <w:rPr>
-        <w:rFonts w:ascii="Arial Narrow" w:hAnsi="Arial Narrow" w:cs="Arial Narrow"/>
+        <w:rFonts w:ascii="Handwriting Final" w:hAnsi="Handwriting Final" w:cs="Handwriting Final"/>
       </w:rPr>
     </w:lvl>
     <w:lvl w:ilvl="1">
@@ -4670,7 +4715,7 @@
         <w:ind w:left="356" w:hanging="172"/>
       </w:pPr>
       <w:rPr>
-        <w:rFonts w:ascii="Arial Narrow" w:hAnsi="Arial Narrow" w:cs="Arial Narrow"/>
+        <w:rFonts w:ascii="Handwriting Final" w:hAnsi="Handwriting Final" w:cs="Handwriting Final"/>
       </w:rPr>
     </w:lvl>
     <w:lvl w:ilvl="2">
@@ -4682,7 +4727,7 @@
         <w:ind w:left="540" w:hanging="172"/>
       </w:pPr>
       <w:rPr>
-        <w:rFonts w:ascii="Arial Narrow" w:hAnsi="Arial Narrow" w:cs="Arial Narrow"/>
+        <w:rFonts w:ascii="Handwriting Final" w:hAnsi="Handwriting Final" w:cs="Handwriting Final"/>
       </w:rPr>
     </w:lvl>
     <w:lvl w:ilvl="3">
@@ -4694,7 +4739,7 @@
         <w:ind w:left="724" w:hanging="172"/>
       </w:pPr>
       <w:rPr>
-        <w:rFonts w:ascii="Arial Narrow" w:hAnsi="Arial Narrow" w:cs="Arial Narrow"/>
+        <w:rFonts w:ascii="Handwriting Final" w:hAnsi="Handwriting Final" w:cs="Handwriting Final"/>
       </w:rPr>
     </w:lvl>
     <w:lvl w:ilvl="4">
@@ -4706,7 +4751,7 @@
         <w:ind w:left="908" w:hanging="172"/>
       </w:pPr>
       <w:rPr>
-        <w:rFonts w:ascii="Arial Narrow" w:hAnsi="Arial Narrow" w:cs="Arial Narrow"/>
+        <w:rFonts w:ascii="Handwriting Final" w:hAnsi="Handwriting Final" w:cs="Handwriting Final"/>
       </w:rPr>
     </w:lvl>
     <w:lvl w:ilvl="5">
@@ -4718,7 +4763,7 @@
         <w:ind w:left="1092" w:hanging="172"/>
       </w:pPr>
       <w:rPr>
-        <w:rFonts w:ascii="Arial Narrow" w:hAnsi="Arial Narrow" w:cs="Arial Narrow"/>
+        <w:rFonts w:ascii="Handwriting Final" w:hAnsi="Handwriting Final" w:cs="Handwriting Final"/>
       </w:rPr>
     </w:lvl>
     <w:lvl w:ilvl="6">
@@ -4730,7 +4775,7 @@
         <w:ind w:left="1276" w:hanging="172"/>
       </w:pPr>
       <w:rPr>
-        <w:rFonts w:ascii="Arial Narrow" w:hAnsi="Arial Narrow" w:cs="Arial Narrow"/>
+        <w:rFonts w:ascii="Handwriting Final" w:hAnsi="Handwriting Final" w:cs="Handwriting Final"/>
       </w:rPr>
     </w:lvl>
     <w:lvl w:ilvl="7">
@@ -4742,7 +4787,7 @@
         <w:ind w:left="1460" w:hanging="172"/>
       </w:pPr>
       <w:rPr>
-        <w:rFonts w:ascii="Arial Narrow" w:hAnsi="Arial Narrow" w:cs="Arial Narrow"/>
+        <w:rFonts w:ascii="Handwriting Final" w:hAnsi="Handwriting Final" w:cs="Handwriting Final"/>
       </w:rPr>
     </w:lvl>
     <w:lvl w:ilvl="8">
@@ -4754,7 +4799,7 @@
         <w:ind w:left="1644" w:hanging="172"/>
       </w:pPr>
       <w:rPr>
-        <w:rFonts w:ascii="Arial Narrow" w:hAnsi="Arial Narrow" w:cs="Arial Narrow"/>
+        <w:rFonts w:ascii="Handwriting Final" w:hAnsi="Handwriting Final" w:cs="Handwriting Final"/>
       </w:rPr>
     </w:lvl>
   </w:abstractNum>
@@ -4955,7 +5000,7 @@
       <w:spacing w:after="0" w:before="0" w:line="240" w:lineRule="auto"/>
     </w:pPr>
     <w:rPr>
-      <w:rFonts w:ascii="Arial Narrow" w:hAnsi="Arial Narrow" w:eastAsia="Arial Narrow"/>
+      <w:rFonts w:ascii="Handwriting Final" w:hAnsi="Handwriting Final" w:eastAsia="Handwriting Final"/>
       <w:sz w:val="23"/>
     </w:rPr>
   </w:style>
